--- a/interview/microservice/micro_service_ques.docx
+++ b/interview/microservice/micro_service_ques.docx
@@ -515,6 +515,7 @@
               </w:rPr>
               <w:t xml:space="preserve">, </w:t>
             </w:r>
+            <w:proofErr w:type="spellStart"/>
             <w:r>
               <w:rPr>
                 <w:rFonts w:ascii="Aptos Narrow" w:eastAsia="Times New Roman" w:hAnsi="Aptos Narrow" w:cs="Times New Roman"/>
@@ -526,6 +527,7 @@
               </w:rPr>
               <w:t>gRPC</w:t>
             </w:r>
+            <w:proofErr w:type="spellEnd"/>
             <w:r>
               <w:rPr>
                 <w:rFonts w:ascii="Aptos Narrow" w:eastAsia="Times New Roman" w:hAnsi="Aptos Narrow" w:cs="Times New Roman"/>
@@ -659,8 +661,21 @@
                 <w:kern w:val="0"/>
                 <w14:ligatures w14:val="none"/>
               </w:rPr>
-              <w:t>not crash</w:t>
-            </w:r>
+              <w:t xml:space="preserve">not </w:t>
+            </w:r>
+            <w:proofErr w:type="gramStart"/>
+            <w:r>
+              <w:rPr>
+                <w:rFonts w:ascii="Aptos Narrow" w:eastAsia="Times New Roman" w:hAnsi="Aptos Narrow" w:cs="Times New Roman"/>
+                <w:b/>
+                <w:bCs/>
+                <w:color w:val="000000"/>
+                <w:kern w:val="0"/>
+                <w14:ligatures w14:val="none"/>
+              </w:rPr>
+              <w:t>crash</w:t>
+            </w:r>
+            <w:proofErr w:type="gramEnd"/>
             <w:r>
               <w:rPr>
                 <w:rFonts w:ascii="Aptos Narrow" w:eastAsia="Times New Roman" w:hAnsi="Aptos Narrow" w:cs="Times New Roman"/>
@@ -1459,7 +1474,27 @@
                 <w:kern w:val="0"/>
                 <w14:ligatures w14:val="none"/>
               </w:rPr>
-              <w:t>Managing the CI/CD pipelines, containers, or Kubernetes for each service adds overhead.</w:t>
+              <w:t xml:space="preserve">Managing the CI/CD pipelines, containers, or Kubernetes for each service </w:t>
+            </w:r>
+            <w:proofErr w:type="gramStart"/>
+            <w:r>
+              <w:rPr>
+                <w:rFonts w:ascii="Aptos Narrow" w:eastAsia="Times New Roman" w:hAnsi="Aptos Narrow" w:cs="Times New Roman"/>
+                <w:color w:val="000000"/>
+                <w:kern w:val="0"/>
+                <w14:ligatures w14:val="none"/>
+              </w:rPr>
+              <w:t>adds</w:t>
+            </w:r>
+            <w:proofErr w:type="gramEnd"/>
+            <w:r>
+              <w:rPr>
+                <w:rFonts w:ascii="Aptos Narrow" w:eastAsia="Times New Roman" w:hAnsi="Aptos Narrow" w:cs="Times New Roman"/>
+                <w:color w:val="000000"/>
+                <w:kern w:val="0"/>
+                <w14:ligatures w14:val="none"/>
+              </w:rPr>
+              <w:t xml:space="preserve"> overhead.</w:t>
             </w:r>
           </w:p>
         </w:tc>
@@ -1906,7 +1941,31 @@
                 <w:kern w:val="0"/>
                 <w14:ligatures w14:val="none"/>
               </w:rPr>
-              <w:t>DevOps, containerization, monitoring, networking,  resilience patterns</w:t>
+              <w:t xml:space="preserve">DevOps, containerization, monitoring, </w:t>
+            </w:r>
+            <w:proofErr w:type="gramStart"/>
+            <w:r>
+              <w:rPr>
+                <w:rFonts w:ascii="Aptos Narrow" w:eastAsia="Times New Roman" w:hAnsi="Aptos Narrow" w:cs="Times New Roman"/>
+                <w:b/>
+                <w:bCs/>
+                <w:color w:val="000000"/>
+                <w:kern w:val="0"/>
+                <w14:ligatures w14:val="none"/>
+              </w:rPr>
+              <w:t>networking,  resilience</w:t>
+            </w:r>
+            <w:proofErr w:type="gramEnd"/>
+            <w:r>
+              <w:rPr>
+                <w:rFonts w:ascii="Aptos Narrow" w:eastAsia="Times New Roman" w:hAnsi="Aptos Narrow" w:cs="Times New Roman"/>
+                <w:b/>
+                <w:bCs/>
+                <w:color w:val="000000"/>
+                <w:kern w:val="0"/>
+                <w14:ligatures w14:val="none"/>
+              </w:rPr>
+              <w:t xml:space="preserve"> patterns</w:t>
             </w:r>
             <w:r>
               <w:rPr>
@@ -3198,7 +3257,27 @@
                 <w:kern w:val="0"/>
                 <w14:ligatures w14:val="none"/>
               </w:rPr>
-              <w:t>Slightly slower due to inter-service communication (e.g., REST, gRPC)</w:t>
+              <w:t xml:space="preserve">Slightly slower due to inter-service communication (e.g., REST, </w:t>
+            </w:r>
+            <w:proofErr w:type="spellStart"/>
+            <w:r>
+              <w:rPr>
+                <w:rFonts w:ascii="Aptos Narrow" w:eastAsia="Times New Roman" w:hAnsi="Aptos Narrow" w:cs="Times New Roman"/>
+                <w:color w:val="000000"/>
+                <w:kern w:val="0"/>
+                <w14:ligatures w14:val="none"/>
+              </w:rPr>
+              <w:t>gRPC</w:t>
+            </w:r>
+            <w:proofErr w:type="spellEnd"/>
+            <w:r>
+              <w:rPr>
+                <w:rFonts w:ascii="Aptos Narrow" w:eastAsia="Times New Roman" w:hAnsi="Aptos Narrow" w:cs="Times New Roman"/>
+                <w:color w:val="000000"/>
+                <w:kern w:val="0"/>
+                <w14:ligatures w14:val="none"/>
+              </w:rPr>
+              <w:t>)</w:t>
             </w:r>
           </w:p>
         </w:tc>
@@ -3804,7 +3883,27 @@
                 <w:kern w:val="0"/>
                 <w14:ligatures w14:val="none"/>
               </w:rPr>
-              <w:t>More HTTP/gRPC calls mean increased latency and potential for message failure.</w:t>
+              <w:t>More HTTP/</w:t>
+            </w:r>
+            <w:proofErr w:type="spellStart"/>
+            <w:r>
+              <w:rPr>
+                <w:rFonts w:ascii="Aptos Narrow" w:eastAsia="Times New Roman" w:hAnsi="Aptos Narrow" w:cs="Times New Roman"/>
+                <w:color w:val="000000"/>
+                <w:kern w:val="0"/>
+                <w14:ligatures w14:val="none"/>
+              </w:rPr>
+              <w:t>gRPC</w:t>
+            </w:r>
+            <w:proofErr w:type="spellEnd"/>
+            <w:r>
+              <w:rPr>
+                <w:rFonts w:ascii="Aptos Narrow" w:eastAsia="Times New Roman" w:hAnsi="Aptos Narrow" w:cs="Times New Roman"/>
+                <w:color w:val="000000"/>
+                <w:kern w:val="0"/>
+                <w14:ligatures w14:val="none"/>
+              </w:rPr>
+              <w:t xml:space="preserve"> calls mean increased latency and potential for message failure.</w:t>
             </w:r>
           </w:p>
         </w:tc>
@@ -4029,7 +4128,27 @@
                 <w:kern w:val="0"/>
                 <w14:ligatures w14:val="none"/>
               </w:rPr>
-              <w:t>Ensuring proper data separation and handling joins/reports becomes challenging.</w:t>
+              <w:t xml:space="preserve">Ensuring proper data separation and handling </w:t>
+            </w:r>
+            <w:proofErr w:type="gramStart"/>
+            <w:r>
+              <w:rPr>
+                <w:rFonts w:ascii="Aptos Narrow" w:eastAsia="Times New Roman" w:hAnsi="Aptos Narrow" w:cs="Times New Roman"/>
+                <w:color w:val="000000"/>
+                <w:kern w:val="0"/>
+                <w14:ligatures w14:val="none"/>
+              </w:rPr>
+              <w:t>joins</w:t>
+            </w:r>
+            <w:proofErr w:type="gramEnd"/>
+            <w:r>
+              <w:rPr>
+                <w:rFonts w:ascii="Aptos Narrow" w:eastAsia="Times New Roman" w:hAnsi="Aptos Narrow" w:cs="Times New Roman"/>
+                <w:color w:val="000000"/>
+                <w:kern w:val="0"/>
+                <w14:ligatures w14:val="none"/>
+              </w:rPr>
+              <w:t>/reports becomes challenging.</w:t>
             </w:r>
           </w:p>
         </w:tc>
@@ -4422,7 +4541,31 @@
                 <w:szCs w:val="24"/>
                 <w14:ligatures w14:val="none"/>
               </w:rPr>
-              <w:t>Microservices uses </w:t>
+              <w:t xml:space="preserve">Microservices </w:t>
+            </w:r>
+            <w:proofErr w:type="gramStart"/>
+            <w:r>
+              <w:rPr>
+                <w:rFonts w:ascii="Segoe UI" w:eastAsia="Times New Roman" w:hAnsi="Segoe UI" w:cs="Segoe UI"/>
+                <w:color w:val="333333"/>
+                <w:kern w:val="0"/>
+                <w:sz w:val="24"/>
+                <w:szCs w:val="24"/>
+                <w14:ligatures w14:val="none"/>
+              </w:rPr>
+              <w:t>uses</w:t>
+            </w:r>
+            <w:proofErr w:type="gramEnd"/>
+            <w:r>
+              <w:rPr>
+                <w:rFonts w:ascii="Segoe UI" w:eastAsia="Times New Roman" w:hAnsi="Segoe UI" w:cs="Segoe UI"/>
+                <w:color w:val="333333"/>
+                <w:kern w:val="0"/>
+                <w:sz w:val="24"/>
+                <w:szCs w:val="24"/>
+                <w14:ligatures w14:val="none"/>
+              </w:rPr>
+              <w:t> </w:t>
             </w:r>
             <w:r>
               <w:rPr>
@@ -4448,6 +4591,7 @@
               </w:rPr>
               <w:t> such as </w:t>
             </w:r>
+            <w:proofErr w:type="gramStart"/>
             <w:r>
               <w:rPr>
                 <w:rFonts w:ascii="Segoe UI" w:eastAsia="Times New Roman" w:hAnsi="Segoe UI" w:cs="Segoe UI"/>
@@ -4470,7 +4614,19 @@
                 <w:szCs w:val="24"/>
                 <w14:ligatures w14:val="none"/>
               </w:rPr>
-              <w:t>, and </w:t>
+              <w:t>, and</w:t>
+            </w:r>
+            <w:proofErr w:type="gramEnd"/>
+            <w:r>
+              <w:rPr>
+                <w:rFonts w:ascii="Segoe UI" w:eastAsia="Times New Roman" w:hAnsi="Segoe UI" w:cs="Segoe UI"/>
+                <w:color w:val="333333"/>
+                <w:kern w:val="0"/>
+                <w:sz w:val="24"/>
+                <w:szCs w:val="24"/>
+                <w14:ligatures w14:val="none"/>
+              </w:rPr>
+              <w:t> </w:t>
             </w:r>
             <w:r>
               <w:rPr>
@@ -5092,7 +5248,31 @@
                 <w:szCs w:val="24"/>
                 <w14:ligatures w14:val="none"/>
               </w:rPr>
-              <w:t>Each microservice have an </w:t>
+              <w:t xml:space="preserve">Each microservice </w:t>
+            </w:r>
+            <w:proofErr w:type="gramStart"/>
+            <w:r>
+              <w:rPr>
+                <w:rFonts w:ascii="Segoe UI" w:eastAsia="Times New Roman" w:hAnsi="Segoe UI" w:cs="Segoe UI"/>
+                <w:color w:val="333333"/>
+                <w:kern w:val="0"/>
+                <w:sz w:val="24"/>
+                <w:szCs w:val="24"/>
+                <w14:ligatures w14:val="none"/>
+              </w:rPr>
+              <w:t>have</w:t>
+            </w:r>
+            <w:proofErr w:type="gramEnd"/>
+            <w:r>
+              <w:rPr>
+                <w:rFonts w:ascii="Segoe UI" w:eastAsia="Times New Roman" w:hAnsi="Segoe UI" w:cs="Segoe UI"/>
+                <w:color w:val="333333"/>
+                <w:kern w:val="0"/>
+                <w:sz w:val="24"/>
+                <w:szCs w:val="24"/>
+                <w14:ligatures w14:val="none"/>
+              </w:rPr>
+              <w:t xml:space="preserve"> an </w:t>
             </w:r>
             <w:r>
               <w:rPr>
@@ -5247,6 +5427,7 @@
               </w:rPr>
               <w:t xml:space="preserve"> relational </w:t>
             </w:r>
+            <w:proofErr w:type="gramStart"/>
             <w:r>
               <w:rPr>
                 <w:rFonts w:ascii="Segoe UI" w:eastAsia="Times New Roman" w:hAnsi="Segoe UI" w:cs="Segoe UI"/>
@@ -5278,7 +5459,19 @@
                 <w:szCs w:val="24"/>
                 <w14:ligatures w14:val="none"/>
               </w:rPr>
-              <w:t>(NoSQL, RDBMS)</w:t>
+              <w:t>(</w:t>
+            </w:r>
+            <w:proofErr w:type="gramEnd"/>
+            <w:r>
+              <w:rPr>
+                <w:rFonts w:ascii="Segoe UI" w:eastAsia="Times New Roman" w:hAnsi="Segoe UI" w:cs="Segoe UI"/>
+                <w:color w:val="333333"/>
+                <w:kern w:val="0"/>
+                <w:sz w:val="24"/>
+                <w:szCs w:val="24"/>
+                <w14:ligatures w14:val="none"/>
+              </w:rPr>
+              <w:t>NoSQL, RDBMS)</w:t>
             </w:r>
           </w:p>
         </w:tc>
@@ -5636,6 +5829,7 @@
           <w:szCs w:val="32"/>
         </w:rPr>
       </w:pPr>
+      <w:proofErr w:type="gramStart"/>
       <w:r>
         <w:rPr>
           <w:b/>
@@ -5645,20 +5839,37 @@
         </w:rPr>
         <w:t>Microservices Monitoring</w:t>
       </w:r>
-    </w:p>
-    <w:p>
-      <w:pPr>
-        <w:rPr>
-          <w:sz w:val="24"/>
-          <w:szCs w:val="24"/>
-        </w:rPr>
-      </w:pPr>
-      <w:r>
-        <w:rPr>
-          <w:sz w:val="24"/>
-          <w:szCs w:val="24"/>
-        </w:rPr>
-        <w:t>Monitoring is the control system of the microservices. There are </w:t>
+      <w:proofErr w:type="gramEnd"/>
+    </w:p>
+    <w:p>
+      <w:pPr>
+        <w:rPr>
+          <w:sz w:val="24"/>
+          <w:szCs w:val="24"/>
+        </w:rPr>
+      </w:pPr>
+      <w:r>
+        <w:rPr>
+          <w:sz w:val="24"/>
+          <w:szCs w:val="24"/>
+        </w:rPr>
+        <w:t xml:space="preserve">Monitoring is the control system of </w:t>
+      </w:r>
+      <w:proofErr w:type="gramStart"/>
+      <w:r>
+        <w:rPr>
+          <w:sz w:val="24"/>
+          <w:szCs w:val="24"/>
+        </w:rPr>
+        <w:t>the microservices</w:t>
+      </w:r>
+      <w:proofErr w:type="gramEnd"/>
+      <w:r>
+        <w:rPr>
+          <w:sz w:val="24"/>
+          <w:szCs w:val="24"/>
+        </w:rPr>
+        <w:t>. There are </w:t>
       </w:r>
       <w:r>
         <w:rPr>
@@ -5938,20 +6149,38 @@
           <w:sz w:val="32"/>
           <w:szCs w:val="32"/>
         </w:rPr>
-        <w:t>Create the Eureka Server</w:t>
+        <w:t xml:space="preserve">Create the Eureka </w:t>
+      </w:r>
+      <w:proofErr w:type="gramStart"/>
+      <w:r>
+        <w:rPr>
+          <w:b/>
+          <w:bCs/>
+          <w:sz w:val="32"/>
+          <w:szCs w:val="32"/>
+        </w:rPr>
+        <w:t>Server</w:t>
       </w:r>
       <w:r>
         <w:rPr>
           <w:sz w:val="28"/>
           <w:szCs w:val="28"/>
         </w:rPr>
-        <w:t>(default port:8761)</w:t>
-      </w:r>
+        <w:t>(</w:t>
+      </w:r>
+      <w:proofErr w:type="gramEnd"/>
       <w:r>
         <w:rPr>
           <w:sz w:val="28"/>
           <w:szCs w:val="28"/>
         </w:rPr>
+        <w:t>default port:8761)</w:t>
+      </w:r>
+      <w:r>
+        <w:rPr>
+          <w:sz w:val="28"/>
+          <w:szCs w:val="28"/>
+        </w:rPr>
         <w:t>:</w:t>
       </w:r>
       <w:r>
@@ -5989,7 +6218,23 @@
           <w:sz w:val="24"/>
           <w:szCs w:val="24"/>
         </w:rPr>
-        <w:t>spring-cloud-starter-netflix-eureka-</w:t>
+        <w:t>spring-cloud-starter-</w:t>
+      </w:r>
+      <w:proofErr w:type="spellStart"/>
+      <w:r>
+        <w:rPr>
+          <w:sz w:val="24"/>
+          <w:szCs w:val="24"/>
+        </w:rPr>
+        <w:t>netflix</w:t>
+      </w:r>
+      <w:proofErr w:type="spellEnd"/>
+      <w:r>
+        <w:rPr>
+          <w:sz w:val="24"/>
+          <w:szCs w:val="24"/>
+        </w:rPr>
+        <w:t>-eureka-</w:t>
       </w:r>
       <w:r>
         <w:rPr>
@@ -6053,8 +6298,18 @@
         </w:rPr>
         <w:t xml:space="preserve">Properties: </w:t>
       </w:r>
-      <w:r>
-        <w:t>eureka.client.register-with-eureka=false</w:t>
+      <w:proofErr w:type="spellStart"/>
+      <w:proofErr w:type="gramStart"/>
+      <w:r>
+        <w:t>eureka.client</w:t>
+      </w:r>
+      <w:proofErr w:type="gramEnd"/>
+      <w:r>
+        <w:t>.register</w:t>
+      </w:r>
+      <w:proofErr w:type="spellEnd"/>
+      <w:r>
+        <w:t>-with-eureka=false</w:t>
       </w:r>
       <w:r>
         <w:t>,</w:t>
@@ -6062,12 +6317,30 @@
       <w:r>
         <w:tab/>
       </w:r>
-      <w:r>
-        <w:rPr>
-          <w:sz w:val="24"/>
-          <w:szCs w:val="24"/>
-        </w:rPr>
-        <w:t>eureka.client.fetch-registry=fals</w:t>
+      <w:proofErr w:type="spellStart"/>
+      <w:proofErr w:type="gramStart"/>
+      <w:r>
+        <w:rPr>
+          <w:sz w:val="24"/>
+          <w:szCs w:val="24"/>
+        </w:rPr>
+        <w:t>eureka.client</w:t>
+      </w:r>
+      <w:proofErr w:type="gramEnd"/>
+      <w:r>
+        <w:rPr>
+          <w:sz w:val="24"/>
+          <w:szCs w:val="24"/>
+        </w:rPr>
+        <w:t>.fetch</w:t>
+      </w:r>
+      <w:proofErr w:type="spellEnd"/>
+      <w:r>
+        <w:rPr>
+          <w:sz w:val="24"/>
+          <w:szCs w:val="24"/>
+        </w:rPr>
+        <w:t>-registry=fals</w:t>
       </w:r>
       <w:r>
         <w:rPr>
@@ -6139,7 +6412,23 @@
           <w:sz w:val="24"/>
           <w:szCs w:val="24"/>
         </w:rPr>
-        <w:t>spring-cloud-starter-netflix-eureka-client</w:t>
+        <w:t>spring-cloud-starter-</w:t>
+      </w:r>
+      <w:proofErr w:type="spellStart"/>
+      <w:r>
+        <w:rPr>
+          <w:sz w:val="24"/>
+          <w:szCs w:val="24"/>
+        </w:rPr>
+        <w:t>netflix</w:t>
+      </w:r>
+      <w:proofErr w:type="spellEnd"/>
+      <w:r>
+        <w:rPr>
+          <w:sz w:val="24"/>
+          <w:szCs w:val="24"/>
+        </w:rPr>
+        <w:t>-eureka-client</w:t>
       </w:r>
     </w:p>
     <w:p>
@@ -6188,12 +6477,30 @@
         </w:rPr>
         <w:t xml:space="preserve">Properties: </w:t>
       </w:r>
-      <w:r>
-        <w:rPr>
-          <w:b/>
-          <w:bCs/>
-        </w:rPr>
-        <w:t>eureka.client.register-with-eureka=true,</w:t>
+      <w:proofErr w:type="spellStart"/>
+      <w:proofErr w:type="gramStart"/>
+      <w:r>
+        <w:rPr>
+          <w:b/>
+          <w:bCs/>
+        </w:rPr>
+        <w:t>eureka.client</w:t>
+      </w:r>
+      <w:proofErr w:type="gramEnd"/>
+      <w:r>
+        <w:rPr>
+          <w:b/>
+          <w:bCs/>
+        </w:rPr>
+        <w:t>.register</w:t>
+      </w:r>
+      <w:proofErr w:type="spellEnd"/>
+      <w:r>
+        <w:rPr>
+          <w:b/>
+          <w:bCs/>
+        </w:rPr>
+        <w:t>-with-eureka=true,</w:t>
       </w:r>
       <w:r>
         <w:rPr>
@@ -6202,14 +6509,36 @@
         </w:rPr>
         <w:tab/>
       </w:r>
-      <w:r>
-        <w:rPr>
-          <w:b/>
-          <w:bCs/>
-          <w:sz w:val="24"/>
-          <w:szCs w:val="24"/>
-        </w:rPr>
-        <w:t>eureka.client.fetch-registry=true</w:t>
+      <w:proofErr w:type="spellStart"/>
+      <w:proofErr w:type="gramStart"/>
+      <w:r>
+        <w:rPr>
+          <w:b/>
+          <w:bCs/>
+          <w:sz w:val="24"/>
+          <w:szCs w:val="24"/>
+        </w:rPr>
+        <w:t>eureka.client</w:t>
+      </w:r>
+      <w:proofErr w:type="gramEnd"/>
+      <w:r>
+        <w:rPr>
+          <w:b/>
+          <w:bCs/>
+          <w:sz w:val="24"/>
+          <w:szCs w:val="24"/>
+        </w:rPr>
+        <w:t>.fetch</w:t>
+      </w:r>
+      <w:proofErr w:type="spellEnd"/>
+      <w:r>
+        <w:rPr>
+          <w:b/>
+          <w:bCs/>
+          <w:sz w:val="24"/>
+          <w:szCs w:val="24"/>
+        </w:rPr>
+        <w:t>-registry=true</w:t>
       </w:r>
     </w:p>
     <w:p>
@@ -6281,6 +6610,7 @@
         </w:rPr>
         <w:t xml:space="preserve"> where microservices </w:t>
       </w:r>
+      <w:proofErr w:type="gramStart"/>
       <w:r>
         <w:rPr>
           <w:b/>
@@ -6290,6 +6620,7 @@
         </w:rPr>
         <w:t>register themselves</w:t>
       </w:r>
+      <w:proofErr w:type="gramEnd"/>
       <w:r>
         <w:rPr>
           <w:b/>
@@ -6889,12 +7220,21 @@
           <w:szCs w:val="24"/>
         </w:rPr>
       </w:pPr>
-      <w:r>
-        <w:rPr>
-          <w:sz w:val="24"/>
-          <w:szCs w:val="24"/>
-        </w:rPr>
-        <w:t>Calling the selected instance directly.</w:t>
+      <w:proofErr w:type="gramStart"/>
+      <w:r>
+        <w:rPr>
+          <w:sz w:val="24"/>
+          <w:szCs w:val="24"/>
+        </w:rPr>
+        <w:t>Calling</w:t>
+      </w:r>
+      <w:proofErr w:type="gramEnd"/>
+      <w:r>
+        <w:rPr>
+          <w:sz w:val="24"/>
+          <w:szCs w:val="24"/>
+        </w:rPr>
+        <w:t xml:space="preserve"> the selected instance directly.</w:t>
       </w:r>
     </w:p>
     <w:p>
@@ -6949,12 +7289,37 @@
           <w:szCs w:val="24"/>
         </w:rPr>
       </w:pPr>
-      <w:r>
-        <w:rPr>
-          <w:sz w:val="24"/>
-          <w:szCs w:val="24"/>
-        </w:rPr>
-        <w:t>OrderService wants to call UserService.</w:t>
+      <w:proofErr w:type="spellStart"/>
+      <w:r>
+        <w:rPr>
+          <w:sz w:val="24"/>
+          <w:szCs w:val="24"/>
+        </w:rPr>
+        <w:t>OrderService</w:t>
+      </w:r>
+      <w:proofErr w:type="spellEnd"/>
+      <w:r>
+        <w:rPr>
+          <w:sz w:val="24"/>
+          <w:szCs w:val="24"/>
+        </w:rPr>
+        <w:t xml:space="preserve"> wants to call </w:t>
+      </w:r>
+      <w:proofErr w:type="spellStart"/>
+      <w:r>
+        <w:rPr>
+          <w:sz w:val="24"/>
+          <w:szCs w:val="24"/>
+        </w:rPr>
+        <w:t>UserService</w:t>
+      </w:r>
+      <w:proofErr w:type="spellEnd"/>
+      <w:r>
+        <w:rPr>
+          <w:sz w:val="24"/>
+          <w:szCs w:val="24"/>
+        </w:rPr>
+        <w:t>.</w:t>
       </w:r>
     </w:p>
     <w:p>
@@ -6969,12 +7334,37 @@
           <w:szCs w:val="24"/>
         </w:rPr>
       </w:pPr>
-      <w:r>
-        <w:rPr>
-          <w:sz w:val="24"/>
-          <w:szCs w:val="24"/>
-        </w:rPr>
-        <w:t>OrderService queries Eureka for UserService instances.</w:t>
+      <w:proofErr w:type="spellStart"/>
+      <w:r>
+        <w:rPr>
+          <w:sz w:val="24"/>
+          <w:szCs w:val="24"/>
+        </w:rPr>
+        <w:t>OrderService</w:t>
+      </w:r>
+      <w:proofErr w:type="spellEnd"/>
+      <w:r>
+        <w:rPr>
+          <w:sz w:val="24"/>
+          <w:szCs w:val="24"/>
+        </w:rPr>
+        <w:t xml:space="preserve"> queries Eureka for </w:t>
+      </w:r>
+      <w:proofErr w:type="spellStart"/>
+      <w:r>
+        <w:rPr>
+          <w:sz w:val="24"/>
+          <w:szCs w:val="24"/>
+        </w:rPr>
+        <w:t>UserService</w:t>
+      </w:r>
+      <w:proofErr w:type="spellEnd"/>
+      <w:r>
+        <w:rPr>
+          <w:sz w:val="24"/>
+          <w:szCs w:val="24"/>
+        </w:rPr>
+        <w:t xml:space="preserve"> instances.</w:t>
       </w:r>
     </w:p>
     <w:p>
@@ -7041,12 +7431,37 @@
           <w:szCs w:val="24"/>
         </w:rPr>
       </w:pPr>
-      <w:r>
-        <w:rPr>
-          <w:sz w:val="24"/>
-          <w:szCs w:val="24"/>
-        </w:rPr>
-        <w:t>OrderService (via Ribbon or LoadBalancerClient) picks one and makes the call directly.</w:t>
+      <w:proofErr w:type="spellStart"/>
+      <w:r>
+        <w:rPr>
+          <w:sz w:val="24"/>
+          <w:szCs w:val="24"/>
+        </w:rPr>
+        <w:t>OrderService</w:t>
+      </w:r>
+      <w:proofErr w:type="spellEnd"/>
+      <w:r>
+        <w:rPr>
+          <w:sz w:val="24"/>
+          <w:szCs w:val="24"/>
+        </w:rPr>
+        <w:t xml:space="preserve"> (via Ribbon or </w:t>
+      </w:r>
+      <w:proofErr w:type="spellStart"/>
+      <w:r>
+        <w:rPr>
+          <w:sz w:val="24"/>
+          <w:szCs w:val="24"/>
+        </w:rPr>
+        <w:t>LoadBalancerClient</w:t>
+      </w:r>
+      <w:proofErr w:type="spellEnd"/>
+      <w:r>
+        <w:rPr>
+          <w:sz w:val="24"/>
+          <w:szCs w:val="24"/>
+        </w:rPr>
+        <w:t>) picks one and makes the call directly.</w:t>
       </w:r>
     </w:p>
     <w:p>
@@ -7173,7 +7588,23 @@
           <w:sz w:val="24"/>
           <w:szCs w:val="24"/>
         </w:rPr>
-        <w:t xml:space="preserve"> (like Zuul or Spring Cloud Gateway).</w:t>
+        <w:t xml:space="preserve"> (like </w:t>
+      </w:r>
+      <w:proofErr w:type="spellStart"/>
+      <w:r>
+        <w:rPr>
+          <w:sz w:val="24"/>
+          <w:szCs w:val="24"/>
+        </w:rPr>
+        <w:t>Zuul</w:t>
+      </w:r>
+      <w:proofErr w:type="spellEnd"/>
+      <w:r>
+        <w:rPr>
+          <w:sz w:val="24"/>
+          <w:szCs w:val="24"/>
+        </w:rPr>
+        <w:t xml:space="preserve"> or Spring Cloud Gateway).</w:t>
       </w:r>
     </w:p>
     <w:p>
@@ -7487,6 +7918,17 @@
               </w:rPr>
               <w:t>Server-side discovery</w:t>
             </w:r>
+            <w:r>
+              <w:rPr>
+                <w:rFonts w:ascii="Aptos Narrow" w:eastAsia="Times New Roman" w:hAnsi="Aptos Narrow" w:cs="Times New Roman"/>
+                <w:b/>
+                <w:bCs/>
+                <w:color w:val="000000"/>
+                <w:kern w:val="0"/>
+                <w14:ligatures w14:val="none"/>
+              </w:rPr>
+              <w:t xml:space="preserve"> </w:t>
+            </w:r>
           </w:p>
         </w:tc>
       </w:tr>
@@ -7851,7 +8293,23 @@
           <w:sz w:val="24"/>
           <w:szCs w:val="24"/>
         </w:rPr>
-        <w:t>Because we call the API using RestTemplate.RestTemplate is not auto configured so We need to create a bean for this. Using @Bean annotation.</w:t>
+        <w:t xml:space="preserve">Because we call the API using </w:t>
+      </w:r>
+      <w:proofErr w:type="spellStart"/>
+      <w:r>
+        <w:rPr>
+          <w:sz w:val="24"/>
+          <w:szCs w:val="24"/>
+        </w:rPr>
+        <w:t>RestTemplate.RestTemplate</w:t>
+      </w:r>
+      <w:proofErr w:type="spellEnd"/>
+      <w:r>
+        <w:rPr>
+          <w:sz w:val="24"/>
+          <w:szCs w:val="24"/>
+        </w:rPr>
+        <w:t xml:space="preserve"> is not auto configured so We need to create a bean for this. Using @Bean annotation.</w:t>
       </w:r>
     </w:p>
     <w:p>
@@ -7867,8 +8325,17 @@
           <w:sz w:val="24"/>
           <w:szCs w:val="24"/>
         </w:rPr>
-        <w:t>For calling the API by Service name, we apply the @</w:t>
-      </w:r>
+        <w:t xml:space="preserve">For calling the API by Service name, we apply </w:t>
+      </w:r>
+      <w:proofErr w:type="gramStart"/>
+      <w:r>
+        <w:rPr>
+          <w:sz w:val="24"/>
+          <w:szCs w:val="24"/>
+        </w:rPr>
+        <w:t>the @</w:t>
+      </w:r>
+      <w:proofErr w:type="gramEnd"/>
       <w:r>
         <w:rPr>
           <w:b/>
@@ -7892,7 +8359,23 @@
           <w:sz w:val="24"/>
           <w:szCs w:val="24"/>
         </w:rPr>
-        <w:t xml:space="preserve"> annotation on the RestTemplate Bean.</w:t>
+        <w:t xml:space="preserve"> annotation on the </w:t>
+      </w:r>
+      <w:proofErr w:type="spellStart"/>
+      <w:r>
+        <w:rPr>
+          <w:sz w:val="24"/>
+          <w:szCs w:val="24"/>
+        </w:rPr>
+        <w:t>RestTemplate</w:t>
+      </w:r>
+      <w:proofErr w:type="spellEnd"/>
+      <w:r>
+        <w:rPr>
+          <w:sz w:val="24"/>
+          <w:szCs w:val="24"/>
+        </w:rPr>
+        <w:t xml:space="preserve"> Bean.</w:t>
       </w:r>
     </w:p>
     <w:p>
@@ -7912,6 +8395,7 @@
           <w:szCs w:val="24"/>
         </w:rPr>
       </w:pPr>
+      <w:proofErr w:type="gramStart"/>
       <w:r>
         <w:rPr>
           <w:b/>
@@ -7919,7 +8403,17 @@
           <w:sz w:val="36"/>
           <w:szCs w:val="36"/>
         </w:rPr>
-        <w:t>Feign Client:</w:t>
+        <w:t>Feign</w:t>
+      </w:r>
+      <w:proofErr w:type="gramEnd"/>
+      <w:r>
+        <w:rPr>
+          <w:b/>
+          <w:bCs/>
+          <w:sz w:val="36"/>
+          <w:szCs w:val="36"/>
+        </w:rPr>
+        <w:t xml:space="preserve"> Client:</w:t>
       </w:r>
       <w:r>
         <w:rPr>
@@ -7993,8 +8487,17 @@
           <w:sz w:val="24"/>
           <w:szCs w:val="24"/>
         </w:rPr>
-        <w:t>spring-cloud-starter-openfeign</w:t>
-      </w:r>
+        <w:t>spring-cloud-starter-</w:t>
+      </w:r>
+      <w:proofErr w:type="spellStart"/>
+      <w:r>
+        <w:rPr>
+          <w:sz w:val="24"/>
+          <w:szCs w:val="24"/>
+        </w:rPr>
+        <w:t>openfeign</w:t>
+      </w:r>
+      <w:proofErr w:type="spellEnd"/>
     </w:p>
     <w:p>
       <w:pPr>
@@ -8060,14 +8563,45 @@
         </w:rPr>
         <w:t>Create an interface for the service. Apply @</w:t>
       </w:r>
-      <w:r>
-        <w:rPr>
-          <w:b/>
-          <w:bCs/>
-          <w:sz w:val="24"/>
-          <w:szCs w:val="24"/>
-        </w:rPr>
-        <w:t>FeignClient(name=”your eureka service</w:t>
+      <w:proofErr w:type="gramStart"/>
+      <w:r>
+        <w:rPr>
+          <w:b/>
+          <w:bCs/>
+          <w:sz w:val="24"/>
+          <w:szCs w:val="24"/>
+        </w:rPr>
+        <w:t>FeignClient(</w:t>
+      </w:r>
+      <w:proofErr w:type="gramEnd"/>
+      <w:r>
+        <w:rPr>
+          <w:b/>
+          <w:bCs/>
+          <w:sz w:val="24"/>
+          <w:szCs w:val="24"/>
+        </w:rPr>
+        <w:t>name</w:t>
+      </w:r>
+      <w:proofErr w:type="gramStart"/>
+      <w:r>
+        <w:rPr>
+          <w:b/>
+          <w:bCs/>
+          <w:sz w:val="24"/>
+          <w:szCs w:val="24"/>
+        </w:rPr>
+        <w:t>=”your</w:t>
+      </w:r>
+      <w:proofErr w:type="gramEnd"/>
+      <w:r>
+        <w:rPr>
+          <w:b/>
+          <w:bCs/>
+          <w:sz w:val="24"/>
+          <w:szCs w:val="24"/>
+        </w:rPr>
+        <w:t xml:space="preserve"> eureka service</w:t>
       </w:r>
       <w:r>
         <w:rPr>
@@ -8146,7 +8680,39 @@
           <w:sz w:val="24"/>
           <w:szCs w:val="24"/>
         </w:rPr>
-        <w:t xml:space="preserve">Call these interface method using auto wired in your serviceimpl instead </w:t>
+        <w:t xml:space="preserve">Call </w:t>
+      </w:r>
+      <w:proofErr w:type="gramStart"/>
+      <w:r>
+        <w:rPr>
+          <w:sz w:val="24"/>
+          <w:szCs w:val="24"/>
+        </w:rPr>
+        <w:t>these interface method</w:t>
+      </w:r>
+      <w:proofErr w:type="gramEnd"/>
+      <w:r>
+        <w:rPr>
+          <w:sz w:val="24"/>
+          <w:szCs w:val="24"/>
+        </w:rPr>
+        <w:t xml:space="preserve"> using auto wired in your </w:t>
+      </w:r>
+      <w:proofErr w:type="spellStart"/>
+      <w:r>
+        <w:rPr>
+          <w:sz w:val="24"/>
+          <w:szCs w:val="24"/>
+        </w:rPr>
+        <w:t>serviceimpl</w:t>
+      </w:r>
+      <w:proofErr w:type="spellEnd"/>
+      <w:r>
+        <w:rPr>
+          <w:sz w:val="24"/>
+          <w:szCs w:val="24"/>
+        </w:rPr>
+        <w:t xml:space="preserve"> instead </w:t>
       </w:r>
     </w:p>
     <w:p>
@@ -8234,6 +8800,7 @@
         </w:rPr>
         <w:t>spring-boot-starter-</w:t>
       </w:r>
+      <w:proofErr w:type="spellStart"/>
       <w:r>
         <w:rPr>
           <w:b/>
@@ -8243,15 +8810,27 @@
         </w:rPr>
         <w:t>webflux</w:t>
       </w:r>
-      <w:r>
-        <w:rPr>
-          <w:b/>
-          <w:bCs/>
-          <w:sz w:val="24"/>
-          <w:szCs w:val="24"/>
-        </w:rPr>
-        <w:t>, eurekaclient</w:t>
-      </w:r>
+      <w:proofErr w:type="spellEnd"/>
+      <w:r>
+        <w:rPr>
+          <w:b/>
+          <w:bCs/>
+          <w:sz w:val="24"/>
+          <w:szCs w:val="24"/>
+        </w:rPr>
+        <w:t xml:space="preserve">, </w:t>
+      </w:r>
+      <w:proofErr w:type="spellStart"/>
+      <w:r>
+        <w:rPr>
+          <w:b/>
+          <w:bCs/>
+          <w:sz w:val="24"/>
+          <w:szCs w:val="24"/>
+        </w:rPr>
+        <w:t>eurekaclient</w:t>
+      </w:r>
+      <w:proofErr w:type="spellEnd"/>
     </w:p>
     <w:p>
       <w:pPr>
@@ -8275,7 +8854,23 @@
           <w:sz w:val="24"/>
           <w:szCs w:val="24"/>
         </w:rPr>
-        <w:t xml:space="preserve">: plz don’t add </w:t>
+        <w:t xml:space="preserve">: </w:t>
+      </w:r>
+      <w:proofErr w:type="spellStart"/>
+      <w:r>
+        <w:rPr>
+          <w:sz w:val="24"/>
+          <w:szCs w:val="24"/>
+        </w:rPr>
+        <w:t>plz</w:t>
+      </w:r>
+      <w:proofErr w:type="spellEnd"/>
+      <w:r>
+        <w:rPr>
+          <w:sz w:val="24"/>
+          <w:szCs w:val="24"/>
+        </w:rPr>
+        <w:t xml:space="preserve"> don’t add </w:t>
       </w:r>
       <w:r>
         <w:rPr>
@@ -8302,14 +8897,25 @@
           <w:szCs w:val="24"/>
         </w:rPr>
       </w:pPr>
-      <w:r>
-        <w:rPr>
-          <w:b/>
-          <w:bCs/>
-          <w:sz w:val="24"/>
-          <w:szCs w:val="24"/>
-        </w:rPr>
-        <w:t>Add @EnableEurekaClient in main class</w:t>
+      <w:proofErr w:type="gramStart"/>
+      <w:r>
+        <w:rPr>
+          <w:b/>
+          <w:bCs/>
+          <w:sz w:val="24"/>
+          <w:szCs w:val="24"/>
+        </w:rPr>
+        <w:t>Add @</w:t>
+      </w:r>
+      <w:proofErr w:type="gramEnd"/>
+      <w:r>
+        <w:rPr>
+          <w:b/>
+          <w:bCs/>
+          <w:sz w:val="24"/>
+          <w:szCs w:val="24"/>
+        </w:rPr>
+        <w:t>EnableEurekaClient in main class</w:t>
       </w:r>
     </w:p>
     <w:p>
@@ -8357,12 +8963,21 @@
         </w:rPr>
         <w:t xml:space="preserve"> </w:t>
       </w:r>
-      <w:r>
-        <w:rPr>
-          <w:sz w:val="24"/>
-          <w:szCs w:val="24"/>
-        </w:rPr>
-        <w:t>uri,</w:t>
+      <w:proofErr w:type="spellStart"/>
+      <w:r>
+        <w:rPr>
+          <w:sz w:val="24"/>
+          <w:szCs w:val="24"/>
+        </w:rPr>
+        <w:t>uri</w:t>
+      </w:r>
+      <w:proofErr w:type="spellEnd"/>
+      <w:r>
+        <w:rPr>
+          <w:sz w:val="24"/>
+          <w:szCs w:val="24"/>
+        </w:rPr>
+        <w:t>,</w:t>
       </w:r>
       <w:r>
         <w:rPr>
@@ -8387,21 +9002,50 @@
           <w:szCs w:val="24"/>
         </w:rPr>
       </w:pPr>
-      <w:r>
-        <w:rPr>
-          <w:sz w:val="24"/>
-          <w:szCs w:val="24"/>
-        </w:rPr>
-        <w:t>spring.cloud.gateway</w:t>
-      </w:r>
-      <w:r>
-        <w:rPr>
-          <w:b/>
-          <w:bCs/>
-          <w:sz w:val="24"/>
-          <w:szCs w:val="24"/>
-        </w:rPr>
-        <w:t>.routes[0].id=</w:t>
+      <w:proofErr w:type="spellStart"/>
+      <w:proofErr w:type="gramStart"/>
+      <w:r>
+        <w:rPr>
+          <w:sz w:val="24"/>
+          <w:szCs w:val="24"/>
+        </w:rPr>
+        <w:t>spring.cloud</w:t>
+      </w:r>
+      <w:proofErr w:type="gramEnd"/>
+      <w:r>
+        <w:rPr>
+          <w:sz w:val="24"/>
+          <w:szCs w:val="24"/>
+        </w:rPr>
+        <w:t>.</w:t>
+      </w:r>
+      <w:proofErr w:type="gramStart"/>
+      <w:r>
+        <w:rPr>
+          <w:sz w:val="24"/>
+          <w:szCs w:val="24"/>
+        </w:rPr>
+        <w:t>gateway</w:t>
+      </w:r>
+      <w:r>
+        <w:rPr>
+          <w:b/>
+          <w:bCs/>
+          <w:sz w:val="24"/>
+          <w:szCs w:val="24"/>
+        </w:rPr>
+        <w:t>.routes</w:t>
+      </w:r>
+      <w:proofErr w:type="spellEnd"/>
+      <w:proofErr w:type="gramEnd"/>
+      <w:r>
+        <w:rPr>
+          <w:b/>
+          <w:bCs/>
+          <w:sz w:val="24"/>
+          <w:szCs w:val="24"/>
+        </w:rPr>
+        <w:t>[0].id=</w:t>
       </w:r>
       <w:r>
         <w:rPr>
@@ -8431,21 +9075,81 @@
           <w:szCs w:val="24"/>
         </w:rPr>
       </w:pPr>
-      <w:r>
-        <w:rPr>
-          <w:sz w:val="24"/>
-          <w:szCs w:val="24"/>
-        </w:rPr>
-        <w:t>spring.cloud.gateway.</w:t>
-      </w:r>
-      <w:r>
-        <w:rPr>
-          <w:b/>
-          <w:bCs/>
-          <w:sz w:val="24"/>
-          <w:szCs w:val="24"/>
-        </w:rPr>
-        <w:t>routes[0].uri=lb://</w:t>
+      <w:proofErr w:type="spellStart"/>
+      <w:proofErr w:type="gramStart"/>
+      <w:r>
+        <w:rPr>
+          <w:sz w:val="24"/>
+          <w:szCs w:val="24"/>
+        </w:rPr>
+        <w:t>spring.cloud</w:t>
+      </w:r>
+      <w:proofErr w:type="gramEnd"/>
+      <w:r>
+        <w:rPr>
+          <w:sz w:val="24"/>
+          <w:szCs w:val="24"/>
+        </w:rPr>
+        <w:t>.</w:t>
+      </w:r>
+      <w:proofErr w:type="gramStart"/>
+      <w:r>
+        <w:rPr>
+          <w:sz w:val="24"/>
+          <w:szCs w:val="24"/>
+        </w:rPr>
+        <w:t>gateway.</w:t>
+      </w:r>
+      <w:r>
+        <w:rPr>
+          <w:b/>
+          <w:bCs/>
+          <w:sz w:val="24"/>
+          <w:szCs w:val="24"/>
+        </w:rPr>
+        <w:t>routes</w:t>
+      </w:r>
+      <w:proofErr w:type="spellEnd"/>
+      <w:proofErr w:type="gramEnd"/>
+      <w:r>
+        <w:rPr>
+          <w:b/>
+          <w:bCs/>
+          <w:sz w:val="24"/>
+          <w:szCs w:val="24"/>
+        </w:rPr>
+        <w:t>[0</w:t>
+      </w:r>
+      <w:proofErr w:type="gramStart"/>
+      <w:r>
+        <w:rPr>
+          <w:b/>
+          <w:bCs/>
+          <w:sz w:val="24"/>
+          <w:szCs w:val="24"/>
+        </w:rPr>
+        <w:t>].</w:t>
+      </w:r>
+      <w:proofErr w:type="spellStart"/>
+      <w:r>
+        <w:rPr>
+          <w:b/>
+          <w:bCs/>
+          <w:sz w:val="24"/>
+          <w:szCs w:val="24"/>
+        </w:rPr>
+        <w:t>uri</w:t>
+      </w:r>
+      <w:proofErr w:type="spellEnd"/>
+      <w:proofErr w:type="gramEnd"/>
+      <w:r>
+        <w:rPr>
+          <w:b/>
+          <w:bCs/>
+          <w:sz w:val="24"/>
+          <w:szCs w:val="24"/>
+        </w:rPr>
+        <w:t>=lb://</w:t>
       </w:r>
       <w:r>
         <w:rPr>
@@ -8477,21 +9181,90 @@
           <w:szCs w:val="24"/>
         </w:rPr>
       </w:pPr>
-      <w:r>
-        <w:rPr>
-          <w:sz w:val="24"/>
-          <w:szCs w:val="24"/>
-        </w:rPr>
-        <w:t>spring.cloud.gateway.</w:t>
-      </w:r>
-      <w:r>
-        <w:rPr>
-          <w:b/>
-          <w:bCs/>
-          <w:sz w:val="24"/>
-          <w:szCs w:val="24"/>
-        </w:rPr>
-        <w:t>routes[0].predicates[0]=Path=/users/**</w:t>
+      <w:proofErr w:type="spellStart"/>
+      <w:proofErr w:type="gramStart"/>
+      <w:r>
+        <w:rPr>
+          <w:sz w:val="24"/>
+          <w:szCs w:val="24"/>
+        </w:rPr>
+        <w:t>spring.cloud</w:t>
+      </w:r>
+      <w:proofErr w:type="gramEnd"/>
+      <w:r>
+        <w:rPr>
+          <w:sz w:val="24"/>
+          <w:szCs w:val="24"/>
+        </w:rPr>
+        <w:t>.</w:t>
+      </w:r>
+      <w:proofErr w:type="gramStart"/>
+      <w:r>
+        <w:rPr>
+          <w:sz w:val="24"/>
+          <w:szCs w:val="24"/>
+        </w:rPr>
+        <w:t>gateway.</w:t>
+      </w:r>
+      <w:r>
+        <w:rPr>
+          <w:b/>
+          <w:bCs/>
+          <w:sz w:val="24"/>
+          <w:szCs w:val="24"/>
+        </w:rPr>
+        <w:t>routes</w:t>
+      </w:r>
+      <w:proofErr w:type="spellEnd"/>
+      <w:proofErr w:type="gramEnd"/>
+      <w:r>
+        <w:rPr>
+          <w:b/>
+          <w:bCs/>
+          <w:sz w:val="24"/>
+          <w:szCs w:val="24"/>
+        </w:rPr>
+        <w:t>[0</w:t>
+      </w:r>
+      <w:proofErr w:type="gramStart"/>
+      <w:r>
+        <w:rPr>
+          <w:b/>
+          <w:bCs/>
+          <w:sz w:val="24"/>
+          <w:szCs w:val="24"/>
+        </w:rPr>
+        <w:t>].predicates</w:t>
+      </w:r>
+      <w:proofErr w:type="gramEnd"/>
+      <w:r>
+        <w:rPr>
+          <w:b/>
+          <w:bCs/>
+          <w:sz w:val="24"/>
+          <w:szCs w:val="24"/>
+        </w:rPr>
+        <w:t>[</w:t>
+      </w:r>
+      <w:proofErr w:type="gramStart"/>
+      <w:r>
+        <w:rPr>
+          <w:b/>
+          <w:bCs/>
+          <w:sz w:val="24"/>
+          <w:szCs w:val="24"/>
+        </w:rPr>
+        <w:t>0]=</w:t>
+      </w:r>
+      <w:proofErr w:type="gramEnd"/>
+      <w:r>
+        <w:rPr>
+          <w:b/>
+          <w:bCs/>
+          <w:sz w:val="24"/>
+          <w:szCs w:val="24"/>
+        </w:rPr>
+        <w:t>Path=/users/**</w:t>
       </w:r>
       <w:r>
         <w:rPr>
@@ -8509,7 +9282,27 @@
           <w:sz w:val="24"/>
           <w:szCs w:val="24"/>
         </w:rPr>
-        <w:t>/hotelStaff/**</w:t>
+        <w:t>/</w:t>
+      </w:r>
+      <w:proofErr w:type="spellStart"/>
+      <w:r>
+        <w:rPr>
+          <w:b/>
+          <w:bCs/>
+          <w:sz w:val="24"/>
+          <w:szCs w:val="24"/>
+        </w:rPr>
+        <w:t>hotelStaff</w:t>
+      </w:r>
+      <w:proofErr w:type="spellEnd"/>
+      <w:r>
+        <w:rPr>
+          <w:b/>
+          <w:bCs/>
+          <w:sz w:val="24"/>
+          <w:szCs w:val="24"/>
+        </w:rPr>
+        <w:t>/**</w:t>
       </w:r>
     </w:p>
     <w:p>
@@ -8542,21 +9335,50 @@
           <w:szCs w:val="24"/>
         </w:rPr>
       </w:pPr>
-      <w:r>
-        <w:rPr>
-          <w:sz w:val="24"/>
-          <w:szCs w:val="24"/>
-        </w:rPr>
-        <w:t>spring.cloud.gateway</w:t>
-      </w:r>
-      <w:r>
-        <w:rPr>
-          <w:b/>
-          <w:bCs/>
-          <w:sz w:val="24"/>
-          <w:szCs w:val="24"/>
-        </w:rPr>
-        <w:t>.routes[1].id=HOTELSERVICE</w:t>
+      <w:proofErr w:type="spellStart"/>
+      <w:proofErr w:type="gramStart"/>
+      <w:r>
+        <w:rPr>
+          <w:sz w:val="24"/>
+          <w:szCs w:val="24"/>
+        </w:rPr>
+        <w:t>spring.cloud</w:t>
+      </w:r>
+      <w:proofErr w:type="gramEnd"/>
+      <w:r>
+        <w:rPr>
+          <w:sz w:val="24"/>
+          <w:szCs w:val="24"/>
+        </w:rPr>
+        <w:t>.</w:t>
+      </w:r>
+      <w:proofErr w:type="gramStart"/>
+      <w:r>
+        <w:rPr>
+          <w:sz w:val="24"/>
+          <w:szCs w:val="24"/>
+        </w:rPr>
+        <w:t>gateway</w:t>
+      </w:r>
+      <w:r>
+        <w:rPr>
+          <w:b/>
+          <w:bCs/>
+          <w:sz w:val="24"/>
+          <w:szCs w:val="24"/>
+        </w:rPr>
+        <w:t>.routes</w:t>
+      </w:r>
+      <w:proofErr w:type="spellEnd"/>
+      <w:proofErr w:type="gramEnd"/>
+      <w:r>
+        <w:rPr>
+          <w:b/>
+          <w:bCs/>
+          <w:sz w:val="24"/>
+          <w:szCs w:val="24"/>
+        </w:rPr>
+        <w:t>[1].id=HOTELSERVICE</w:t>
       </w:r>
     </w:p>
     <w:p>
@@ -8567,21 +9389,81 @@
           <w:szCs w:val="24"/>
         </w:rPr>
       </w:pPr>
-      <w:r>
-        <w:rPr>
-          <w:sz w:val="24"/>
-          <w:szCs w:val="24"/>
-        </w:rPr>
-        <w:t>spring.cloud.gateway.</w:t>
-      </w:r>
-      <w:r>
-        <w:rPr>
-          <w:b/>
-          <w:bCs/>
-          <w:sz w:val="24"/>
-          <w:szCs w:val="24"/>
-        </w:rPr>
-        <w:t>routes[1].uri=lb://HOTELSERVICE</w:t>
+      <w:proofErr w:type="spellStart"/>
+      <w:proofErr w:type="gramStart"/>
+      <w:r>
+        <w:rPr>
+          <w:sz w:val="24"/>
+          <w:szCs w:val="24"/>
+        </w:rPr>
+        <w:t>spring.cloud</w:t>
+      </w:r>
+      <w:proofErr w:type="gramEnd"/>
+      <w:r>
+        <w:rPr>
+          <w:sz w:val="24"/>
+          <w:szCs w:val="24"/>
+        </w:rPr>
+        <w:t>.</w:t>
+      </w:r>
+      <w:proofErr w:type="gramStart"/>
+      <w:r>
+        <w:rPr>
+          <w:sz w:val="24"/>
+          <w:szCs w:val="24"/>
+        </w:rPr>
+        <w:t>gateway.</w:t>
+      </w:r>
+      <w:r>
+        <w:rPr>
+          <w:b/>
+          <w:bCs/>
+          <w:sz w:val="24"/>
+          <w:szCs w:val="24"/>
+        </w:rPr>
+        <w:t>routes</w:t>
+      </w:r>
+      <w:proofErr w:type="spellEnd"/>
+      <w:proofErr w:type="gramEnd"/>
+      <w:r>
+        <w:rPr>
+          <w:b/>
+          <w:bCs/>
+          <w:sz w:val="24"/>
+          <w:szCs w:val="24"/>
+        </w:rPr>
+        <w:t>[1</w:t>
+      </w:r>
+      <w:proofErr w:type="gramStart"/>
+      <w:r>
+        <w:rPr>
+          <w:b/>
+          <w:bCs/>
+          <w:sz w:val="24"/>
+          <w:szCs w:val="24"/>
+        </w:rPr>
+        <w:t>].</w:t>
+      </w:r>
+      <w:proofErr w:type="spellStart"/>
+      <w:r>
+        <w:rPr>
+          <w:b/>
+          <w:bCs/>
+          <w:sz w:val="24"/>
+          <w:szCs w:val="24"/>
+        </w:rPr>
+        <w:t>uri</w:t>
+      </w:r>
+      <w:proofErr w:type="spellEnd"/>
+      <w:proofErr w:type="gramEnd"/>
+      <w:r>
+        <w:rPr>
+          <w:b/>
+          <w:bCs/>
+          <w:sz w:val="24"/>
+          <w:szCs w:val="24"/>
+        </w:rPr>
+        <w:t>=lb://HOTELSERVICE</w:t>
       </w:r>
     </w:p>
     <w:p>
@@ -8594,21 +9476,90 @@
           <w:szCs w:val="24"/>
         </w:rPr>
       </w:pPr>
-      <w:r>
-        <w:rPr>
-          <w:sz w:val="24"/>
-          <w:szCs w:val="24"/>
-        </w:rPr>
-        <w:t>spring.cloud.gateway.</w:t>
-      </w:r>
-      <w:r>
-        <w:rPr>
-          <w:b/>
-          <w:bCs/>
-          <w:sz w:val="24"/>
-          <w:szCs w:val="24"/>
-        </w:rPr>
-        <w:t>routes[1].predicates[0]=Path=/rating/**</w:t>
+      <w:proofErr w:type="spellStart"/>
+      <w:proofErr w:type="gramStart"/>
+      <w:r>
+        <w:rPr>
+          <w:sz w:val="24"/>
+          <w:szCs w:val="24"/>
+        </w:rPr>
+        <w:t>spring.cloud</w:t>
+      </w:r>
+      <w:proofErr w:type="gramEnd"/>
+      <w:r>
+        <w:rPr>
+          <w:sz w:val="24"/>
+          <w:szCs w:val="24"/>
+        </w:rPr>
+        <w:t>.</w:t>
+      </w:r>
+      <w:proofErr w:type="gramStart"/>
+      <w:r>
+        <w:rPr>
+          <w:sz w:val="24"/>
+          <w:szCs w:val="24"/>
+        </w:rPr>
+        <w:t>gateway.</w:t>
+      </w:r>
+      <w:r>
+        <w:rPr>
+          <w:b/>
+          <w:bCs/>
+          <w:sz w:val="24"/>
+          <w:szCs w:val="24"/>
+        </w:rPr>
+        <w:t>routes</w:t>
+      </w:r>
+      <w:proofErr w:type="spellEnd"/>
+      <w:proofErr w:type="gramEnd"/>
+      <w:r>
+        <w:rPr>
+          <w:b/>
+          <w:bCs/>
+          <w:sz w:val="24"/>
+          <w:szCs w:val="24"/>
+        </w:rPr>
+        <w:t>[1</w:t>
+      </w:r>
+      <w:proofErr w:type="gramStart"/>
+      <w:r>
+        <w:rPr>
+          <w:b/>
+          <w:bCs/>
+          <w:sz w:val="24"/>
+          <w:szCs w:val="24"/>
+        </w:rPr>
+        <w:t>].predicates</w:t>
+      </w:r>
+      <w:proofErr w:type="gramEnd"/>
+      <w:r>
+        <w:rPr>
+          <w:b/>
+          <w:bCs/>
+          <w:sz w:val="24"/>
+          <w:szCs w:val="24"/>
+        </w:rPr>
+        <w:t>[</w:t>
+      </w:r>
+      <w:proofErr w:type="gramStart"/>
+      <w:r>
+        <w:rPr>
+          <w:b/>
+          <w:bCs/>
+          <w:sz w:val="24"/>
+          <w:szCs w:val="24"/>
+        </w:rPr>
+        <w:t>0]=</w:t>
+      </w:r>
+      <w:proofErr w:type="gramEnd"/>
+      <w:r>
+        <w:rPr>
+          <w:b/>
+          <w:bCs/>
+          <w:sz w:val="24"/>
+          <w:szCs w:val="24"/>
+        </w:rPr>
+        <w:t>Path=/rating/**</w:t>
       </w:r>
     </w:p>
     <w:p>
@@ -8724,6 +9675,7 @@
           <w:szCs w:val="24"/>
         </w:rPr>
       </w:pPr>
+      <w:proofErr w:type="spellStart"/>
       <w:r>
         <w:rPr>
           <w:b/>
@@ -8731,7 +9683,18 @@
           <w:sz w:val="36"/>
           <w:szCs w:val="36"/>
         </w:rPr>
-        <w:t xml:space="preserve">WebFlux: </w:t>
+        <w:t>WebFlux</w:t>
+      </w:r>
+      <w:proofErr w:type="spellEnd"/>
+      <w:proofErr w:type="gramStart"/>
+      <w:r>
+        <w:rPr>
+          <w:b/>
+          <w:bCs/>
+          <w:sz w:val="36"/>
+          <w:szCs w:val="36"/>
+        </w:rPr>
+        <w:t xml:space="preserve">: </w:t>
       </w:r>
       <w:r>
         <w:rPr>
@@ -8740,12 +9703,22 @@
         </w:rPr>
         <w:t xml:space="preserve"> </w:t>
       </w:r>
-      <w:r>
-        <w:rPr>
-          <w:sz w:val="24"/>
-          <w:szCs w:val="24"/>
-        </w:rPr>
-        <w:t xml:space="preserve">WebFlux is </w:t>
+      <w:proofErr w:type="spellStart"/>
+      <w:r>
+        <w:rPr>
+          <w:sz w:val="24"/>
+          <w:szCs w:val="24"/>
+        </w:rPr>
+        <w:t>WebFlux</w:t>
+      </w:r>
+      <w:proofErr w:type="spellEnd"/>
+      <w:proofErr w:type="gramEnd"/>
+      <w:r>
+        <w:rPr>
+          <w:sz w:val="24"/>
+          <w:szCs w:val="24"/>
+        </w:rPr>
+        <w:t xml:space="preserve"> is </w:t>
       </w:r>
       <w:r>
         <w:rPr>
@@ -8896,6 +9869,7 @@
           <w:szCs w:val="24"/>
         </w:rPr>
       </w:pPr>
+      <w:proofErr w:type="gramStart"/>
       <w:r>
         <w:rPr>
           <w:sz w:val="24"/>
@@ -8912,6 +9886,7 @@
         </w:rPr>
         <w:t>EnableConfigServer</w:t>
       </w:r>
+      <w:proofErr w:type="gramEnd"/>
       <w:r>
         <w:rPr>
           <w:sz w:val="24"/>
@@ -8946,19 +9921,44 @@
         </w:rPr>
         <w:t xml:space="preserve">Add properties: </w:t>
       </w:r>
-      <w:r>
-        <w:rPr>
-          <w:b/>
-          <w:bCs/>
-        </w:rPr>
-        <w:t>spring.cloud.config.server.git.uri=</w:t>
-      </w:r>
-      <w:r>
-        <w:rPr>
-          <w:b/>
-          <w:bCs/>
-        </w:rPr>
-        <w:t>your git repo URL</w:t>
+      <w:proofErr w:type="spellStart"/>
+      <w:r>
+        <w:rPr>
+          <w:b/>
+          <w:bCs/>
+        </w:rPr>
+        <w:t>spring.cloud.config.server.git.uri</w:t>
+      </w:r>
+      <w:proofErr w:type="spellEnd"/>
+      <w:r>
+        <w:rPr>
+          <w:b/>
+          <w:bCs/>
+        </w:rPr>
+        <w:t>=</w:t>
+      </w:r>
+      <w:r>
+        <w:rPr>
+          <w:b/>
+          <w:bCs/>
+        </w:rPr>
+        <w:t xml:space="preserve">your </w:t>
+      </w:r>
+      <w:proofErr w:type="spellStart"/>
+      <w:r>
+        <w:rPr>
+          <w:b/>
+          <w:bCs/>
+        </w:rPr>
+        <w:t>git</w:t>
+      </w:r>
+      <w:proofErr w:type="spellEnd"/>
+      <w:r>
+        <w:rPr>
+          <w:b/>
+          <w:bCs/>
+        </w:rPr>
+        <w:t xml:space="preserve"> repo URL</w:t>
       </w:r>
     </w:p>
     <w:p>
@@ -8971,6 +9971,8 @@
           <w:szCs w:val="24"/>
         </w:rPr>
       </w:pPr>
+      <w:proofErr w:type="spellStart"/>
+      <w:proofErr w:type="gramStart"/>
       <w:r>
         <w:rPr>
           <w:b/>
@@ -8979,7 +9981,18 @@
           <w:szCs w:val="24"/>
         </w:rPr>
         <w:lastRenderedPageBreak/>
-        <w:t>spring.cloud.config.server.git.clone-on-start=true</w:t>
+        <w:t>spring.cloud.config.server.git.clone</w:t>
+      </w:r>
+      <w:proofErr w:type="spellEnd"/>
+      <w:proofErr w:type="gramEnd"/>
+      <w:r>
+        <w:rPr>
+          <w:b/>
+          <w:bCs/>
+          <w:sz w:val="24"/>
+          <w:szCs w:val="24"/>
+        </w:rPr>
+        <w:t>-on-start=true</w:t>
       </w:r>
     </w:p>
     <w:p>
@@ -9003,12 +10016,21 @@
           <w:szCs w:val="24"/>
         </w:rPr>
       </w:pPr>
-      <w:r>
-        <w:rPr>
-          <w:sz w:val="24"/>
-          <w:szCs w:val="24"/>
-        </w:rPr>
-        <w:t>Git Repo Structure (e.g., on GitHub)</w:t>
+      <w:proofErr w:type="spellStart"/>
+      <w:r>
+        <w:rPr>
+          <w:sz w:val="24"/>
+          <w:szCs w:val="24"/>
+        </w:rPr>
+        <w:t>Git</w:t>
+      </w:r>
+      <w:proofErr w:type="spellEnd"/>
+      <w:r>
+        <w:rPr>
+          <w:sz w:val="24"/>
+          <w:szCs w:val="24"/>
+        </w:rPr>
+        <w:t xml:space="preserve"> Repo Structure (e.g., on GitHub)</w:t>
       </w:r>
     </w:p>
     <w:p>
@@ -9078,8 +10100,17 @@
           <w:sz w:val="24"/>
           <w:szCs w:val="24"/>
         </w:rPr>
-        <w:t xml:space="preserve"> application.yml</w:t>
-      </w:r>
+        <w:t xml:space="preserve"> </w:t>
+      </w:r>
+      <w:proofErr w:type="spellStart"/>
+      <w:r>
+        <w:rPr>
+          <w:sz w:val="24"/>
+          <w:szCs w:val="24"/>
+        </w:rPr>
+        <w:t>application.yml</w:t>
+      </w:r>
+      <w:proofErr w:type="spellEnd"/>
     </w:p>
     <w:p>
       <w:pPr>
@@ -9128,8 +10159,17 @@
           <w:sz w:val="24"/>
           <w:szCs w:val="24"/>
         </w:rPr>
-        <w:t>-dev.yml</w:t>
-      </w:r>
+        <w:t>-</w:t>
+      </w:r>
+      <w:proofErr w:type="spellStart"/>
+      <w:r>
+        <w:rPr>
+          <w:sz w:val="24"/>
+          <w:szCs w:val="24"/>
+        </w:rPr>
+        <w:t>dev.yml</w:t>
+      </w:r>
+      <w:proofErr w:type="spellEnd"/>
     </w:p>
     <w:p>
       <w:pPr>
@@ -9162,8 +10202,17 @@
           <w:sz w:val="24"/>
           <w:szCs w:val="24"/>
         </w:rPr>
-        <w:t>-prod.yml</w:t>
-      </w:r>
+        <w:t>-</w:t>
+      </w:r>
+      <w:proofErr w:type="spellStart"/>
+      <w:r>
+        <w:rPr>
+          <w:sz w:val="24"/>
+          <w:szCs w:val="24"/>
+        </w:rPr>
+        <w:t>prod.yml</w:t>
+      </w:r>
+      <w:proofErr w:type="spellEnd"/>
     </w:p>
     <w:p>
       <w:pPr>
@@ -9184,15 +10233,48 @@
         </w:rPr>
         <w:t xml:space="preserve">Start the config server </w:t>
       </w:r>
-      <w:r>
-        <w:rPr>
-          <w:b/>
-          <w:bCs/>
-          <w:sz w:val="24"/>
-          <w:szCs w:val="24"/>
-        </w:rPr>
-        <w:t>mvn spring-boot:run</w:t>
-      </w:r>
+      <w:proofErr w:type="spellStart"/>
+      <w:r>
+        <w:rPr>
+          <w:b/>
+          <w:bCs/>
+          <w:sz w:val="24"/>
+          <w:szCs w:val="24"/>
+        </w:rPr>
+        <w:t>mvn</w:t>
+      </w:r>
+      <w:proofErr w:type="spellEnd"/>
+      <w:r>
+        <w:rPr>
+          <w:b/>
+          <w:bCs/>
+          <w:sz w:val="24"/>
+          <w:szCs w:val="24"/>
+        </w:rPr>
+        <w:t xml:space="preserve"> </w:t>
+      </w:r>
+      <w:proofErr w:type="spellStart"/>
+      <w:r>
+        <w:rPr>
+          <w:b/>
+          <w:bCs/>
+          <w:sz w:val="24"/>
+          <w:szCs w:val="24"/>
+        </w:rPr>
+        <w:t>spring-</w:t>
+      </w:r>
+      <w:proofErr w:type="gramStart"/>
+      <w:r>
+        <w:rPr>
+          <w:b/>
+          <w:bCs/>
+          <w:sz w:val="24"/>
+          <w:szCs w:val="24"/>
+        </w:rPr>
+        <w:t>boot:run</w:t>
+      </w:r>
+      <w:proofErr w:type="spellEnd"/>
+      <w:proofErr w:type="gramEnd"/>
     </w:p>
     <w:p>
       <w:pPr>
@@ -9332,14 +10414,67 @@
         </w:rPr>
         <w:t xml:space="preserve">Add property: </w:t>
       </w:r>
-      <w:r>
-        <w:rPr>
-          <w:b/>
-          <w:bCs/>
-          <w:sz w:val="24"/>
-          <w:szCs w:val="24"/>
-        </w:rPr>
-        <w:t>spring.config.import=optional:configserver:http://localhost:9092</w:t>
+      <w:proofErr w:type="spellStart"/>
+      <w:r>
+        <w:rPr>
+          <w:b/>
+          <w:bCs/>
+          <w:sz w:val="24"/>
+          <w:szCs w:val="24"/>
+        </w:rPr>
+        <w:t>spring.</w:t>
+      </w:r>
+      <w:proofErr w:type="gramStart"/>
+      <w:r>
+        <w:rPr>
+          <w:b/>
+          <w:bCs/>
+          <w:sz w:val="24"/>
+          <w:szCs w:val="24"/>
+        </w:rPr>
+        <w:t>config.import</w:t>
+      </w:r>
+      <w:proofErr w:type="spellEnd"/>
+      <w:proofErr w:type="gramEnd"/>
+      <w:r>
+        <w:rPr>
+          <w:b/>
+          <w:bCs/>
+          <w:sz w:val="24"/>
+          <w:szCs w:val="24"/>
+        </w:rPr>
+        <w:t>=</w:t>
+      </w:r>
+      <w:proofErr w:type="spellStart"/>
+      <w:proofErr w:type="gramStart"/>
+      <w:r>
+        <w:rPr>
+          <w:b/>
+          <w:bCs/>
+          <w:sz w:val="24"/>
+          <w:szCs w:val="24"/>
+        </w:rPr>
+        <w:t>optional:configserver</w:t>
+      </w:r>
+      <w:proofErr w:type="gramEnd"/>
+      <w:r>
+        <w:rPr>
+          <w:b/>
+          <w:bCs/>
+          <w:sz w:val="24"/>
+          <w:szCs w:val="24"/>
+        </w:rPr>
+        <w:t>:http</w:t>
+      </w:r>
+      <w:proofErr w:type="spellEnd"/>
+      <w:r>
+        <w:rPr>
+          <w:b/>
+          <w:bCs/>
+          <w:sz w:val="24"/>
+          <w:szCs w:val="24"/>
+        </w:rPr>
+        <w:t>://localhost:9092</w:t>
       </w:r>
     </w:p>
     <w:p>
@@ -9359,21 +10494,19 @@
           <w:sz w:val="24"/>
           <w:szCs w:val="24"/>
         </w:rPr>
-        <w:t xml:space="preserve">For reding </w:t>
-      </w:r>
-      <w:r>
-        <w:rPr>
-          <w:b/>
-          <w:bCs/>
-          <w:sz w:val="24"/>
-          <w:szCs w:val="24"/>
-        </w:rPr>
-        <w:t>application-dev.yml,</w:t>
-      </w:r>
-      <w:r>
-        <w:rPr>
-          <w:b/>
-          <w:bCs/>
+        <w:t xml:space="preserve">For </w:t>
+      </w:r>
+      <w:proofErr w:type="gramStart"/>
+      <w:r>
+        <w:rPr>
+          <w:sz w:val="24"/>
+          <w:szCs w:val="24"/>
+        </w:rPr>
+        <w:t>reding</w:t>
+      </w:r>
+      <w:proofErr w:type="gramEnd"/>
+      <w:r>
+        <w:rPr>
           <w:sz w:val="24"/>
           <w:szCs w:val="24"/>
         </w:rPr>
@@ -9381,6 +10514,44 @@
       </w:r>
       <w:r>
         <w:rPr>
+          <w:b/>
+          <w:bCs/>
+          <w:sz w:val="24"/>
+          <w:szCs w:val="24"/>
+        </w:rPr>
+        <w:t>application-</w:t>
+      </w:r>
+      <w:proofErr w:type="spellStart"/>
+      <w:r>
+        <w:rPr>
+          <w:b/>
+          <w:bCs/>
+          <w:sz w:val="24"/>
+          <w:szCs w:val="24"/>
+        </w:rPr>
+        <w:t>dev.yml</w:t>
+      </w:r>
+      <w:proofErr w:type="spellEnd"/>
+      <w:r>
+        <w:rPr>
+          <w:b/>
+          <w:bCs/>
+          <w:sz w:val="24"/>
+          <w:szCs w:val="24"/>
+        </w:rPr>
+        <w:t>,</w:t>
+      </w:r>
+      <w:r>
+        <w:rPr>
+          <w:b/>
+          <w:bCs/>
+          <w:sz w:val="24"/>
+          <w:szCs w:val="24"/>
+        </w:rPr>
+        <w:t xml:space="preserve"> </w:t>
+      </w:r>
+      <w:r>
+        <w:rPr>
           <w:sz w:val="24"/>
           <w:szCs w:val="24"/>
         </w:rPr>
@@ -9402,7 +10573,29 @@
           <w:sz w:val="24"/>
           <w:szCs w:val="24"/>
         </w:rPr>
-        <w:t xml:space="preserve"> profiles.active=dev</w:t>
+        <w:t xml:space="preserve"> </w:t>
+      </w:r>
+      <w:proofErr w:type="spellStart"/>
+      <w:proofErr w:type="gramStart"/>
+      <w:r>
+        <w:rPr>
+          <w:b/>
+          <w:bCs/>
+          <w:sz w:val="24"/>
+          <w:szCs w:val="24"/>
+        </w:rPr>
+        <w:t>profiles.active</w:t>
+      </w:r>
+      <w:proofErr w:type="spellEnd"/>
+      <w:proofErr w:type="gramEnd"/>
+      <w:r>
+        <w:rPr>
+          <w:b/>
+          <w:bCs/>
+          <w:sz w:val="24"/>
+          <w:szCs w:val="24"/>
+        </w:rPr>
+        <w:t>=dev</w:t>
       </w:r>
       <w:r>
         <w:rPr>
@@ -9455,26 +10648,87 @@
         </w:rPr>
         <w:t xml:space="preserve">We can add </w:t>
       </w:r>
-      <w:r>
-        <w:rPr>
-          <w:sz w:val="24"/>
-          <w:szCs w:val="24"/>
-        </w:rPr>
-        <w:t>bootstrap.yml or bootstrap.properties</w:t>
-      </w:r>
-      <w:r>
-        <w:rPr>
-          <w:sz w:val="24"/>
-          <w:szCs w:val="24"/>
-        </w:rPr>
-        <w:t xml:space="preserve">. because </w:t>
-      </w:r>
-      <w:r>
-        <w:rPr>
-          <w:sz w:val="24"/>
-          <w:szCs w:val="24"/>
-        </w:rPr>
-        <w:t xml:space="preserve"> bootstrap.yml is loaded before application.yml, which is important for configuration loading.</w:t>
+      <w:proofErr w:type="spellStart"/>
+      <w:r>
+        <w:rPr>
+          <w:sz w:val="24"/>
+          <w:szCs w:val="24"/>
+        </w:rPr>
+        <w:t>bootstrap.yml</w:t>
+      </w:r>
+      <w:proofErr w:type="spellEnd"/>
+      <w:r>
+        <w:rPr>
+          <w:sz w:val="24"/>
+          <w:szCs w:val="24"/>
+        </w:rPr>
+        <w:t xml:space="preserve"> or </w:t>
+      </w:r>
+      <w:proofErr w:type="spellStart"/>
+      <w:proofErr w:type="gramStart"/>
+      <w:r>
+        <w:rPr>
+          <w:sz w:val="24"/>
+          <w:szCs w:val="24"/>
+        </w:rPr>
+        <w:t>bootstrap.properties</w:t>
+      </w:r>
+      <w:proofErr w:type="spellEnd"/>
+      <w:proofErr w:type="gramEnd"/>
+      <w:r>
+        <w:rPr>
+          <w:sz w:val="24"/>
+          <w:szCs w:val="24"/>
+        </w:rPr>
+        <w:t xml:space="preserve">. </w:t>
+      </w:r>
+      <w:proofErr w:type="gramStart"/>
+      <w:r>
+        <w:rPr>
+          <w:sz w:val="24"/>
+          <w:szCs w:val="24"/>
+        </w:rPr>
+        <w:t xml:space="preserve">because </w:t>
+      </w:r>
+      <w:r>
+        <w:rPr>
+          <w:sz w:val="24"/>
+          <w:szCs w:val="24"/>
+        </w:rPr>
+        <w:t xml:space="preserve"> </w:t>
+      </w:r>
+      <w:proofErr w:type="spellStart"/>
+      <w:r>
+        <w:rPr>
+          <w:sz w:val="24"/>
+          <w:szCs w:val="24"/>
+        </w:rPr>
+        <w:t>bootstrap.yml</w:t>
+      </w:r>
+      <w:proofErr w:type="spellEnd"/>
+      <w:proofErr w:type="gramEnd"/>
+      <w:r>
+        <w:rPr>
+          <w:sz w:val="24"/>
+          <w:szCs w:val="24"/>
+        </w:rPr>
+        <w:t xml:space="preserve"> is loaded before </w:t>
+      </w:r>
+      <w:proofErr w:type="spellStart"/>
+      <w:r>
+        <w:rPr>
+          <w:sz w:val="24"/>
+          <w:szCs w:val="24"/>
+        </w:rPr>
+        <w:t>application.yml</w:t>
+      </w:r>
+      <w:proofErr w:type="spellEnd"/>
+      <w:r>
+        <w:rPr>
+          <w:sz w:val="24"/>
+          <w:szCs w:val="24"/>
+        </w:rPr>
+        <w:t>, which is important for configuration loading.</w:t>
       </w:r>
     </w:p>
     <w:p>
@@ -9866,7 +11120,27 @@
           <w:sz w:val="36"/>
           <w:szCs w:val="36"/>
         </w:rPr>
-        <w:t>Circuit Breaker(Resilemce4j)</w:t>
+        <w:t xml:space="preserve">Circuit </w:t>
+      </w:r>
+      <w:proofErr w:type="gramStart"/>
+      <w:r>
+        <w:rPr>
+          <w:b/>
+          <w:bCs/>
+          <w:sz w:val="36"/>
+          <w:szCs w:val="36"/>
+        </w:rPr>
+        <w:t>Breaker(</w:t>
+      </w:r>
+      <w:proofErr w:type="gramEnd"/>
+      <w:r>
+        <w:rPr>
+          <w:b/>
+          <w:bCs/>
+          <w:sz w:val="36"/>
+          <w:szCs w:val="36"/>
+        </w:rPr>
+        <w:t>Resilemce4j)</w:t>
       </w:r>
     </w:p>
     <w:p>
@@ -9947,7 +11221,23 @@
           <w:szCs w:val="24"/>
         </w:rPr>
         <w:lastRenderedPageBreak/>
-        <w:t>Add dependency: spring-boot-starter-actuator, -aop, resilence4j-spring-boot2</w:t>
+        <w:t>Add dependency: spring-boot-starter-actuator, -</w:t>
+      </w:r>
+      <w:proofErr w:type="spellStart"/>
+      <w:r>
+        <w:rPr>
+          <w:sz w:val="24"/>
+          <w:szCs w:val="24"/>
+        </w:rPr>
+        <w:t>aop</w:t>
+      </w:r>
+      <w:proofErr w:type="spellEnd"/>
+      <w:r>
+        <w:rPr>
+          <w:sz w:val="24"/>
+          <w:szCs w:val="24"/>
+        </w:rPr>
+        <w:t>, resilence4j-spring-boot2</w:t>
       </w:r>
     </w:p>
     <w:p>
@@ -9967,7 +11257,15 @@
           <w:sz w:val="24"/>
           <w:szCs w:val="24"/>
         </w:rPr>
-        <w:t xml:space="preserve">Apply annotation in controller method: </w:t>
+        <w:t xml:space="preserve">Apply annotation in controller </w:t>
+      </w:r>
+      <w:proofErr w:type="gramStart"/>
+      <w:r>
+        <w:rPr>
+          <w:sz w:val="24"/>
+          <w:szCs w:val="24"/>
+        </w:rPr>
+        <w:t xml:space="preserve">method: </w:t>
       </w:r>
       <w:r>
         <w:rPr>
@@ -9990,7 +11288,15 @@
           <w:sz w:val="24"/>
           <w:szCs w:val="24"/>
         </w:rPr>
-        <w:t>(name="ratingHotelBreaker</w:t>
+        <w:t>(</w:t>
+      </w:r>
+      <w:proofErr w:type="gramEnd"/>
+      <w:r>
+        <w:rPr>
+          <w:sz w:val="24"/>
+          <w:szCs w:val="24"/>
+        </w:rPr>
+        <w:t>name="ratingHotelBreaker</w:t>
       </w:r>
       <w:r>
         <w:rPr>
@@ -10020,6 +11326,7 @@
         </w:rPr>
         <w:t xml:space="preserve"> </w:t>
       </w:r>
+      <w:proofErr w:type="gramStart"/>
       <w:r>
         <w:rPr>
           <w:sz w:val="24"/>
@@ -10027,6 +11334,7 @@
         </w:rPr>
         <w:t>",</w:t>
       </w:r>
+      <w:proofErr w:type="spellStart"/>
       <w:r>
         <w:rPr>
           <w:b/>
@@ -10036,20 +11344,40 @@
         </w:rPr>
         <w:t>fallbackMethod</w:t>
       </w:r>
-      <w:r>
-        <w:rPr>
-          <w:sz w:val="24"/>
-          <w:szCs w:val="24"/>
-        </w:rPr>
-        <w:t xml:space="preserve"> = "ratingHotelFallback</w:t>
-      </w:r>
-      <w:r>
-        <w:rPr>
-          <w:sz w:val="24"/>
-          <w:szCs w:val="24"/>
-        </w:rPr>
-        <w:t>/customMethod</w:t>
-      </w:r>
+      <w:proofErr w:type="spellEnd"/>
+      <w:proofErr w:type="gramEnd"/>
+      <w:r>
+        <w:rPr>
+          <w:sz w:val="24"/>
+          <w:szCs w:val="24"/>
+        </w:rPr>
+        <w:t xml:space="preserve"> = "</w:t>
+      </w:r>
+      <w:proofErr w:type="spellStart"/>
+      <w:r>
+        <w:rPr>
+          <w:sz w:val="24"/>
+          <w:szCs w:val="24"/>
+        </w:rPr>
+        <w:t>ratingHotelFallback</w:t>
+      </w:r>
+      <w:proofErr w:type="spellEnd"/>
+      <w:r>
+        <w:rPr>
+          <w:sz w:val="24"/>
+          <w:szCs w:val="24"/>
+        </w:rPr>
+        <w:t>/</w:t>
+      </w:r>
+      <w:proofErr w:type="spellStart"/>
+      <w:r>
+        <w:rPr>
+          <w:sz w:val="24"/>
+          <w:szCs w:val="24"/>
+        </w:rPr>
+        <w:t>customMethod</w:t>
+      </w:r>
+      <w:proofErr w:type="spellEnd"/>
       <w:r>
         <w:rPr>
           <w:sz w:val="24"/>
@@ -10084,7 +11412,23 @@
           <w:sz w:val="24"/>
           <w:szCs w:val="24"/>
         </w:rPr>
-        <w:t>: controller API method and fallback method return type and parameter should be the same</w:t>
+        <w:t xml:space="preserve">: controller API method and fallback method return </w:t>
+      </w:r>
+      <w:proofErr w:type="gramStart"/>
+      <w:r>
+        <w:rPr>
+          <w:sz w:val="24"/>
+          <w:szCs w:val="24"/>
+        </w:rPr>
+        <w:t>type</w:t>
+      </w:r>
+      <w:proofErr w:type="gramEnd"/>
+      <w:r>
+        <w:rPr>
+          <w:sz w:val="24"/>
+          <w:szCs w:val="24"/>
+        </w:rPr>
+        <w:t xml:space="preserve"> and parameter should be the same</w:t>
       </w:r>
     </w:p>
     <w:p>
@@ -10132,6 +11476,8 @@
           <w14:ligatures w14:val="none"/>
         </w:rPr>
       </w:pPr>
+      <w:proofErr w:type="spellStart"/>
+      <w:proofErr w:type="gramStart"/>
       <w:r>
         <w:rPr>
           <w:rFonts w:ascii="Consolas" w:eastAsia="Times New Roman" w:hAnsi="Consolas" w:cs="Times New Roman"/>
@@ -10150,8 +11496,34 @@
           <w:kern w:val="0"/>
           <w14:ligatures w14:val="none"/>
         </w:rPr>
-        <w:t>health.circuitbreakers.enabled</w:t>
-      </w:r>
+        <w:t>health</w:t>
+      </w:r>
+      <w:proofErr w:type="gramEnd"/>
+      <w:r>
+        <w:rPr>
+          <w:rFonts w:ascii="Consolas" w:eastAsia="Times New Roman" w:hAnsi="Consolas" w:cs="Times New Roman"/>
+          <w:b/>
+          <w:bCs/>
+          <w:color w:val="000000"/>
+          <w:kern w:val="0"/>
+          <w14:ligatures w14:val="none"/>
+        </w:rPr>
+        <w:t>.</w:t>
+      </w:r>
+      <w:proofErr w:type="gramStart"/>
+      <w:r>
+        <w:rPr>
+          <w:rFonts w:ascii="Consolas" w:eastAsia="Times New Roman" w:hAnsi="Consolas" w:cs="Times New Roman"/>
+          <w:b/>
+          <w:bCs/>
+          <w:color w:val="000000"/>
+          <w:kern w:val="0"/>
+          <w14:ligatures w14:val="none"/>
+        </w:rPr>
+        <w:t>circuitbreakers.enabled</w:t>
+      </w:r>
+      <w:proofErr w:type="spellEnd"/>
+      <w:proofErr w:type="gramEnd"/>
       <w:r>
         <w:rPr>
           <w:rFonts w:ascii="Consolas" w:eastAsia="Times New Roman" w:hAnsi="Consolas" w:cs="Times New Roman"/>
@@ -10187,6 +11559,8 @@
           <w14:ligatures w14:val="none"/>
         </w:rPr>
       </w:pPr>
+      <w:proofErr w:type="spellStart"/>
+      <w:proofErr w:type="gramStart"/>
       <w:r>
         <w:rPr>
           <w:rFonts w:ascii="Consolas" w:eastAsia="Times New Roman" w:hAnsi="Consolas" w:cs="Times New Roman"/>
@@ -10205,8 +11579,21 @@
           <w:kern w:val="0"/>
           <w14:ligatures w14:val="none"/>
         </w:rPr>
-        <w:t>endpoints.web.exposure.include</w:t>
-      </w:r>
+        <w:t>endpoints.web.exposure</w:t>
+      </w:r>
+      <w:proofErr w:type="gramEnd"/>
+      <w:r>
+        <w:rPr>
+          <w:rFonts w:ascii="Consolas" w:eastAsia="Times New Roman" w:hAnsi="Consolas" w:cs="Times New Roman"/>
+          <w:b/>
+          <w:bCs/>
+          <w:color w:val="000000"/>
+          <w:kern w:val="0"/>
+          <w14:ligatures w14:val="none"/>
+        </w:rPr>
+        <w:t>.include</w:t>
+      </w:r>
+      <w:proofErr w:type="spellEnd"/>
       <w:r>
         <w:rPr>
           <w:rFonts w:ascii="Consolas" w:eastAsia="Times New Roman" w:hAnsi="Consolas" w:cs="Times New Roman"/>
@@ -10242,6 +11629,8 @@
           <w14:ligatures w14:val="none"/>
         </w:rPr>
       </w:pPr>
+      <w:proofErr w:type="spellStart"/>
+      <w:proofErr w:type="gramStart"/>
       <w:r>
         <w:rPr>
           <w:rFonts w:ascii="Consolas" w:eastAsia="Times New Roman" w:hAnsi="Consolas" w:cs="Times New Roman"/>
@@ -10260,7 +11649,44 @@
           <w:kern w:val="0"/>
           <w14:ligatures w14:val="none"/>
         </w:rPr>
-        <w:t>endpoint.health.show-details</w:t>
+        <w:t>endpoint</w:t>
+      </w:r>
+      <w:proofErr w:type="gramEnd"/>
+      <w:r>
+        <w:rPr>
+          <w:rFonts w:ascii="Consolas" w:eastAsia="Times New Roman" w:hAnsi="Consolas" w:cs="Times New Roman"/>
+          <w:b/>
+          <w:bCs/>
+          <w:color w:val="000000"/>
+          <w:kern w:val="0"/>
+          <w14:ligatures w14:val="none"/>
+        </w:rPr>
+        <w:t>.</w:t>
+      </w:r>
+      <w:proofErr w:type="gramStart"/>
+      <w:r>
+        <w:rPr>
+          <w:rFonts w:ascii="Consolas" w:eastAsia="Times New Roman" w:hAnsi="Consolas" w:cs="Times New Roman"/>
+          <w:b/>
+          <w:bCs/>
+          <w:color w:val="000000"/>
+          <w:kern w:val="0"/>
+          <w14:ligatures w14:val="none"/>
+        </w:rPr>
+        <w:t>health.show</w:t>
+      </w:r>
+      <w:proofErr w:type="spellEnd"/>
+      <w:proofErr w:type="gramEnd"/>
+      <w:r>
+        <w:rPr>
+          <w:rFonts w:ascii="Consolas" w:eastAsia="Times New Roman" w:hAnsi="Consolas" w:cs="Times New Roman"/>
+          <w:b/>
+          <w:bCs/>
+          <w:color w:val="000000"/>
+          <w:kern w:val="0"/>
+          <w14:ligatures w14:val="none"/>
+        </w:rPr>
+        <w:t>-details</w:t>
       </w:r>
       <w:r>
         <w:rPr>
@@ -10314,6 +11740,7 @@
           <w14:ligatures w14:val="none"/>
         </w:rPr>
       </w:pPr>
+      <w:proofErr w:type="gramStart"/>
       <w:r>
         <w:rPr>
           <w:rFonts w:ascii="Consolas" w:eastAsia="Times New Roman" w:hAnsi="Consolas" w:cs="Times New Roman"/>
@@ -10321,7 +11748,17 @@
           <w:kern w:val="0"/>
           <w14:ligatures w14:val="none"/>
         </w:rPr>
-        <w:t>resilience4j.circuitbreaker.instances.ratingHotelBreaker.</w:t>
+        <w:t>resilience4j.circuitbreaker.instances</w:t>
+      </w:r>
+      <w:proofErr w:type="gramEnd"/>
+      <w:r>
+        <w:rPr>
+          <w:rFonts w:ascii="Consolas" w:eastAsia="Times New Roman" w:hAnsi="Consolas" w:cs="Times New Roman"/>
+          <w:color w:val="000000"/>
+          <w:kern w:val="0"/>
+          <w14:ligatures w14:val="none"/>
+        </w:rPr>
+        <w:t>.ratingHotelBreaker.</w:t>
       </w:r>
       <w:r>
         <w:rPr>
@@ -10369,6 +11806,7 @@
           <w14:ligatures w14:val="none"/>
         </w:rPr>
       </w:pPr>
+      <w:proofErr w:type="gramStart"/>
       <w:r>
         <w:rPr>
           <w:rFonts w:ascii="Consolas" w:eastAsia="Times New Roman" w:hAnsi="Consolas" w:cs="Times New Roman"/>
@@ -10376,7 +11814,17 @@
           <w:kern w:val="0"/>
           <w14:ligatures w14:val="none"/>
         </w:rPr>
-        <w:t>resilience4j.circuitbreaker.instances.ratingHotelBreaker.</w:t>
+        <w:t>resilience4j.circuitbreaker.instances</w:t>
+      </w:r>
+      <w:proofErr w:type="gramEnd"/>
+      <w:r>
+        <w:rPr>
+          <w:rFonts w:ascii="Consolas" w:eastAsia="Times New Roman" w:hAnsi="Consolas" w:cs="Times New Roman"/>
+          <w:color w:val="000000"/>
+          <w:kern w:val="0"/>
+          <w14:ligatures w14:val="none"/>
+        </w:rPr>
+        <w:t>.ratingHotelBreaker.</w:t>
       </w:r>
       <w:r>
         <w:rPr>
@@ -10424,6 +11872,7 @@
           <w14:ligatures w14:val="none"/>
         </w:rPr>
       </w:pPr>
+      <w:proofErr w:type="gramStart"/>
       <w:r>
         <w:rPr>
           <w:rFonts w:ascii="Consolas" w:eastAsia="Times New Roman" w:hAnsi="Consolas" w:cs="Times New Roman"/>
@@ -10431,7 +11880,17 @@
           <w:kern w:val="0"/>
           <w14:ligatures w14:val="none"/>
         </w:rPr>
-        <w:t>resilience4j.circuitbreaker.instances.ratingHotelBreaker.</w:t>
+        <w:t>resilience4j.circuitbreaker.instances</w:t>
+      </w:r>
+      <w:proofErr w:type="gramEnd"/>
+      <w:r>
+        <w:rPr>
+          <w:rFonts w:ascii="Consolas" w:eastAsia="Times New Roman" w:hAnsi="Consolas" w:cs="Times New Roman"/>
+          <w:color w:val="000000"/>
+          <w:kern w:val="0"/>
+          <w14:ligatures w14:val="none"/>
+        </w:rPr>
+        <w:t>.ratingHotelBreaker.</w:t>
       </w:r>
       <w:r>
         <w:rPr>
@@ -10479,6 +11938,7 @@
           <w14:ligatures w14:val="none"/>
         </w:rPr>
       </w:pPr>
+      <w:proofErr w:type="gramStart"/>
       <w:r>
         <w:rPr>
           <w:rFonts w:ascii="Consolas" w:eastAsia="Times New Roman" w:hAnsi="Consolas" w:cs="Times New Roman"/>
@@ -10486,7 +11946,17 @@
           <w:kern w:val="0"/>
           <w14:ligatures w14:val="none"/>
         </w:rPr>
-        <w:t>resilience4j.circuitbreaker.instances.ratingHotelBreaker.</w:t>
+        <w:t>resilience4j.circuitbreaker.instances</w:t>
+      </w:r>
+      <w:proofErr w:type="gramEnd"/>
+      <w:r>
+        <w:rPr>
+          <w:rFonts w:ascii="Consolas" w:eastAsia="Times New Roman" w:hAnsi="Consolas" w:cs="Times New Roman"/>
+          <w:color w:val="000000"/>
+          <w:kern w:val="0"/>
+          <w14:ligatures w14:val="none"/>
+        </w:rPr>
+        <w:t>.ratingHotelBreaker.</w:t>
       </w:r>
       <w:r>
         <w:rPr>
@@ -10534,6 +12004,7 @@
           <w14:ligatures w14:val="none"/>
         </w:rPr>
       </w:pPr>
+      <w:proofErr w:type="gramStart"/>
       <w:r>
         <w:rPr>
           <w:rFonts w:ascii="Consolas" w:eastAsia="Times New Roman" w:hAnsi="Consolas" w:cs="Times New Roman"/>
@@ -10541,7 +12012,17 @@
           <w:kern w:val="0"/>
           <w14:ligatures w14:val="none"/>
         </w:rPr>
-        <w:t>resilience4j.circuitbreaker.instances.ratingHotelBreaker.</w:t>
+        <w:t>resilience4j.circuitbreaker.instances</w:t>
+      </w:r>
+      <w:proofErr w:type="gramEnd"/>
+      <w:r>
+        <w:rPr>
+          <w:rFonts w:ascii="Consolas" w:eastAsia="Times New Roman" w:hAnsi="Consolas" w:cs="Times New Roman"/>
+          <w:color w:val="000000"/>
+          <w:kern w:val="0"/>
+          <w14:ligatures w14:val="none"/>
+        </w:rPr>
+        <w:t>.ratingHotelBreaker.</w:t>
       </w:r>
       <w:r>
         <w:rPr>
@@ -10589,6 +12070,7 @@
           <w14:ligatures w14:val="none"/>
         </w:rPr>
       </w:pPr>
+      <w:proofErr w:type="gramStart"/>
       <w:r>
         <w:rPr>
           <w:rFonts w:ascii="Consolas" w:eastAsia="Times New Roman" w:hAnsi="Consolas" w:cs="Times New Roman"/>
@@ -10596,7 +12078,17 @@
           <w:kern w:val="0"/>
           <w14:ligatures w14:val="none"/>
         </w:rPr>
-        <w:t>resilience4j.circuitbreaker.instances.ratingHotelBreaker.</w:t>
+        <w:t>resilience4j.circuitbreaker.instances</w:t>
+      </w:r>
+      <w:proofErr w:type="gramEnd"/>
+      <w:r>
+        <w:rPr>
+          <w:rFonts w:ascii="Consolas" w:eastAsia="Times New Roman" w:hAnsi="Consolas" w:cs="Times New Roman"/>
+          <w:color w:val="000000"/>
+          <w:kern w:val="0"/>
+          <w14:ligatures w14:val="none"/>
+        </w:rPr>
+        <w:t>.ratingHotelBreaker.</w:t>
       </w:r>
       <w:r>
         <w:rPr>
@@ -10644,6 +12136,7 @@
           <w14:ligatures w14:val="none"/>
         </w:rPr>
       </w:pPr>
+      <w:proofErr w:type="gramStart"/>
       <w:r>
         <w:rPr>
           <w:rFonts w:ascii="Consolas" w:eastAsia="Times New Roman" w:hAnsi="Consolas" w:cs="Times New Roman"/>
@@ -10651,7 +12144,17 @@
           <w:kern w:val="0"/>
           <w14:ligatures w14:val="none"/>
         </w:rPr>
-        <w:t>resilience4j.circuitbreaker.instances.ratingHotelBreaker.</w:t>
+        <w:t>resilience4j.circuitbreaker.instances</w:t>
+      </w:r>
+      <w:proofErr w:type="gramEnd"/>
+      <w:r>
+        <w:rPr>
+          <w:rFonts w:ascii="Consolas" w:eastAsia="Times New Roman" w:hAnsi="Consolas" w:cs="Times New Roman"/>
+          <w:color w:val="000000"/>
+          <w:kern w:val="0"/>
+          <w14:ligatures w14:val="none"/>
+        </w:rPr>
+        <w:t>.ratingHotelBreaker.</w:t>
       </w:r>
       <w:r>
         <w:rPr>
@@ -10699,6 +12202,7 @@
           <w14:ligatures w14:val="none"/>
         </w:rPr>
       </w:pPr>
+      <w:proofErr w:type="gramStart"/>
       <w:r>
         <w:rPr>
           <w:rFonts w:ascii="Consolas" w:eastAsia="Times New Roman" w:hAnsi="Consolas" w:cs="Times New Roman"/>
@@ -10706,7 +12210,17 @@
           <w:kern w:val="0"/>
           <w14:ligatures w14:val="none"/>
         </w:rPr>
-        <w:t>resilience4j.circuitbreaker.instances.ratingHotelBreaker.</w:t>
+        <w:t>resilience4j.circuitbreaker.instances</w:t>
+      </w:r>
+      <w:proofErr w:type="gramEnd"/>
+      <w:r>
+        <w:rPr>
+          <w:rFonts w:ascii="Consolas" w:eastAsia="Times New Roman" w:hAnsi="Consolas" w:cs="Times New Roman"/>
+          <w:color w:val="000000"/>
+          <w:kern w:val="0"/>
+          <w14:ligatures w14:val="none"/>
+        </w:rPr>
+        <w:t>.ratingHotelBreaker.</w:t>
       </w:r>
       <w:r>
         <w:rPr>
@@ -10754,6 +12268,7 @@
           <w14:ligatures w14:val="none"/>
         </w:rPr>
       </w:pPr>
+      <w:proofErr w:type="gramStart"/>
       <w:r>
         <w:rPr>
           <w:rFonts w:ascii="Consolas" w:eastAsia="Times New Roman" w:hAnsi="Consolas" w:cs="Times New Roman"/>
@@ -10761,7 +12276,17 @@
           <w:kern w:val="0"/>
           <w14:ligatures w14:val="none"/>
         </w:rPr>
-        <w:t>resilience4j.circuitbreaker.instances.ratingHotelBreaker.</w:t>
+        <w:t>resilience4j.circuitbreaker.instances</w:t>
+      </w:r>
+      <w:proofErr w:type="gramEnd"/>
+      <w:r>
+        <w:rPr>
+          <w:rFonts w:ascii="Consolas" w:eastAsia="Times New Roman" w:hAnsi="Consolas" w:cs="Times New Roman"/>
+          <w:color w:val="000000"/>
+          <w:kern w:val="0"/>
+          <w14:ligatures w14:val="none"/>
+        </w:rPr>
+        <w:t>.ratingHotelBreaker.</w:t>
       </w:r>
       <w:r>
         <w:rPr>
@@ -10850,7 +12375,15 @@
           <w:sz w:val="24"/>
           <w:szCs w:val="24"/>
         </w:rPr>
-        <w:t>apply on controller method: @</w:t>
+        <w:t xml:space="preserve">apply on controller </w:t>
+      </w:r>
+      <w:proofErr w:type="gramStart"/>
+      <w:r>
+        <w:rPr>
+          <w:sz w:val="24"/>
+          <w:szCs w:val="24"/>
+        </w:rPr>
+        <w:t>method: @</w:t>
       </w:r>
       <w:r>
         <w:rPr>
@@ -10866,7 +12399,15 @@
           <w:sz w:val="24"/>
           <w:szCs w:val="24"/>
         </w:rPr>
-        <w:t>(name="ratingHotelService</w:t>
+        <w:t>(</w:t>
+      </w:r>
+      <w:proofErr w:type="gramEnd"/>
+      <w:r>
+        <w:rPr>
+          <w:sz w:val="24"/>
+          <w:szCs w:val="24"/>
+        </w:rPr>
+        <w:t>name="ratingHotelService</w:t>
       </w:r>
       <w:r>
         <w:rPr>
@@ -10896,6 +12437,7 @@
         </w:rPr>
         <w:t xml:space="preserve"> </w:t>
       </w:r>
+      <w:proofErr w:type="gramStart"/>
       <w:r>
         <w:rPr>
           <w:sz w:val="24"/>
@@ -10903,6 +12445,7 @@
         </w:rPr>
         <w:t>",</w:t>
       </w:r>
+      <w:proofErr w:type="spellStart"/>
       <w:r>
         <w:rPr>
           <w:b/>
@@ -10912,12 +12455,30 @@
         </w:rPr>
         <w:t>fallbackMethod</w:t>
       </w:r>
-      <w:r>
-        <w:rPr>
-          <w:sz w:val="24"/>
-          <w:szCs w:val="24"/>
-        </w:rPr>
-        <w:t xml:space="preserve"> = "ratingHotelFallback")</w:t>
+      <w:proofErr w:type="spellEnd"/>
+      <w:proofErr w:type="gramEnd"/>
+      <w:r>
+        <w:rPr>
+          <w:sz w:val="24"/>
+          <w:szCs w:val="24"/>
+        </w:rPr>
+        <w:t xml:space="preserve"> = "</w:t>
+      </w:r>
+      <w:proofErr w:type="spellStart"/>
+      <w:r>
+        <w:rPr>
+          <w:sz w:val="24"/>
+          <w:szCs w:val="24"/>
+        </w:rPr>
+        <w:t>ratingHotelFallback</w:t>
+      </w:r>
+      <w:proofErr w:type="spellEnd"/>
+      <w:r>
+        <w:rPr>
+          <w:sz w:val="24"/>
+          <w:szCs w:val="24"/>
+        </w:rPr>
+        <w:t>")</w:t>
       </w:r>
     </w:p>
     <w:p>
@@ -10947,8 +12508,13 @@
         </w:rPr>
         <w:t xml:space="preserve"> </w:t>
       </w:r>
-      <w:r>
-        <w:t>resilience4j.retry.instances.</w:t>
+      <w:proofErr w:type="gramStart"/>
+      <w:r>
+        <w:t>resilience4j.retry.instances</w:t>
+      </w:r>
+      <w:proofErr w:type="gramEnd"/>
+      <w:r>
+        <w:t>.</w:t>
       </w:r>
       <w:r>
         <w:rPr>
@@ -10957,6 +12523,7 @@
         </w:rPr>
         <w:t xml:space="preserve"> </w:t>
       </w:r>
+      <w:proofErr w:type="spellStart"/>
       <w:r>
         <w:rPr>
           <w:sz w:val="24"/>
@@ -10974,6 +12541,7 @@
         </w:rPr>
         <w:t>maxAttempts</w:t>
       </w:r>
+      <w:proofErr w:type="spellEnd"/>
       <w:r>
         <w:t>=3</w:t>
       </w:r>
@@ -10986,12 +12554,21 @@
           <w:szCs w:val="24"/>
         </w:rPr>
       </w:pPr>
-      <w:r>
-        <w:rPr>
-          <w:sz w:val="24"/>
-          <w:szCs w:val="24"/>
-        </w:rPr>
-        <w:t>resilience4j.retry.instances.</w:t>
+      <w:proofErr w:type="gramStart"/>
+      <w:r>
+        <w:rPr>
+          <w:sz w:val="24"/>
+          <w:szCs w:val="24"/>
+        </w:rPr>
+        <w:t>resilience4j.retry.instances</w:t>
+      </w:r>
+      <w:proofErr w:type="gramEnd"/>
+      <w:r>
+        <w:rPr>
+          <w:sz w:val="24"/>
+          <w:szCs w:val="24"/>
+        </w:rPr>
+        <w:t>.</w:t>
       </w:r>
       <w:r>
         <w:rPr>
@@ -11000,6 +12577,7 @@
         </w:rPr>
         <w:t xml:space="preserve"> </w:t>
       </w:r>
+      <w:proofErr w:type="spellStart"/>
       <w:r>
         <w:rPr>
           <w:sz w:val="24"/>
@@ -11023,6 +12601,7 @@
         </w:rPr>
         <w:t>waitDuration</w:t>
       </w:r>
+      <w:proofErr w:type="spellEnd"/>
       <w:r>
         <w:rPr>
           <w:sz w:val="24"/>
@@ -11070,6 +12649,7 @@
           <w:szCs w:val="36"/>
         </w:rPr>
       </w:pPr>
+      <w:proofErr w:type="spellStart"/>
       <w:r>
         <w:rPr>
           <w:b/>
@@ -11078,7 +12658,17 @@
           <w:szCs w:val="36"/>
         </w:rPr>
         <w:lastRenderedPageBreak/>
-        <w:t>RateLimiter:</w:t>
+        <w:t>RateLimiter</w:t>
+      </w:r>
+      <w:proofErr w:type="spellEnd"/>
+      <w:r>
+        <w:rPr>
+          <w:b/>
+          <w:bCs/>
+          <w:sz w:val="36"/>
+          <w:szCs w:val="36"/>
+        </w:rPr>
+        <w:t>:</w:t>
       </w:r>
     </w:p>
     <w:p>
@@ -11093,6 +12683,7 @@
           <w:szCs w:val="24"/>
         </w:rPr>
       </w:pPr>
+      <w:proofErr w:type="gramStart"/>
       <w:r>
         <w:rPr>
           <w:sz w:val="24"/>
@@ -11114,8 +12705,25 @@
           <w:sz w:val="24"/>
           <w:szCs w:val="24"/>
         </w:rPr>
-        <w:t>(name = "userRateLimiter</w:t>
-      </w:r>
+        <w:t>(</w:t>
+      </w:r>
+      <w:proofErr w:type="gramEnd"/>
+      <w:r>
+        <w:rPr>
+          <w:sz w:val="24"/>
+          <w:szCs w:val="24"/>
+        </w:rPr>
+        <w:t>name = "</w:t>
+      </w:r>
+      <w:proofErr w:type="spellStart"/>
+      <w:r>
+        <w:rPr>
+          <w:sz w:val="24"/>
+          <w:szCs w:val="24"/>
+        </w:rPr>
+        <w:t>userRateLimiter</w:t>
+      </w:r>
+      <w:proofErr w:type="spellEnd"/>
       <w:r>
         <w:rPr>
           <w:sz w:val="24"/>
@@ -11130,6 +12738,7 @@
         </w:rPr>
         <w:t xml:space="preserve">", </w:t>
       </w:r>
+      <w:proofErr w:type="spellStart"/>
       <w:r>
         <w:rPr>
           <w:b/>
@@ -11139,12 +12748,29 @@
         </w:rPr>
         <w:t>fallbackMethod</w:t>
       </w:r>
-      <w:r>
-        <w:rPr>
-          <w:sz w:val="24"/>
-          <w:szCs w:val="24"/>
-        </w:rPr>
-        <w:t xml:space="preserve"> = "ratingHotelFallback")</w:t>
+      <w:proofErr w:type="spellEnd"/>
+      <w:r>
+        <w:rPr>
+          <w:sz w:val="24"/>
+          <w:szCs w:val="24"/>
+        </w:rPr>
+        <w:t xml:space="preserve"> = "</w:t>
+      </w:r>
+      <w:proofErr w:type="spellStart"/>
+      <w:r>
+        <w:rPr>
+          <w:sz w:val="24"/>
+          <w:szCs w:val="24"/>
+        </w:rPr>
+        <w:t>ratingHotelFallback</w:t>
+      </w:r>
+      <w:proofErr w:type="spellEnd"/>
+      <w:r>
+        <w:rPr>
+          <w:sz w:val="24"/>
+          <w:szCs w:val="24"/>
+        </w:rPr>
+        <w:t>")</w:t>
       </w:r>
     </w:p>
     <w:p>
@@ -11182,12 +12808,21 @@
           <w:szCs w:val="24"/>
         </w:rPr>
       </w:pPr>
-      <w:r>
-        <w:rPr>
-          <w:sz w:val="24"/>
-          <w:szCs w:val="24"/>
-        </w:rPr>
-        <w:t>resilience4j.ratelimiter.instances.</w:t>
+      <w:proofErr w:type="gramStart"/>
+      <w:r>
+        <w:rPr>
+          <w:sz w:val="24"/>
+          <w:szCs w:val="24"/>
+        </w:rPr>
+        <w:t>resilience4j.ratelimiter.instances</w:t>
+      </w:r>
+      <w:proofErr w:type="gramEnd"/>
+      <w:r>
+        <w:rPr>
+          <w:sz w:val="24"/>
+          <w:szCs w:val="24"/>
+        </w:rPr>
+        <w:t>.</w:t>
       </w:r>
       <w:r>
         <w:rPr>
@@ -11228,12 +12863,21 @@
           <w:szCs w:val="24"/>
         </w:rPr>
       </w:pPr>
-      <w:r>
-        <w:rPr>
-          <w:sz w:val="24"/>
-          <w:szCs w:val="24"/>
-        </w:rPr>
-        <w:t>resilience4j.ratelimiter.instances.</w:t>
+      <w:proofErr w:type="gramStart"/>
+      <w:r>
+        <w:rPr>
+          <w:sz w:val="24"/>
+          <w:szCs w:val="24"/>
+        </w:rPr>
+        <w:t>resilience4j.ratelimiter.instances</w:t>
+      </w:r>
+      <w:proofErr w:type="gramEnd"/>
+      <w:r>
+        <w:rPr>
+          <w:sz w:val="24"/>
+          <w:szCs w:val="24"/>
+        </w:rPr>
+        <w:t>.</w:t>
       </w:r>
       <w:r>
         <w:rPr>
@@ -11274,12 +12918,21 @@
           <w:szCs w:val="24"/>
         </w:rPr>
       </w:pPr>
-      <w:r>
-        <w:rPr>
-          <w:sz w:val="24"/>
-          <w:szCs w:val="24"/>
-        </w:rPr>
-        <w:t>resilience4j.ratelimiter.instances.</w:t>
+      <w:proofErr w:type="gramStart"/>
+      <w:r>
+        <w:rPr>
+          <w:sz w:val="24"/>
+          <w:szCs w:val="24"/>
+        </w:rPr>
+        <w:t>resilience4j.ratelimiter.instances</w:t>
+      </w:r>
+      <w:proofErr w:type="gramEnd"/>
+      <w:r>
+        <w:rPr>
+          <w:sz w:val="24"/>
+          <w:szCs w:val="24"/>
+        </w:rPr>
+        <w:t>.</w:t>
       </w:r>
       <w:r>
         <w:rPr>
@@ -11402,7 +13055,23 @@
           <w:sz w:val="24"/>
           <w:szCs w:val="24"/>
         </w:rPr>
-        <w:t>Create app, add &amp; assign user, roles, scope, claim( Create “internal” scope for int</w:t>
+        <w:t xml:space="preserve">Create app, add &amp; assign user, roles, scope, </w:t>
+      </w:r>
+      <w:proofErr w:type="gramStart"/>
+      <w:r>
+        <w:rPr>
+          <w:sz w:val="24"/>
+          <w:szCs w:val="24"/>
+        </w:rPr>
+        <w:t>claim( Create</w:t>
+      </w:r>
+      <w:proofErr w:type="gramEnd"/>
+      <w:r>
+        <w:rPr>
+          <w:sz w:val="24"/>
+          <w:szCs w:val="24"/>
+        </w:rPr>
+        <w:t xml:space="preserve"> “internal” scope for int</w:t>
       </w:r>
       <w:r>
         <w:rPr>
@@ -11518,6 +13187,7 @@
           <w:numId w:val="26"/>
         </w:numPr>
       </w:pPr>
+      <w:proofErr w:type="gramStart"/>
       <w:r>
         <w:t>okta.oauth2.</w:t>
       </w:r>
@@ -11528,6 +13198,7 @@
         </w:rPr>
         <w:t>issuer</w:t>
       </w:r>
+      <w:proofErr w:type="gramEnd"/>
       <w:r>
         <w:t>=https://dev-43822579.okta.com/oauth2/default</w:t>
       </w:r>
@@ -11544,6 +13215,7 @@
           <w:szCs w:val="24"/>
         </w:rPr>
       </w:pPr>
+      <w:proofErr w:type="gramStart"/>
       <w:r>
         <w:rPr>
           <w:sz w:val="24"/>
@@ -11558,7 +13230,17 @@
           <w:sz w:val="24"/>
           <w:szCs w:val="24"/>
         </w:rPr>
-        <w:t>client-id</w:t>
+        <w:t>client</w:t>
+      </w:r>
+      <w:proofErr w:type="gramEnd"/>
+      <w:r>
+        <w:rPr>
+          <w:b/>
+          <w:bCs/>
+          <w:sz w:val="24"/>
+          <w:szCs w:val="24"/>
+        </w:rPr>
+        <w:t>-id</w:t>
       </w:r>
       <w:r>
         <w:rPr>
@@ -11587,6 +13269,7 @@
           <w:szCs w:val="24"/>
         </w:rPr>
       </w:pPr>
+      <w:proofErr w:type="gramStart"/>
       <w:r>
         <w:rPr>
           <w:sz w:val="24"/>
@@ -11601,7 +13284,17 @@
           <w:sz w:val="24"/>
           <w:szCs w:val="24"/>
         </w:rPr>
-        <w:t>client-secret</w:t>
+        <w:t>client</w:t>
+      </w:r>
+      <w:proofErr w:type="gramEnd"/>
+      <w:r>
+        <w:rPr>
+          <w:b/>
+          <w:bCs/>
+          <w:sz w:val="24"/>
+          <w:szCs w:val="24"/>
+        </w:rPr>
+        <w:t>-secret</w:t>
       </w:r>
       <w:r>
         <w:rPr>
@@ -11630,6 +13323,7 @@
           <w:szCs w:val="24"/>
         </w:rPr>
       </w:pPr>
+      <w:proofErr w:type="gramStart"/>
       <w:r>
         <w:rPr>
           <w:sz w:val="24"/>
@@ -11646,13 +13340,39 @@
         </w:rPr>
         <w:t>scopes</w:t>
       </w:r>
-      <w:r>
-        <w:rPr>
-          <w:sz w:val="24"/>
-          <w:szCs w:val="24"/>
-        </w:rPr>
-        <w:t>=openid, profile, email, offline_access</w:t>
-      </w:r>
+      <w:proofErr w:type="gramEnd"/>
+      <w:r>
+        <w:rPr>
+          <w:sz w:val="24"/>
+          <w:szCs w:val="24"/>
+        </w:rPr>
+        <w:t>=</w:t>
+      </w:r>
+      <w:proofErr w:type="spellStart"/>
+      <w:r>
+        <w:rPr>
+          <w:sz w:val="24"/>
+          <w:szCs w:val="24"/>
+        </w:rPr>
+        <w:t>openid</w:t>
+      </w:r>
+      <w:proofErr w:type="spellEnd"/>
+      <w:r>
+        <w:rPr>
+          <w:sz w:val="24"/>
+          <w:szCs w:val="24"/>
+        </w:rPr>
+        <w:t xml:space="preserve">, profile, email, </w:t>
+      </w:r>
+      <w:proofErr w:type="spellStart"/>
+      <w:r>
+        <w:rPr>
+          <w:sz w:val="24"/>
+          <w:szCs w:val="24"/>
+        </w:rPr>
+        <w:t>offline_access</w:t>
+      </w:r>
+      <w:proofErr w:type="spellEnd"/>
     </w:p>
     <w:p>
       <w:pPr>
@@ -11673,6 +13393,7 @@
         </w:rPr>
         <w:t xml:space="preserve">Create a Config </w:t>
       </w:r>
+      <w:proofErr w:type="gramStart"/>
       <w:r>
         <w:rPr>
           <w:sz w:val="24"/>
@@ -11687,25 +13408,55 @@
           <w:sz w:val="24"/>
           <w:szCs w:val="24"/>
         </w:rPr>
-        <w:t>@EnableWebSecurity</w:t>
-      </w:r>
-      <w:r>
-        <w:rPr>
-          <w:b/>
-          <w:bCs/>
-          <w:sz w:val="24"/>
-          <w:szCs w:val="24"/>
-        </w:rPr>
-        <w:t xml:space="preserve"> or </w:t>
-      </w:r>
-      <w:r>
-        <w:rPr>
-          <w:b/>
-          <w:bCs/>
-          <w:sz w:val="24"/>
-          <w:szCs w:val="24"/>
-        </w:rPr>
-        <w:t>@EnableWeb</w:t>
+        <w:t>@</w:t>
+      </w:r>
+      <w:proofErr w:type="gramEnd"/>
+      <w:r>
+        <w:rPr>
+          <w:b/>
+          <w:bCs/>
+          <w:sz w:val="24"/>
+          <w:szCs w:val="24"/>
+        </w:rPr>
+        <w:t>EnableWebSecurity</w:t>
+      </w:r>
+      <w:r>
+        <w:rPr>
+          <w:b/>
+          <w:bCs/>
+          <w:sz w:val="24"/>
+          <w:szCs w:val="24"/>
+        </w:rPr>
+        <w:t xml:space="preserve"> </w:t>
+      </w:r>
+      <w:proofErr w:type="gramStart"/>
+      <w:r>
+        <w:rPr>
+          <w:b/>
+          <w:bCs/>
+          <w:sz w:val="24"/>
+          <w:szCs w:val="24"/>
+        </w:rPr>
+        <w:t xml:space="preserve">or </w:t>
+      </w:r>
+      <w:r>
+        <w:rPr>
+          <w:b/>
+          <w:bCs/>
+          <w:sz w:val="24"/>
+          <w:szCs w:val="24"/>
+        </w:rPr>
+        <w:t>@</w:t>
+      </w:r>
+      <w:proofErr w:type="gramEnd"/>
+      <w:r>
+        <w:rPr>
+          <w:b/>
+          <w:bCs/>
+          <w:sz w:val="24"/>
+          <w:szCs w:val="24"/>
+        </w:rPr>
+        <w:t>EnableWeb</w:t>
       </w:r>
       <w:r>
         <w:rPr>
@@ -11759,7 +13510,15 @@
           <w:sz w:val="24"/>
           <w:szCs w:val="24"/>
         </w:rPr>
-        <w:t>().</w:t>
+        <w:t>(</w:t>
+      </w:r>
+      <w:proofErr w:type="gramStart"/>
+      <w:r>
+        <w:rPr>
+          <w:sz w:val="24"/>
+          <w:szCs w:val="24"/>
+        </w:rPr>
+        <w:t>).</w:t>
       </w:r>
       <w:r>
         <w:rPr>
@@ -11770,12 +13529,21 @@
         </w:rPr>
         <w:t>anyExchange</w:t>
       </w:r>
-      <w:r>
-        <w:rPr>
-          <w:sz w:val="24"/>
-          <w:szCs w:val="24"/>
-        </w:rPr>
-        <w:t>().</w:t>
+      <w:proofErr w:type="gramEnd"/>
+      <w:r>
+        <w:rPr>
+          <w:sz w:val="24"/>
+          <w:szCs w:val="24"/>
+        </w:rPr>
+        <w:t>(</w:t>
+      </w:r>
+      <w:proofErr w:type="gramStart"/>
+      <w:r>
+        <w:rPr>
+          <w:sz w:val="24"/>
+          <w:szCs w:val="24"/>
+        </w:rPr>
+        <w:t>).</w:t>
       </w:r>
       <w:r>
         <w:rPr>
@@ -11786,28 +13554,65 @@
         </w:rPr>
         <w:t>authenticated</w:t>
       </w:r>
-      <w:r>
-        <w:rPr>
-          <w:sz w:val="24"/>
-          <w:szCs w:val="24"/>
-        </w:rPr>
-        <w:t>().and().</w:t>
-      </w:r>
-      <w:r>
-        <w:rPr>
-          <w:b/>
-          <w:bCs/>
-          <w:sz w:val="24"/>
-          <w:szCs w:val="24"/>
-        </w:rPr>
-        <w:t>oauth2Client</w:t>
-      </w:r>
-      <w:r>
-        <w:rPr>
-          <w:sz w:val="24"/>
-          <w:szCs w:val="24"/>
-        </w:rPr>
-        <w:t>().</w:t>
+      <w:proofErr w:type="gramEnd"/>
+      <w:r>
+        <w:rPr>
+          <w:sz w:val="24"/>
+          <w:szCs w:val="24"/>
+        </w:rPr>
+        <w:t>().and(</w:t>
+      </w:r>
+      <w:proofErr w:type="gramStart"/>
+      <w:r>
+        <w:rPr>
+          <w:sz w:val="24"/>
+          <w:szCs w:val="24"/>
+        </w:rPr>
+        <w:t>).</w:t>
+      </w:r>
+      <w:r>
+        <w:rPr>
+          <w:b/>
+          <w:bCs/>
+          <w:sz w:val="24"/>
+          <w:szCs w:val="24"/>
+        </w:rPr>
+        <w:t>oauth</w:t>
+      </w:r>
+      <w:proofErr w:type="gramEnd"/>
+      <w:r>
+        <w:rPr>
+          <w:b/>
+          <w:bCs/>
+          <w:sz w:val="24"/>
+          <w:szCs w:val="24"/>
+        </w:rPr>
+        <w:t>2</w:t>
+      </w:r>
+      <w:proofErr w:type="gramStart"/>
+      <w:r>
+        <w:rPr>
+          <w:b/>
+          <w:bCs/>
+          <w:sz w:val="24"/>
+          <w:szCs w:val="24"/>
+        </w:rPr>
+        <w:t>Client</w:t>
+      </w:r>
+      <w:r>
+        <w:rPr>
+          <w:sz w:val="24"/>
+          <w:szCs w:val="24"/>
+        </w:rPr>
+        <w:t>(</w:t>
+      </w:r>
+      <w:proofErr w:type="gramEnd"/>
+      <w:r>
+        <w:rPr>
+          <w:sz w:val="24"/>
+          <w:szCs w:val="24"/>
+        </w:rPr>
+        <w:t>).</w:t>
       </w:r>
     </w:p>
     <w:p>
@@ -11823,24 +13628,51 @@
           <w:sz w:val="24"/>
           <w:szCs w:val="24"/>
         </w:rPr>
-        <w:t>and().</w:t>
-      </w:r>
-      <w:r>
-        <w:rPr>
-          <w:b/>
-          <w:bCs/>
-          <w:sz w:val="24"/>
-          <w:szCs w:val="24"/>
-        </w:rPr>
-        <w:t>oauth2ResourceServer</w:t>
-      </w:r>
-      <w:r>
-        <w:rPr>
-          <w:sz w:val="24"/>
-          <w:szCs w:val="24"/>
-        </w:rPr>
-        <w:t>().</w:t>
-      </w:r>
+        <w:t>and(</w:t>
+      </w:r>
+      <w:proofErr w:type="gramStart"/>
+      <w:r>
+        <w:rPr>
+          <w:sz w:val="24"/>
+          <w:szCs w:val="24"/>
+        </w:rPr>
+        <w:t>).</w:t>
+      </w:r>
+      <w:r>
+        <w:rPr>
+          <w:b/>
+          <w:bCs/>
+          <w:sz w:val="24"/>
+          <w:szCs w:val="24"/>
+        </w:rPr>
+        <w:t>oauth</w:t>
+      </w:r>
+      <w:proofErr w:type="gramEnd"/>
+      <w:r>
+        <w:rPr>
+          <w:b/>
+          <w:bCs/>
+          <w:sz w:val="24"/>
+          <w:szCs w:val="24"/>
+        </w:rPr>
+        <w:t>2ResourceServer</w:t>
+      </w:r>
+      <w:r>
+        <w:rPr>
+          <w:sz w:val="24"/>
+          <w:szCs w:val="24"/>
+        </w:rPr>
+        <w:t>(</w:t>
+      </w:r>
+      <w:proofErr w:type="gramStart"/>
+      <w:r>
+        <w:rPr>
+          <w:sz w:val="24"/>
+          <w:szCs w:val="24"/>
+        </w:rPr>
+        <w:t>).</w:t>
+      </w:r>
+      <w:proofErr w:type="spellStart"/>
       <w:r>
         <w:rPr>
           <w:b/>
@@ -11850,13 +13682,40 @@
         </w:rPr>
         <w:t>jwt</w:t>
       </w:r>
-      <w:r>
-        <w:rPr>
-          <w:sz w:val="24"/>
-          <w:szCs w:val="24"/>
-        </w:rPr>
-        <w:t>().build();</w:t>
-      </w:r>
+      <w:proofErr w:type="spellEnd"/>
+      <w:proofErr w:type="gramEnd"/>
+      <w:r>
+        <w:rPr>
+          <w:sz w:val="24"/>
+          <w:szCs w:val="24"/>
+        </w:rPr>
+        <w:t>(</w:t>
+      </w:r>
+      <w:proofErr w:type="gramStart"/>
+      <w:r>
+        <w:rPr>
+          <w:sz w:val="24"/>
+          <w:szCs w:val="24"/>
+        </w:rPr>
+        <w:t>).build</w:t>
+      </w:r>
+      <w:proofErr w:type="gramEnd"/>
+      <w:r>
+        <w:rPr>
+          <w:sz w:val="24"/>
+          <w:szCs w:val="24"/>
+        </w:rPr>
+        <w:t>(</w:t>
+      </w:r>
+      <w:proofErr w:type="gramStart"/>
+      <w:r>
+        <w:rPr>
+          <w:sz w:val="24"/>
+          <w:szCs w:val="24"/>
+        </w:rPr>
+        <w:t>);</w:t>
+      </w:r>
+      <w:proofErr w:type="gramEnd"/>
     </w:p>
     <w:p>
       <w:pPr>
@@ -11877,12 +13736,21 @@
         </w:rPr>
         <w:t xml:space="preserve">hit </w:t>
       </w:r>
-      <w:r>
-        <w:rPr>
-          <w:sz w:val="24"/>
-          <w:szCs w:val="24"/>
-        </w:rPr>
-        <w:t xml:space="preserve">api gateway </w:t>
+      <w:proofErr w:type="spellStart"/>
+      <w:r>
+        <w:rPr>
+          <w:sz w:val="24"/>
+          <w:szCs w:val="24"/>
+        </w:rPr>
+        <w:t>api</w:t>
+      </w:r>
+      <w:proofErr w:type="spellEnd"/>
+      <w:r>
+        <w:rPr>
+          <w:sz w:val="24"/>
+          <w:szCs w:val="24"/>
+        </w:rPr>
+        <w:t xml:space="preserve"> gateway </w:t>
       </w:r>
       <w:r>
         <w:rPr>
@@ -12006,6 +13874,7 @@
         </w:rPr>
         <w:t xml:space="preserve"> for </w:t>
       </w:r>
+      <w:proofErr w:type="spellStart"/>
       <w:r>
         <w:rPr>
           <w:b/>
@@ -12015,6 +13884,7 @@
         </w:rPr>
         <w:t>MicroService</w:t>
       </w:r>
+      <w:proofErr w:type="spellEnd"/>
       <w:r>
         <w:rPr>
           <w:b/>
@@ -12176,6 +14046,7 @@
           <w:szCs w:val="24"/>
         </w:rPr>
       </w:pPr>
+      <w:proofErr w:type="gramStart"/>
       <w:r>
         <w:rPr>
           <w:b/>
@@ -12185,6 +14056,7 @@
         </w:rPr>
         <w:t>okta.oauth2.issuer</w:t>
       </w:r>
+      <w:proofErr w:type="gramEnd"/>
       <w:r>
         <w:rPr>
           <w:sz w:val="24"/>
@@ -12200,6 +14072,7 @@
           <w:szCs w:val="24"/>
         </w:rPr>
       </w:pPr>
+      <w:proofErr w:type="gramStart"/>
       <w:r>
         <w:rPr>
           <w:b/>
@@ -12209,6 +14082,7 @@
         </w:rPr>
         <w:t>okta.oauth2.audience</w:t>
       </w:r>
+      <w:proofErr w:type="gramEnd"/>
       <w:r>
         <w:rPr>
           <w:sz w:val="24"/>
@@ -12253,8 +14127,33 @@
           <w:sz w:val="24"/>
           <w:szCs w:val="24"/>
         </w:rPr>
-        <w:t>default api uri</w:t>
-      </w:r>
+        <w:t xml:space="preserve">default </w:t>
+      </w:r>
+      <w:proofErr w:type="spellStart"/>
+      <w:r>
+        <w:rPr>
+          <w:sz w:val="24"/>
+          <w:szCs w:val="24"/>
+        </w:rPr>
+        <w:t>api</w:t>
+      </w:r>
+      <w:proofErr w:type="spellEnd"/>
+      <w:r>
+        <w:rPr>
+          <w:sz w:val="24"/>
+          <w:szCs w:val="24"/>
+        </w:rPr>
+        <w:t xml:space="preserve"> </w:t>
+      </w:r>
+      <w:proofErr w:type="spellStart"/>
+      <w:r>
+        <w:rPr>
+          <w:sz w:val="24"/>
+          <w:szCs w:val="24"/>
+        </w:rPr>
+        <w:t>uri</w:t>
+      </w:r>
+      <w:proofErr w:type="spellEnd"/>
     </w:p>
     <w:p>
       <w:pPr>
@@ -12270,6 +14169,7 @@
         </w:rPr>
         <w:t>spring.security.oauth2.client.registration.my-internal-</w:t>
       </w:r>
+      <w:proofErr w:type="gramStart"/>
       <w:r>
         <w:rPr>
           <w:b/>
@@ -12279,6 +14179,7 @@
         </w:rPr>
         <w:t>client.provider</w:t>
       </w:r>
+      <w:proofErr w:type="gramEnd"/>
       <w:r>
         <w:rPr>
           <w:sz w:val="24"/>
@@ -12301,14 +14202,25 @@
         </w:rPr>
         <w:t>spring.security.oauth2.client.registration.my-internal-</w:t>
       </w:r>
-      <w:r>
-        <w:rPr>
-          <w:b/>
-          <w:bCs/>
-          <w:sz w:val="24"/>
-          <w:szCs w:val="24"/>
-        </w:rPr>
-        <w:t>client.authorization-grant-type</w:t>
+      <w:proofErr w:type="gramStart"/>
+      <w:r>
+        <w:rPr>
+          <w:b/>
+          <w:bCs/>
+          <w:sz w:val="24"/>
+          <w:szCs w:val="24"/>
+        </w:rPr>
+        <w:t>client.authorization</w:t>
+      </w:r>
+      <w:proofErr w:type="gramEnd"/>
+      <w:r>
+        <w:rPr>
+          <w:b/>
+          <w:bCs/>
+          <w:sz w:val="24"/>
+          <w:szCs w:val="24"/>
+        </w:rPr>
+        <w:t>-grant-type</w:t>
       </w:r>
       <w:r>
         <w:rPr>
@@ -12330,7 +14242,15 @@
           <w:sz w:val="24"/>
           <w:szCs w:val="24"/>
         </w:rPr>
-        <w:t>spring.security.oauth2.client.registration.my-internal-client.</w:t>
+        <w:t>spring.security.oauth2.client.registration.my-internal-</w:t>
+      </w:r>
+      <w:proofErr w:type="gramStart"/>
+      <w:r>
+        <w:rPr>
+          <w:sz w:val="24"/>
+          <w:szCs w:val="24"/>
+        </w:rPr>
+        <w:t>client.</w:t>
       </w:r>
       <w:r>
         <w:rPr>
@@ -12341,6 +14261,7 @@
         </w:rPr>
         <w:t>scope</w:t>
       </w:r>
+      <w:proofErr w:type="gramEnd"/>
       <w:r>
         <w:rPr>
           <w:sz w:val="24"/>
@@ -12361,16 +14282,34 @@
           <w:sz w:val="24"/>
           <w:szCs w:val="24"/>
         </w:rPr>
-        <w:t>spring.security.oauth2.client.registration.my-internal-client.</w:t>
-      </w:r>
-      <w:r>
-        <w:rPr>
-          <w:b/>
-          <w:bCs/>
-          <w:sz w:val="24"/>
-          <w:szCs w:val="24"/>
-        </w:rPr>
-        <w:t>client-id</w:t>
+        <w:t>spring.security.oauth2.client.registration.my-internal-</w:t>
+      </w:r>
+      <w:proofErr w:type="gramStart"/>
+      <w:r>
+        <w:rPr>
+          <w:sz w:val="24"/>
+          <w:szCs w:val="24"/>
+        </w:rPr>
+        <w:t>client.</w:t>
+      </w:r>
+      <w:r>
+        <w:rPr>
+          <w:b/>
+          <w:bCs/>
+          <w:sz w:val="24"/>
+          <w:szCs w:val="24"/>
+        </w:rPr>
+        <w:t>client</w:t>
+      </w:r>
+      <w:proofErr w:type="gramEnd"/>
+      <w:r>
+        <w:rPr>
+          <w:b/>
+          <w:bCs/>
+          <w:sz w:val="24"/>
+          <w:szCs w:val="24"/>
+        </w:rPr>
+        <w:t>-id</w:t>
       </w:r>
       <w:r>
         <w:rPr>
@@ -12394,14 +14333,25 @@
         </w:rPr>
         <w:t>spring.security.oauth2.client.registration.my-internal-</w:t>
       </w:r>
-      <w:r>
-        <w:rPr>
-          <w:b/>
-          <w:bCs/>
-          <w:sz w:val="24"/>
-          <w:szCs w:val="24"/>
-        </w:rPr>
-        <w:t>client.client-secret</w:t>
+      <w:proofErr w:type="gramStart"/>
+      <w:r>
+        <w:rPr>
+          <w:b/>
+          <w:bCs/>
+          <w:sz w:val="24"/>
+          <w:szCs w:val="24"/>
+        </w:rPr>
+        <w:t>client.client</w:t>
+      </w:r>
+      <w:proofErr w:type="gramEnd"/>
+      <w:r>
+        <w:rPr>
+          <w:b/>
+          <w:bCs/>
+          <w:sz w:val="24"/>
+          <w:szCs w:val="24"/>
+        </w:rPr>
+        <w:t>-secret</w:t>
       </w:r>
       <w:r>
         <w:rPr>
@@ -12418,21 +14368,57 @@
           <w:szCs w:val="24"/>
         </w:rPr>
       </w:pPr>
-      <w:r>
-        <w:rPr>
-          <w:sz w:val="24"/>
-          <w:szCs w:val="24"/>
-        </w:rPr>
-        <w:t>spring.security.oauth2.client.provider.</w:t>
-      </w:r>
-      <w:r>
-        <w:rPr>
-          <w:b/>
-          <w:bCs/>
-          <w:sz w:val="24"/>
-          <w:szCs w:val="24"/>
-        </w:rPr>
-        <w:t>okta.issuer-uri</w:t>
+      <w:proofErr w:type="gramStart"/>
+      <w:r>
+        <w:rPr>
+          <w:sz w:val="24"/>
+          <w:szCs w:val="24"/>
+        </w:rPr>
+        <w:t>spring.security</w:t>
+      </w:r>
+      <w:proofErr w:type="gramEnd"/>
+      <w:r>
+        <w:rPr>
+          <w:sz w:val="24"/>
+          <w:szCs w:val="24"/>
+        </w:rPr>
+        <w:t>.</w:t>
+      </w:r>
+      <w:proofErr w:type="gramStart"/>
+      <w:r>
+        <w:rPr>
+          <w:sz w:val="24"/>
+          <w:szCs w:val="24"/>
+        </w:rPr>
+        <w:t>oauth2.client.provider</w:t>
+      </w:r>
+      <w:proofErr w:type="gramEnd"/>
+      <w:r>
+        <w:rPr>
+          <w:sz w:val="24"/>
+          <w:szCs w:val="24"/>
+        </w:rPr>
+        <w:t>.</w:t>
+      </w:r>
+      <w:proofErr w:type="gramStart"/>
+      <w:r>
+        <w:rPr>
+          <w:b/>
+          <w:bCs/>
+          <w:sz w:val="24"/>
+          <w:szCs w:val="24"/>
+        </w:rPr>
+        <w:t>okta.issuer</w:t>
+      </w:r>
+      <w:proofErr w:type="gramEnd"/>
+      <w:r>
+        <w:rPr>
+          <w:b/>
+          <w:bCs/>
+          <w:sz w:val="24"/>
+          <w:szCs w:val="24"/>
+        </w:rPr>
+        <w:t>-uri</w:t>
       </w:r>
       <w:r>
         <w:rPr>
@@ -12446,15 +14432,40 @@
           <w:sz w:val="24"/>
           <w:szCs w:val="24"/>
         </w:rPr>
-        <w:t>app api de</w:t>
-      </w:r>
-      <w:r>
-        <w:rPr>
-          <w:sz w:val="24"/>
-          <w:szCs w:val="24"/>
-        </w:rPr>
-        <w:t>fault url</w:t>
-      </w:r>
+        <w:t xml:space="preserve">app </w:t>
+      </w:r>
+      <w:proofErr w:type="spellStart"/>
+      <w:r>
+        <w:rPr>
+          <w:sz w:val="24"/>
+          <w:szCs w:val="24"/>
+        </w:rPr>
+        <w:t>api</w:t>
+      </w:r>
+      <w:proofErr w:type="spellEnd"/>
+      <w:r>
+        <w:rPr>
+          <w:sz w:val="24"/>
+          <w:szCs w:val="24"/>
+        </w:rPr>
+        <w:t xml:space="preserve"> de</w:t>
+      </w:r>
+      <w:r>
+        <w:rPr>
+          <w:sz w:val="24"/>
+          <w:szCs w:val="24"/>
+        </w:rPr>
+        <w:t xml:space="preserve">fault </w:t>
+      </w:r>
+      <w:proofErr w:type="spellStart"/>
+      <w:r>
+        <w:rPr>
+          <w:sz w:val="24"/>
+          <w:szCs w:val="24"/>
+        </w:rPr>
+        <w:t>url</w:t>
+      </w:r>
+      <w:proofErr w:type="spellEnd"/>
     </w:p>
     <w:p>
       <w:pPr>
@@ -12485,7 +14496,47 @@
           <w:sz w:val="24"/>
           <w:szCs w:val="24"/>
         </w:rPr>
-        <w:t>Need to add FeignClient &amp; RestTemplate interceptor</w:t>
+        <w:t xml:space="preserve">Need to add </w:t>
+      </w:r>
+      <w:proofErr w:type="spellStart"/>
+      <w:r>
+        <w:rPr>
+          <w:b/>
+          <w:bCs/>
+          <w:sz w:val="24"/>
+          <w:szCs w:val="24"/>
+        </w:rPr>
+        <w:t>FeignClient</w:t>
+      </w:r>
+      <w:proofErr w:type="spellEnd"/>
+      <w:r>
+        <w:rPr>
+          <w:b/>
+          <w:bCs/>
+          <w:sz w:val="24"/>
+          <w:szCs w:val="24"/>
+        </w:rPr>
+        <w:t xml:space="preserve"> &amp; </w:t>
+      </w:r>
+      <w:proofErr w:type="spellStart"/>
+      <w:r>
+        <w:rPr>
+          <w:b/>
+          <w:bCs/>
+          <w:sz w:val="24"/>
+          <w:szCs w:val="24"/>
+        </w:rPr>
+        <w:t>RestTemplate</w:t>
+      </w:r>
+      <w:proofErr w:type="spellEnd"/>
+      <w:r>
+        <w:rPr>
+          <w:b/>
+          <w:bCs/>
+          <w:sz w:val="24"/>
+          <w:szCs w:val="24"/>
+        </w:rPr>
+        <w:t xml:space="preserve"> interceptor</w:t>
       </w:r>
     </w:p>
     <w:p>
@@ -12629,8 +14680,19 @@
           <w:sz w:val="24"/>
           <w:szCs w:val="24"/>
         </w:rPr>
-        <w:t>Configure application.properties</w:t>
-      </w:r>
+        <w:t xml:space="preserve">Configure </w:t>
+      </w:r>
+      <w:proofErr w:type="spellStart"/>
+      <w:proofErr w:type="gramStart"/>
+      <w:r>
+        <w:rPr>
+          <w:sz w:val="24"/>
+          <w:szCs w:val="24"/>
+        </w:rPr>
+        <w:t>application.properties</w:t>
+      </w:r>
+      <w:proofErr w:type="spellEnd"/>
+      <w:proofErr w:type="gramEnd"/>
       <w:r>
         <w:rPr>
           <w:sz w:val="24"/>
@@ -12638,14 +14700,65 @@
         </w:rPr>
         <w:t xml:space="preserve"> with </w:t>
       </w:r>
-      <w:r>
-        <w:rPr>
-          <w:b/>
-          <w:bCs/>
-          <w:sz w:val="24"/>
-          <w:szCs w:val="24"/>
-        </w:rPr>
-        <w:t>clientid, secretid, issuer-uri,</w:t>
+      <w:proofErr w:type="spellStart"/>
+      <w:r>
+        <w:rPr>
+          <w:b/>
+          <w:bCs/>
+          <w:sz w:val="24"/>
+          <w:szCs w:val="24"/>
+        </w:rPr>
+        <w:t>clientid</w:t>
+      </w:r>
+      <w:proofErr w:type="spellEnd"/>
+      <w:r>
+        <w:rPr>
+          <w:b/>
+          <w:bCs/>
+          <w:sz w:val="24"/>
+          <w:szCs w:val="24"/>
+        </w:rPr>
+        <w:t xml:space="preserve">, </w:t>
+      </w:r>
+      <w:proofErr w:type="spellStart"/>
+      <w:r>
+        <w:rPr>
+          <w:b/>
+          <w:bCs/>
+          <w:sz w:val="24"/>
+          <w:szCs w:val="24"/>
+        </w:rPr>
+        <w:t>secretid</w:t>
+      </w:r>
+      <w:proofErr w:type="spellEnd"/>
+      <w:r>
+        <w:rPr>
+          <w:b/>
+          <w:bCs/>
+          <w:sz w:val="24"/>
+          <w:szCs w:val="24"/>
+        </w:rPr>
+        <w:t>, issuer-</w:t>
+      </w:r>
+      <w:proofErr w:type="spellStart"/>
+      <w:r>
+        <w:rPr>
+          <w:b/>
+          <w:bCs/>
+          <w:sz w:val="24"/>
+          <w:szCs w:val="24"/>
+        </w:rPr>
+        <w:t>uri</w:t>
+      </w:r>
+      <w:proofErr w:type="spellEnd"/>
+      <w:r>
+        <w:rPr>
+          <w:b/>
+          <w:bCs/>
+          <w:sz w:val="24"/>
+          <w:szCs w:val="24"/>
+        </w:rPr>
+        <w:t>,</w:t>
       </w:r>
       <w:r>
         <w:rPr>
@@ -12661,6 +14774,7 @@
         </w:rPr>
         <w:t xml:space="preserve">and </w:t>
       </w:r>
+      <w:proofErr w:type="spellStart"/>
       <w:r>
         <w:rPr>
           <w:b/>
@@ -12679,15 +14793,27 @@
         </w:rPr>
         <w:t>t</w:t>
       </w:r>
-      <w:r>
-        <w:rPr>
-          <w:b/>
-          <w:bCs/>
-          <w:sz w:val="24"/>
-          <w:szCs w:val="24"/>
-        </w:rPr>
-        <w:t>-set-uri</w:t>
-      </w:r>
+      <w:proofErr w:type="spellEnd"/>
+      <w:r>
+        <w:rPr>
+          <w:b/>
+          <w:bCs/>
+          <w:sz w:val="24"/>
+          <w:szCs w:val="24"/>
+        </w:rPr>
+        <w:t>-set-</w:t>
+      </w:r>
+      <w:proofErr w:type="spellStart"/>
+      <w:r>
+        <w:rPr>
+          <w:b/>
+          <w:bCs/>
+          <w:sz w:val="24"/>
+          <w:szCs w:val="24"/>
+        </w:rPr>
+        <w:t>uri</w:t>
+      </w:r>
+      <w:proofErr w:type="spellEnd"/>
     </w:p>
     <w:p>
       <w:pPr>
@@ -12747,14 +14873,65 @@
           <w:szCs w:val="24"/>
         </w:rPr>
       </w:pPr>
-      <w:r>
-        <w:rPr>
-          <w:b/>
-          <w:bCs/>
-          <w:sz w:val="24"/>
-          <w:szCs w:val="24"/>
-        </w:rPr>
-        <w:t>spring.security.oauth2.client.registration.okta.client-id</w:t>
+      <w:proofErr w:type="gramStart"/>
+      <w:r>
+        <w:rPr>
+          <w:b/>
+          <w:bCs/>
+          <w:sz w:val="24"/>
+          <w:szCs w:val="24"/>
+        </w:rPr>
+        <w:t>spring.security</w:t>
+      </w:r>
+      <w:proofErr w:type="gramEnd"/>
+      <w:r>
+        <w:rPr>
+          <w:b/>
+          <w:bCs/>
+          <w:sz w:val="24"/>
+          <w:szCs w:val="24"/>
+        </w:rPr>
+        <w:t>.</w:t>
+      </w:r>
+      <w:proofErr w:type="gramStart"/>
+      <w:r>
+        <w:rPr>
+          <w:b/>
+          <w:bCs/>
+          <w:sz w:val="24"/>
+          <w:szCs w:val="24"/>
+        </w:rPr>
+        <w:t>oauth2.client.registration</w:t>
+      </w:r>
+      <w:proofErr w:type="gramEnd"/>
+      <w:r>
+        <w:rPr>
+          <w:b/>
+          <w:bCs/>
+          <w:sz w:val="24"/>
+          <w:szCs w:val="24"/>
+        </w:rPr>
+        <w:t>.</w:t>
+      </w:r>
+      <w:proofErr w:type="gramStart"/>
+      <w:r>
+        <w:rPr>
+          <w:b/>
+          <w:bCs/>
+          <w:sz w:val="24"/>
+          <w:szCs w:val="24"/>
+        </w:rPr>
+        <w:t>okta.client</w:t>
+      </w:r>
+      <w:proofErr w:type="gramEnd"/>
+      <w:r>
+        <w:rPr>
+          <w:b/>
+          <w:bCs/>
+          <w:sz w:val="24"/>
+          <w:szCs w:val="24"/>
+        </w:rPr>
+        <w:t>-id</w:t>
       </w:r>
       <w:r>
         <w:rPr>
@@ -12772,14 +14949,65 @@
           <w:szCs w:val="24"/>
         </w:rPr>
       </w:pPr>
-      <w:r>
-        <w:rPr>
-          <w:b/>
-          <w:bCs/>
-          <w:sz w:val="24"/>
-          <w:szCs w:val="24"/>
-        </w:rPr>
-        <w:t>spring.security.oauth2.client.registration.okta.client-secret</w:t>
+      <w:proofErr w:type="gramStart"/>
+      <w:r>
+        <w:rPr>
+          <w:b/>
+          <w:bCs/>
+          <w:sz w:val="24"/>
+          <w:szCs w:val="24"/>
+        </w:rPr>
+        <w:t>spring.security</w:t>
+      </w:r>
+      <w:proofErr w:type="gramEnd"/>
+      <w:r>
+        <w:rPr>
+          <w:b/>
+          <w:bCs/>
+          <w:sz w:val="24"/>
+          <w:szCs w:val="24"/>
+        </w:rPr>
+        <w:t>.</w:t>
+      </w:r>
+      <w:proofErr w:type="gramStart"/>
+      <w:r>
+        <w:rPr>
+          <w:b/>
+          <w:bCs/>
+          <w:sz w:val="24"/>
+          <w:szCs w:val="24"/>
+        </w:rPr>
+        <w:t>oauth2.client.registration</w:t>
+      </w:r>
+      <w:proofErr w:type="gramEnd"/>
+      <w:r>
+        <w:rPr>
+          <w:b/>
+          <w:bCs/>
+          <w:sz w:val="24"/>
+          <w:szCs w:val="24"/>
+        </w:rPr>
+        <w:t>.</w:t>
+      </w:r>
+      <w:proofErr w:type="gramStart"/>
+      <w:r>
+        <w:rPr>
+          <w:b/>
+          <w:bCs/>
+          <w:sz w:val="24"/>
+          <w:szCs w:val="24"/>
+        </w:rPr>
+        <w:t>okta.client</w:t>
+      </w:r>
+      <w:proofErr w:type="gramEnd"/>
+      <w:r>
+        <w:rPr>
+          <w:b/>
+          <w:bCs/>
+          <w:sz w:val="24"/>
+          <w:szCs w:val="24"/>
+        </w:rPr>
+        <w:t>-secret</w:t>
       </w:r>
       <w:r>
         <w:rPr>
@@ -12840,6 +15068,7 @@
           <w:szCs w:val="24"/>
         </w:rPr>
       </w:pPr>
+      <w:proofErr w:type="gramStart"/>
       <w:r>
         <w:rPr>
           <w:sz w:val="24"/>
@@ -12854,7 +15083,17 @@
           <w:sz w:val="24"/>
           <w:szCs w:val="24"/>
         </w:rPr>
-        <w:t>@EnableWebSecurity</w:t>
+        <w:t>@</w:t>
+      </w:r>
+      <w:proofErr w:type="gramEnd"/>
+      <w:r>
+        <w:rPr>
+          <w:b/>
+          <w:bCs/>
+          <w:sz w:val="24"/>
+          <w:szCs w:val="24"/>
+        </w:rPr>
+        <w:t>EnableWebSecurity</w:t>
       </w:r>
     </w:p>
     <w:p>
@@ -12865,6 +15104,8 @@
           <w:szCs w:val="24"/>
         </w:rPr>
       </w:pPr>
+      <w:proofErr w:type="spellStart"/>
+      <w:proofErr w:type="gramStart"/>
       <w:r>
         <w:rPr>
           <w:sz w:val="24"/>
@@ -12895,6 +15136,8 @@
         </w:rPr>
         <w:t>authorizeHttpRequests</w:t>
       </w:r>
+      <w:proofErr w:type="spellEnd"/>
+      <w:proofErr w:type="gramEnd"/>
       <w:r>
         <w:rPr>
           <w:sz w:val="24"/>
@@ -12919,6 +15162,7 @@
           <w:szCs w:val="24"/>
         </w:rPr>
       </w:pPr>
+      <w:proofErr w:type="spellStart"/>
       <w:r>
         <w:rPr>
           <w:b/>
@@ -12928,13 +15172,23 @@
         </w:rPr>
         <w:t>requestMatchers</w:t>
       </w:r>
-      <w:r>
-        <w:rPr>
-          <w:sz w:val="24"/>
-          <w:szCs w:val="24"/>
-        </w:rPr>
-        <w:t>("/public/**").</w:t>
-      </w:r>
+      <w:proofErr w:type="spellEnd"/>
+      <w:r>
+        <w:rPr>
+          <w:sz w:val="24"/>
+          <w:szCs w:val="24"/>
+        </w:rPr>
+        <w:t>("/public/**"</w:t>
+      </w:r>
+      <w:proofErr w:type="gramStart"/>
+      <w:r>
+        <w:rPr>
+          <w:sz w:val="24"/>
+          <w:szCs w:val="24"/>
+        </w:rPr>
+        <w:t>).</w:t>
+      </w:r>
+      <w:proofErr w:type="spellStart"/>
       <w:r>
         <w:rPr>
           <w:b/>
@@ -12944,6 +15198,8 @@
         </w:rPr>
         <w:t>permitAll</w:t>
       </w:r>
+      <w:proofErr w:type="spellEnd"/>
+      <w:proofErr w:type="gramEnd"/>
       <w:r>
         <w:rPr>
           <w:sz w:val="24"/>
@@ -12966,7 +15222,40 @@
           <w:szCs w:val="24"/>
         </w:rPr>
         <w:lastRenderedPageBreak/>
-        <w:t xml:space="preserve">              .anyRequest().</w:t>
+        <w:t xml:space="preserve">              </w:t>
+      </w:r>
+      <w:proofErr w:type="gramStart"/>
+      <w:r>
+        <w:rPr>
+          <w:sz w:val="24"/>
+          <w:szCs w:val="24"/>
+        </w:rPr>
+        <w:t>.</w:t>
+      </w:r>
+      <w:proofErr w:type="spellStart"/>
+      <w:r>
+        <w:rPr>
+          <w:sz w:val="24"/>
+          <w:szCs w:val="24"/>
+        </w:rPr>
+        <w:t>anyRequest</w:t>
+      </w:r>
+      <w:proofErr w:type="spellEnd"/>
+      <w:proofErr w:type="gramEnd"/>
+      <w:r>
+        <w:rPr>
+          <w:sz w:val="24"/>
+          <w:szCs w:val="24"/>
+        </w:rPr>
+        <w:t>(</w:t>
+      </w:r>
+      <w:proofErr w:type="gramStart"/>
+      <w:r>
+        <w:rPr>
+          <w:sz w:val="24"/>
+          <w:szCs w:val="24"/>
+        </w:rPr>
+        <w:t>).</w:t>
       </w:r>
       <w:r>
         <w:rPr>
@@ -12977,12 +15266,21 @@
         </w:rPr>
         <w:t>authenticated</w:t>
       </w:r>
-      <w:r>
-        <w:rPr>
-          <w:sz w:val="24"/>
-          <w:szCs w:val="24"/>
-        </w:rPr>
-        <w:t>()</w:t>
+      <w:proofErr w:type="gramEnd"/>
+      <w:r>
+        <w:rPr>
+          <w:sz w:val="24"/>
+          <w:szCs w:val="24"/>
+        </w:rPr>
+        <w:t>(</w:t>
+      </w:r>
+      <w:proofErr w:type="gramStart"/>
+      <w:r>
+        <w:rPr>
+          <w:sz w:val="24"/>
+          <w:szCs w:val="24"/>
+        </w:rPr>
+        <w:t>)</w:t>
       </w:r>
       <w:r>
         <w:rPr>
@@ -12998,15 +15296,34 @@
           <w:sz w:val="24"/>
           <w:szCs w:val="24"/>
         </w:rPr>
-        <w:t>oauth2ResourceServer</w:t>
-      </w:r>
-      <w:r>
-        <w:rPr>
-          <w:sz w:val="24"/>
-          <w:szCs w:val="24"/>
-        </w:rPr>
-        <w:t>().</w:t>
-      </w:r>
+        <w:t>oauth</w:t>
+      </w:r>
+      <w:proofErr w:type="gramEnd"/>
+      <w:r>
+        <w:rPr>
+          <w:b/>
+          <w:bCs/>
+          <w:sz w:val="24"/>
+          <w:szCs w:val="24"/>
+        </w:rPr>
+        <w:t>2ResourceServer</w:t>
+      </w:r>
+      <w:r>
+        <w:rPr>
+          <w:sz w:val="24"/>
+          <w:szCs w:val="24"/>
+        </w:rPr>
+        <w:t>(</w:t>
+      </w:r>
+      <w:proofErr w:type="gramStart"/>
+      <w:r>
+        <w:rPr>
+          <w:sz w:val="24"/>
+          <w:szCs w:val="24"/>
+        </w:rPr>
+        <w:t>).</w:t>
+      </w:r>
+      <w:proofErr w:type="spellStart"/>
       <w:r>
         <w:rPr>
           <w:b/>
@@ -13016,13 +15333,24 @@
         </w:rPr>
         <w:t>jwt</w:t>
       </w:r>
-      <w:r>
-        <w:rPr>
-          <w:sz w:val="24"/>
-          <w:szCs w:val="24"/>
-        </w:rPr>
-        <w:t>();</w:t>
-      </w:r>
+      <w:proofErr w:type="spellEnd"/>
+      <w:proofErr w:type="gramEnd"/>
+      <w:r>
+        <w:rPr>
+          <w:sz w:val="24"/>
+          <w:szCs w:val="24"/>
+        </w:rPr>
+        <w:t>(</w:t>
+      </w:r>
+      <w:proofErr w:type="gramStart"/>
+      <w:r>
+        <w:rPr>
+          <w:sz w:val="24"/>
+          <w:szCs w:val="24"/>
+        </w:rPr>
+        <w:t>);</w:t>
+      </w:r>
+      <w:proofErr w:type="gramEnd"/>
     </w:p>
     <w:p>
       <w:pPr>
@@ -13037,8 +15365,35 @@
           <w:sz w:val="24"/>
           <w:szCs w:val="24"/>
         </w:rPr>
-        <w:t>return http.build();</w:t>
-      </w:r>
+        <w:t xml:space="preserve">return </w:t>
+      </w:r>
+      <w:proofErr w:type="spellStart"/>
+      <w:proofErr w:type="gramStart"/>
+      <w:r>
+        <w:rPr>
+          <w:sz w:val="24"/>
+          <w:szCs w:val="24"/>
+        </w:rPr>
+        <w:t>http.build</w:t>
+      </w:r>
+      <w:proofErr w:type="spellEnd"/>
+      <w:proofErr w:type="gramEnd"/>
+      <w:r>
+        <w:rPr>
+          <w:sz w:val="24"/>
+          <w:szCs w:val="24"/>
+        </w:rPr>
+        <w:t>(</w:t>
+      </w:r>
+      <w:proofErr w:type="gramStart"/>
+      <w:r>
+        <w:rPr>
+          <w:sz w:val="24"/>
+          <w:szCs w:val="24"/>
+        </w:rPr>
+        <w:t>);</w:t>
+      </w:r>
+      <w:proofErr w:type="gramEnd"/>
     </w:p>
     <w:p>
       <w:pPr>
@@ -13073,7 +15428,23 @@
           <w:sz w:val="24"/>
           <w:szCs w:val="24"/>
         </w:rPr>
-        <w:t xml:space="preserve">On Method() </w:t>
+        <w:t xml:space="preserve">On </w:t>
+      </w:r>
+      <w:proofErr w:type="gramStart"/>
+      <w:r>
+        <w:rPr>
+          <w:sz w:val="24"/>
+          <w:szCs w:val="24"/>
+        </w:rPr>
+        <w:t>Method(</w:t>
+      </w:r>
+      <w:proofErr w:type="gramEnd"/>
+      <w:r>
+        <w:rPr>
+          <w:sz w:val="24"/>
+          <w:szCs w:val="24"/>
+        </w:rPr>
+        <w:t xml:space="preserve">) </w:t>
       </w:r>
       <w:r>
         <w:rPr>
@@ -13151,8 +15522,25 @@
           <w:sz w:val="24"/>
           <w:szCs w:val="24"/>
         </w:rPr>
-        <w:t xml:space="preserve">I integrated LDAP in Spring Boot using Spring Security by configuring </w:t>
-      </w:r>
+        <w:t xml:space="preserve">I integrated LDAP </w:t>
+      </w:r>
+      <w:proofErr w:type="gramStart"/>
+      <w:r>
+        <w:rPr>
+          <w:sz w:val="24"/>
+          <w:szCs w:val="24"/>
+        </w:rPr>
+        <w:t>in</w:t>
+      </w:r>
+      <w:proofErr w:type="gramEnd"/>
+      <w:r>
+        <w:rPr>
+          <w:sz w:val="24"/>
+          <w:szCs w:val="24"/>
+        </w:rPr>
+        <w:t xml:space="preserve"> Spring Boot using Spring Security by configuring </w:t>
+      </w:r>
+      <w:proofErr w:type="spellStart"/>
       <w:r>
         <w:rPr>
           <w:b/>
@@ -13162,6 +15550,7 @@
         </w:rPr>
         <w:t>LdapContextSource</w:t>
       </w:r>
+      <w:proofErr w:type="spellEnd"/>
       <w:r>
         <w:rPr>
           <w:sz w:val="24"/>
@@ -13169,6 +15558,7 @@
         </w:rPr>
         <w:t xml:space="preserve">, applying </w:t>
       </w:r>
+      <w:proofErr w:type="spellStart"/>
       <w:r>
         <w:rPr>
           <w:b/>
@@ -13178,12 +15568,29 @@
         </w:rPr>
         <w:t>userSearchFilter</w:t>
       </w:r>
-      <w:r>
-        <w:rPr>
-          <w:sz w:val="24"/>
-          <w:szCs w:val="24"/>
-        </w:rPr>
-        <w:t>, and enabling login through an LDAP directory like OpenLDAP. Spring handles authentication by validating users against the LDAP tree structure.</w:t>
+      <w:proofErr w:type="spellEnd"/>
+      <w:r>
+        <w:rPr>
+          <w:sz w:val="24"/>
+          <w:szCs w:val="24"/>
+        </w:rPr>
+        <w:t xml:space="preserve">, and enabling login through an LDAP directory like </w:t>
+      </w:r>
+      <w:proofErr w:type="spellStart"/>
+      <w:r>
+        <w:rPr>
+          <w:sz w:val="24"/>
+          <w:szCs w:val="24"/>
+        </w:rPr>
+        <w:t>OpenLDAP</w:t>
+      </w:r>
+      <w:proofErr w:type="spellEnd"/>
+      <w:r>
+        <w:rPr>
+          <w:sz w:val="24"/>
+          <w:szCs w:val="24"/>
+        </w:rPr>
+        <w:t>. Spring handles authentication by validating users against the LDAP tree structure.</w:t>
       </w:r>
     </w:p>
     <w:p>
@@ -13227,8 +15634,19 @@
           <w:sz w:val="24"/>
           <w:szCs w:val="24"/>
         </w:rPr>
-        <w:t>Configure application.properties</w:t>
-      </w:r>
+        <w:t xml:space="preserve">Configure </w:t>
+      </w:r>
+      <w:proofErr w:type="spellStart"/>
+      <w:proofErr w:type="gramStart"/>
+      <w:r>
+        <w:rPr>
+          <w:sz w:val="24"/>
+          <w:szCs w:val="24"/>
+        </w:rPr>
+        <w:t>application.properties</w:t>
+      </w:r>
+      <w:proofErr w:type="spellEnd"/>
+      <w:proofErr w:type="gramEnd"/>
     </w:p>
     <w:p>
       <w:pPr>
@@ -13238,12 +15656,30 @@
           <w:szCs w:val="24"/>
         </w:rPr>
       </w:pPr>
-      <w:r>
-        <w:rPr>
-          <w:sz w:val="24"/>
-          <w:szCs w:val="24"/>
-        </w:rPr>
-        <w:t>spring.ldap.urls=ldap://localhost:8389</w:t>
+      <w:proofErr w:type="spellStart"/>
+      <w:proofErr w:type="gramStart"/>
+      <w:r>
+        <w:rPr>
+          <w:sz w:val="24"/>
+          <w:szCs w:val="24"/>
+        </w:rPr>
+        <w:t>spring.ldap</w:t>
+      </w:r>
+      <w:proofErr w:type="gramEnd"/>
+      <w:r>
+        <w:rPr>
+          <w:sz w:val="24"/>
+          <w:szCs w:val="24"/>
+        </w:rPr>
+        <w:t>.urls</w:t>
+      </w:r>
+      <w:proofErr w:type="spellEnd"/>
+      <w:r>
+        <w:rPr>
+          <w:sz w:val="24"/>
+          <w:szCs w:val="24"/>
+        </w:rPr>
+        <w:t>=ldap://localhost:8389</w:t>
       </w:r>
     </w:p>
     <w:p>
@@ -13254,12 +15690,48 @@
           <w:szCs w:val="24"/>
         </w:rPr>
       </w:pPr>
-      <w:r>
-        <w:rPr>
-          <w:sz w:val="24"/>
-          <w:szCs w:val="24"/>
-        </w:rPr>
-        <w:t>spring.ldap.base=dc=springframework,dc=org</w:t>
+      <w:proofErr w:type="spellStart"/>
+      <w:proofErr w:type="gramStart"/>
+      <w:r>
+        <w:rPr>
+          <w:sz w:val="24"/>
+          <w:szCs w:val="24"/>
+        </w:rPr>
+        <w:t>spring.ldap</w:t>
+      </w:r>
+      <w:proofErr w:type="gramEnd"/>
+      <w:r>
+        <w:rPr>
+          <w:sz w:val="24"/>
+          <w:szCs w:val="24"/>
+        </w:rPr>
+        <w:t>.base</w:t>
+      </w:r>
+      <w:proofErr w:type="spellEnd"/>
+      <w:r>
+        <w:rPr>
+          <w:sz w:val="24"/>
+          <w:szCs w:val="24"/>
+        </w:rPr>
+        <w:t>=dc=</w:t>
+      </w:r>
+      <w:proofErr w:type="spellStart"/>
+      <w:proofErr w:type="gramStart"/>
+      <w:r>
+        <w:rPr>
+          <w:sz w:val="24"/>
+          <w:szCs w:val="24"/>
+        </w:rPr>
+        <w:t>springframework,dc</w:t>
+      </w:r>
+      <w:proofErr w:type="spellEnd"/>
+      <w:proofErr w:type="gramEnd"/>
+      <w:r>
+        <w:rPr>
+          <w:sz w:val="24"/>
+          <w:szCs w:val="24"/>
+        </w:rPr>
+        <w:t>=org</w:t>
       </w:r>
     </w:p>
     <w:p>
@@ -13270,12 +15742,82 @@
           <w:szCs w:val="24"/>
         </w:rPr>
       </w:pPr>
-      <w:r>
-        <w:rPr>
-          <w:sz w:val="24"/>
-          <w:szCs w:val="24"/>
-        </w:rPr>
-        <w:t>spring.ldap.username=cn=admin,dc=springframework,dc=org</w:t>
+      <w:proofErr w:type="spellStart"/>
+      <w:proofErr w:type="gramStart"/>
+      <w:r>
+        <w:rPr>
+          <w:sz w:val="24"/>
+          <w:szCs w:val="24"/>
+        </w:rPr>
+        <w:t>spring.ldap</w:t>
+      </w:r>
+      <w:proofErr w:type="gramEnd"/>
+      <w:r>
+        <w:rPr>
+          <w:sz w:val="24"/>
+          <w:szCs w:val="24"/>
+        </w:rPr>
+        <w:t>.username</w:t>
+      </w:r>
+      <w:proofErr w:type="spellEnd"/>
+      <w:r>
+        <w:rPr>
+          <w:sz w:val="24"/>
+          <w:szCs w:val="24"/>
+        </w:rPr>
+        <w:t>=</w:t>
+      </w:r>
+      <w:proofErr w:type="spellStart"/>
+      <w:r>
+        <w:rPr>
+          <w:sz w:val="24"/>
+          <w:szCs w:val="24"/>
+        </w:rPr>
+        <w:t>cn</w:t>
+      </w:r>
+      <w:proofErr w:type="spellEnd"/>
+      <w:r>
+        <w:rPr>
+          <w:sz w:val="24"/>
+          <w:szCs w:val="24"/>
+        </w:rPr>
+        <w:t>=</w:t>
+      </w:r>
+      <w:proofErr w:type="spellStart"/>
+      <w:proofErr w:type="gramStart"/>
+      <w:r>
+        <w:rPr>
+          <w:sz w:val="24"/>
+          <w:szCs w:val="24"/>
+        </w:rPr>
+        <w:t>admin,dc</w:t>
+      </w:r>
+      <w:proofErr w:type="spellEnd"/>
+      <w:proofErr w:type="gramEnd"/>
+      <w:r>
+        <w:rPr>
+          <w:sz w:val="24"/>
+          <w:szCs w:val="24"/>
+        </w:rPr>
+        <w:t>=</w:t>
+      </w:r>
+      <w:proofErr w:type="spellStart"/>
+      <w:proofErr w:type="gramStart"/>
+      <w:r>
+        <w:rPr>
+          <w:sz w:val="24"/>
+          <w:szCs w:val="24"/>
+        </w:rPr>
+        <w:t>springframework,dc</w:t>
+      </w:r>
+      <w:proofErr w:type="spellEnd"/>
+      <w:proofErr w:type="gramEnd"/>
+      <w:r>
+        <w:rPr>
+          <w:sz w:val="24"/>
+          <w:szCs w:val="24"/>
+        </w:rPr>
+        <w:t>=org</w:t>
       </w:r>
     </w:p>
     <w:p>
@@ -13286,12 +15828,30 @@
           <w:szCs w:val="24"/>
         </w:rPr>
       </w:pPr>
-      <w:r>
-        <w:rPr>
-          <w:sz w:val="24"/>
-          <w:szCs w:val="24"/>
-        </w:rPr>
-        <w:t>spring.ldap.password=admin</w:t>
+      <w:proofErr w:type="spellStart"/>
+      <w:proofErr w:type="gramStart"/>
+      <w:r>
+        <w:rPr>
+          <w:sz w:val="24"/>
+          <w:szCs w:val="24"/>
+        </w:rPr>
+        <w:t>spring.ldap</w:t>
+      </w:r>
+      <w:proofErr w:type="gramEnd"/>
+      <w:r>
+        <w:rPr>
+          <w:sz w:val="24"/>
+          <w:szCs w:val="24"/>
+        </w:rPr>
+        <w:t>.password</w:t>
+      </w:r>
+      <w:proofErr w:type="spellEnd"/>
+      <w:r>
+        <w:rPr>
+          <w:sz w:val="24"/>
+          <w:szCs w:val="24"/>
+        </w:rPr>
+        <w:t>=admin</w:t>
       </w:r>
     </w:p>
     <w:p>
@@ -13318,12 +15878,55 @@
           <w:szCs w:val="24"/>
         </w:rPr>
       </w:pPr>
-      <w:r>
-        <w:rPr>
-          <w:sz w:val="24"/>
-          <w:szCs w:val="24"/>
-        </w:rPr>
-        <w:t>spring.security.ldap.user-search-filter=uid={0}</w:t>
+      <w:proofErr w:type="spellStart"/>
+      <w:proofErr w:type="gramStart"/>
+      <w:r>
+        <w:rPr>
+          <w:sz w:val="24"/>
+          <w:szCs w:val="24"/>
+        </w:rPr>
+        <w:t>spring.security</w:t>
+      </w:r>
+      <w:proofErr w:type="gramEnd"/>
+      <w:r>
+        <w:rPr>
+          <w:sz w:val="24"/>
+          <w:szCs w:val="24"/>
+        </w:rPr>
+        <w:t>.ldap.user</w:t>
+      </w:r>
+      <w:proofErr w:type="spellEnd"/>
+      <w:r>
+        <w:rPr>
+          <w:sz w:val="24"/>
+          <w:szCs w:val="24"/>
+        </w:rPr>
+        <w:t>-search-filter=</w:t>
+      </w:r>
+      <w:proofErr w:type="spellStart"/>
+      <w:r>
+        <w:rPr>
+          <w:sz w:val="24"/>
+          <w:szCs w:val="24"/>
+        </w:rPr>
+        <w:t>uid</w:t>
+      </w:r>
+      <w:proofErr w:type="spellEnd"/>
+      <w:proofErr w:type="gramStart"/>
+      <w:r>
+        <w:rPr>
+          <w:sz w:val="24"/>
+          <w:szCs w:val="24"/>
+        </w:rPr>
+        <w:t>={</w:t>
+      </w:r>
+      <w:proofErr w:type="gramEnd"/>
+      <w:r>
+        <w:rPr>
+          <w:sz w:val="24"/>
+          <w:szCs w:val="24"/>
+        </w:rPr>
+        <w:t>0}</w:t>
       </w:r>
     </w:p>
     <w:p>
@@ -13334,12 +15937,96 @@
           <w:szCs w:val="24"/>
         </w:rPr>
       </w:pPr>
-      <w:r>
-        <w:rPr>
-          <w:sz w:val="24"/>
-          <w:szCs w:val="24"/>
-        </w:rPr>
-        <w:t>spring.security.ldap.user-dn-patterns=uid={0},ou=people</w:t>
+      <w:proofErr w:type="spellStart"/>
+      <w:proofErr w:type="gramStart"/>
+      <w:r>
+        <w:rPr>
+          <w:sz w:val="24"/>
+          <w:szCs w:val="24"/>
+        </w:rPr>
+        <w:t>spring.security</w:t>
+      </w:r>
+      <w:proofErr w:type="gramEnd"/>
+      <w:r>
+        <w:rPr>
+          <w:sz w:val="24"/>
+          <w:szCs w:val="24"/>
+        </w:rPr>
+        <w:t>.ldap.user</w:t>
+      </w:r>
+      <w:proofErr w:type="spellEnd"/>
+      <w:r>
+        <w:rPr>
+          <w:sz w:val="24"/>
+          <w:szCs w:val="24"/>
+        </w:rPr>
+        <w:t>-</w:t>
+      </w:r>
+      <w:proofErr w:type="spellStart"/>
+      <w:r>
+        <w:rPr>
+          <w:sz w:val="24"/>
+          <w:szCs w:val="24"/>
+        </w:rPr>
+        <w:t>dn</w:t>
+      </w:r>
+      <w:proofErr w:type="spellEnd"/>
+      <w:r>
+        <w:rPr>
+          <w:sz w:val="24"/>
+          <w:szCs w:val="24"/>
+        </w:rPr>
+        <w:t>-patterns=</w:t>
+      </w:r>
+      <w:proofErr w:type="spellStart"/>
+      <w:r>
+        <w:rPr>
+          <w:sz w:val="24"/>
+          <w:szCs w:val="24"/>
+        </w:rPr>
+        <w:t>uid</w:t>
+      </w:r>
+      <w:proofErr w:type="spellEnd"/>
+      <w:proofErr w:type="gramStart"/>
+      <w:r>
+        <w:rPr>
+          <w:sz w:val="24"/>
+          <w:szCs w:val="24"/>
+        </w:rPr>
+        <w:t>={</w:t>
+      </w:r>
+      <w:proofErr w:type="gramEnd"/>
+      <w:r>
+        <w:rPr>
+          <w:sz w:val="24"/>
+          <w:szCs w:val="24"/>
+        </w:rPr>
+        <w:t>0</w:t>
+      </w:r>
+      <w:proofErr w:type="gramStart"/>
+      <w:r>
+        <w:rPr>
+          <w:sz w:val="24"/>
+          <w:szCs w:val="24"/>
+        </w:rPr>
+        <w:t>},</w:t>
+      </w:r>
+      <w:proofErr w:type="spellStart"/>
+      <w:r>
+        <w:rPr>
+          <w:sz w:val="24"/>
+          <w:szCs w:val="24"/>
+        </w:rPr>
+        <w:t>ou</w:t>
+      </w:r>
+      <w:proofErr w:type="spellEnd"/>
+      <w:proofErr w:type="gramEnd"/>
+      <w:r>
+        <w:rPr>
+          <w:sz w:val="24"/>
+          <w:szCs w:val="24"/>
+        </w:rPr>
+        <w:t>=people</w:t>
       </w:r>
     </w:p>
     <w:p>
@@ -13379,6 +16066,7 @@
           <w:szCs w:val="24"/>
         </w:rPr>
       </w:pPr>
+      <w:proofErr w:type="gramStart"/>
       <w:r>
         <w:rPr>
           <w:sz w:val="24"/>
@@ -13386,6 +16074,7 @@
         </w:rPr>
         <w:t>@Bean</w:t>
       </w:r>
+      <w:proofErr w:type="gramEnd"/>
     </w:p>
     <w:p>
       <w:pPr>
@@ -13400,7 +16089,48 @@
           <w:sz w:val="24"/>
           <w:szCs w:val="24"/>
         </w:rPr>
-        <w:t xml:space="preserve">    public LdapContextSource contextSource() {</w:t>
+        <w:t xml:space="preserve">    public </w:t>
+      </w:r>
+      <w:proofErr w:type="spellStart"/>
+      <w:r>
+        <w:rPr>
+          <w:sz w:val="24"/>
+          <w:szCs w:val="24"/>
+        </w:rPr>
+        <w:t>LdapContextSource</w:t>
+      </w:r>
+      <w:proofErr w:type="spellEnd"/>
+      <w:r>
+        <w:rPr>
+          <w:sz w:val="24"/>
+          <w:szCs w:val="24"/>
+        </w:rPr>
+        <w:t xml:space="preserve"> </w:t>
+      </w:r>
+      <w:proofErr w:type="spellStart"/>
+      <w:proofErr w:type="gramStart"/>
+      <w:r>
+        <w:rPr>
+          <w:sz w:val="24"/>
+          <w:szCs w:val="24"/>
+        </w:rPr>
+        <w:t>contextSource</w:t>
+      </w:r>
+      <w:proofErr w:type="spellEnd"/>
+      <w:r>
+        <w:rPr>
+          <w:sz w:val="24"/>
+          <w:szCs w:val="24"/>
+        </w:rPr>
+        <w:t>(</w:t>
+      </w:r>
+      <w:proofErr w:type="gramEnd"/>
+      <w:r>
+        <w:rPr>
+          <w:sz w:val="24"/>
+          <w:szCs w:val="24"/>
+        </w:rPr>
+        <w:t>) {</w:t>
       </w:r>
     </w:p>
     <w:p>
@@ -13416,8 +16146,58 @@
           <w:sz w:val="24"/>
           <w:szCs w:val="24"/>
         </w:rPr>
-        <w:t xml:space="preserve">        LdapContextSource contextSource = new LdapContextSource();</w:t>
-      </w:r>
+        <w:t xml:space="preserve">        </w:t>
+      </w:r>
+      <w:proofErr w:type="spellStart"/>
+      <w:r>
+        <w:rPr>
+          <w:sz w:val="24"/>
+          <w:szCs w:val="24"/>
+        </w:rPr>
+        <w:t>LdapContextSource</w:t>
+      </w:r>
+      <w:proofErr w:type="spellEnd"/>
+      <w:r>
+        <w:rPr>
+          <w:sz w:val="24"/>
+          <w:szCs w:val="24"/>
+        </w:rPr>
+        <w:t xml:space="preserve"> </w:t>
+      </w:r>
+      <w:proofErr w:type="spellStart"/>
+      <w:r>
+        <w:rPr>
+          <w:sz w:val="24"/>
+          <w:szCs w:val="24"/>
+        </w:rPr>
+        <w:t>contextSource</w:t>
+      </w:r>
+      <w:proofErr w:type="spellEnd"/>
+      <w:r>
+        <w:rPr>
+          <w:sz w:val="24"/>
+          <w:szCs w:val="24"/>
+        </w:rPr>
+        <w:t xml:space="preserve"> = new </w:t>
+      </w:r>
+      <w:proofErr w:type="spellStart"/>
+      <w:proofErr w:type="gramStart"/>
+      <w:r>
+        <w:rPr>
+          <w:sz w:val="24"/>
+          <w:szCs w:val="24"/>
+        </w:rPr>
+        <w:t>LdapContextSource</w:t>
+      </w:r>
+      <w:proofErr w:type="spellEnd"/>
+      <w:r>
+        <w:rPr>
+          <w:sz w:val="24"/>
+          <w:szCs w:val="24"/>
+        </w:rPr>
+        <w:t>();</w:t>
+      </w:r>
+      <w:proofErr w:type="gramEnd"/>
     </w:p>
     <w:p>
       <w:pPr>
@@ -13432,8 +16212,49 @@
           <w:sz w:val="24"/>
           <w:szCs w:val="24"/>
         </w:rPr>
-        <w:t xml:space="preserve">        contextSource.setUrl("ldap://localhost:8389");</w:t>
-      </w:r>
+        <w:t xml:space="preserve">        </w:t>
+      </w:r>
+      <w:proofErr w:type="spellStart"/>
+      <w:r>
+        <w:rPr>
+          <w:sz w:val="24"/>
+          <w:szCs w:val="24"/>
+        </w:rPr>
+        <w:t>contextSource.setUrl</w:t>
+      </w:r>
+      <w:proofErr w:type="spellEnd"/>
+      <w:r>
+        <w:rPr>
+          <w:sz w:val="24"/>
+          <w:szCs w:val="24"/>
+        </w:rPr>
+        <w:t>("</w:t>
+      </w:r>
+      <w:proofErr w:type="spellStart"/>
+      <w:r>
+        <w:rPr>
+          <w:sz w:val="24"/>
+          <w:szCs w:val="24"/>
+        </w:rPr>
+        <w:t>ldap</w:t>
+      </w:r>
+      <w:proofErr w:type="spellEnd"/>
+      <w:r>
+        <w:rPr>
+          <w:sz w:val="24"/>
+          <w:szCs w:val="24"/>
+        </w:rPr>
+        <w:t>://localhost:8389"</w:t>
+      </w:r>
+      <w:proofErr w:type="gramStart"/>
+      <w:r>
+        <w:rPr>
+          <w:sz w:val="24"/>
+          <w:szCs w:val="24"/>
+        </w:rPr>
+        <w:t>);</w:t>
+      </w:r>
+      <w:proofErr w:type="gramEnd"/>
     </w:p>
     <w:p>
       <w:pPr>
@@ -13448,8 +16269,51 @@
           <w:sz w:val="24"/>
           <w:szCs w:val="24"/>
         </w:rPr>
-        <w:t xml:space="preserve">        contextSource.setBase("dc=springframework,dc=org");</w:t>
-      </w:r>
+        <w:t xml:space="preserve">        </w:t>
+      </w:r>
+      <w:proofErr w:type="spellStart"/>
+      <w:r>
+        <w:rPr>
+          <w:sz w:val="24"/>
+          <w:szCs w:val="24"/>
+        </w:rPr>
+        <w:t>contextSource.setBase</w:t>
+      </w:r>
+      <w:proofErr w:type="spellEnd"/>
+      <w:r>
+        <w:rPr>
+          <w:sz w:val="24"/>
+          <w:szCs w:val="24"/>
+        </w:rPr>
+        <w:t>("dc=</w:t>
+      </w:r>
+      <w:proofErr w:type="spellStart"/>
+      <w:proofErr w:type="gramStart"/>
+      <w:r>
+        <w:rPr>
+          <w:sz w:val="24"/>
+          <w:szCs w:val="24"/>
+        </w:rPr>
+        <w:t>springframework,dc</w:t>
+      </w:r>
+      <w:proofErr w:type="spellEnd"/>
+      <w:proofErr w:type="gramEnd"/>
+      <w:r>
+        <w:rPr>
+          <w:sz w:val="24"/>
+          <w:szCs w:val="24"/>
+        </w:rPr>
+        <w:t>=org"</w:t>
+      </w:r>
+      <w:proofErr w:type="gramStart"/>
+      <w:r>
+        <w:rPr>
+          <w:sz w:val="24"/>
+          <w:szCs w:val="24"/>
+        </w:rPr>
+        <w:t>);</w:t>
+      </w:r>
+      <w:proofErr w:type="gramEnd"/>
     </w:p>
     <w:p>
       <w:pPr>
@@ -13464,8 +16328,85 @@
           <w:sz w:val="24"/>
           <w:szCs w:val="24"/>
         </w:rPr>
-        <w:t xml:space="preserve">        contextSource.setUserDn("cn=admin,dc=springframework,dc=org");</w:t>
-      </w:r>
+        <w:t xml:space="preserve">        </w:t>
+      </w:r>
+      <w:proofErr w:type="spellStart"/>
+      <w:r>
+        <w:rPr>
+          <w:sz w:val="24"/>
+          <w:szCs w:val="24"/>
+        </w:rPr>
+        <w:t>contextSource.setUserDn</w:t>
+      </w:r>
+      <w:proofErr w:type="spellEnd"/>
+      <w:r>
+        <w:rPr>
+          <w:sz w:val="24"/>
+          <w:szCs w:val="24"/>
+        </w:rPr>
+        <w:t>("</w:t>
+      </w:r>
+      <w:proofErr w:type="spellStart"/>
+      <w:r>
+        <w:rPr>
+          <w:sz w:val="24"/>
+          <w:szCs w:val="24"/>
+        </w:rPr>
+        <w:t>cn</w:t>
+      </w:r>
+      <w:proofErr w:type="spellEnd"/>
+      <w:r>
+        <w:rPr>
+          <w:sz w:val="24"/>
+          <w:szCs w:val="24"/>
+        </w:rPr>
+        <w:t>=</w:t>
+      </w:r>
+      <w:proofErr w:type="spellStart"/>
+      <w:proofErr w:type="gramStart"/>
+      <w:r>
+        <w:rPr>
+          <w:sz w:val="24"/>
+          <w:szCs w:val="24"/>
+        </w:rPr>
+        <w:t>admin,dc</w:t>
+      </w:r>
+      <w:proofErr w:type="spellEnd"/>
+      <w:proofErr w:type="gramEnd"/>
+      <w:r>
+        <w:rPr>
+          <w:sz w:val="24"/>
+          <w:szCs w:val="24"/>
+        </w:rPr>
+        <w:t>=</w:t>
+      </w:r>
+      <w:proofErr w:type="spellStart"/>
+      <w:proofErr w:type="gramStart"/>
+      <w:r>
+        <w:rPr>
+          <w:sz w:val="24"/>
+          <w:szCs w:val="24"/>
+        </w:rPr>
+        <w:t>springframework,dc</w:t>
+      </w:r>
+      <w:proofErr w:type="spellEnd"/>
+      <w:proofErr w:type="gramEnd"/>
+      <w:r>
+        <w:rPr>
+          <w:sz w:val="24"/>
+          <w:szCs w:val="24"/>
+        </w:rPr>
+        <w:t>=org"</w:t>
+      </w:r>
+      <w:proofErr w:type="gramStart"/>
+      <w:r>
+        <w:rPr>
+          <w:sz w:val="24"/>
+          <w:szCs w:val="24"/>
+        </w:rPr>
+        <w:t>);</w:t>
+      </w:r>
+      <w:proofErr w:type="gramEnd"/>
     </w:p>
     <w:p>
       <w:pPr>
@@ -13480,8 +16421,33 @@
           <w:sz w:val="24"/>
           <w:szCs w:val="24"/>
         </w:rPr>
-        <w:t xml:space="preserve">        contextSource.setPassword("admin");</w:t>
-      </w:r>
+        <w:t xml:space="preserve">        </w:t>
+      </w:r>
+      <w:proofErr w:type="spellStart"/>
+      <w:r>
+        <w:rPr>
+          <w:sz w:val="24"/>
+          <w:szCs w:val="24"/>
+        </w:rPr>
+        <w:t>contextSource.setPassword</w:t>
+      </w:r>
+      <w:proofErr w:type="spellEnd"/>
+      <w:r>
+        <w:rPr>
+          <w:sz w:val="24"/>
+          <w:szCs w:val="24"/>
+        </w:rPr>
+        <w:t>("admin"</w:t>
+      </w:r>
+      <w:proofErr w:type="gramStart"/>
+      <w:r>
+        <w:rPr>
+          <w:sz w:val="24"/>
+          <w:szCs w:val="24"/>
+        </w:rPr>
+        <w:t>);</w:t>
+      </w:r>
+      <w:proofErr w:type="gramEnd"/>
     </w:p>
     <w:p>
       <w:pPr>
@@ -13496,7 +16462,23 @@
           <w:sz w:val="24"/>
           <w:szCs w:val="24"/>
         </w:rPr>
-        <w:t xml:space="preserve">        return contextSource;}</w:t>
+        <w:t xml:space="preserve">        return </w:t>
+      </w:r>
+      <w:proofErr w:type="spellStart"/>
+      <w:r>
+        <w:rPr>
+          <w:sz w:val="24"/>
+          <w:szCs w:val="24"/>
+        </w:rPr>
+        <w:t>contextSource</w:t>
+      </w:r>
+      <w:proofErr w:type="spellEnd"/>
+      <w:r>
+        <w:rPr>
+          <w:sz w:val="24"/>
+          <w:szCs w:val="24"/>
+        </w:rPr>
+        <w:t>;}</w:t>
       </w:r>
     </w:p>
     <w:p>
@@ -13535,10 +16517,730 @@
         <w:rPr>
           <w:b/>
           <w:bCs/>
+          <w:sz w:val="24"/>
+          <w:szCs w:val="24"/>
+        </w:rPr>
+      </w:pPr>
+      <w:proofErr w:type="spellStart"/>
+      <w:r>
+        <w:rPr>
+          <w:b/>
+          <w:bCs/>
+          <w:sz w:val="24"/>
+          <w:szCs w:val="24"/>
+        </w:rPr>
+        <w:lastRenderedPageBreak/>
+        <w:t>Ques</w:t>
+      </w:r>
+      <w:proofErr w:type="spellEnd"/>
+      <w:r>
+        <w:rPr>
+          <w:b/>
+          <w:bCs/>
+          <w:sz w:val="24"/>
+          <w:szCs w:val="24"/>
+        </w:rPr>
+        <w:t xml:space="preserve">: </w:t>
+      </w:r>
+      <w:r>
+        <w:rPr>
+          <w:b/>
+          <w:bCs/>
+          <w:sz w:val="24"/>
+          <w:szCs w:val="24"/>
+        </w:rPr>
+        <w:t>How to</w:t>
+      </w:r>
+      <w:r>
+        <w:rPr>
+          <w:b/>
+          <w:bCs/>
+          <w:sz w:val="24"/>
+          <w:szCs w:val="24"/>
+        </w:rPr>
+        <w:t xml:space="preserve"> update </w:t>
+      </w:r>
+      <w:proofErr w:type="spellStart"/>
+      <w:proofErr w:type="gramStart"/>
+      <w:r>
+        <w:rPr>
+          <w:b/>
+          <w:bCs/>
+          <w:sz w:val="24"/>
+          <w:szCs w:val="24"/>
+        </w:rPr>
+        <w:t>application.properties</w:t>
+      </w:r>
+      <w:proofErr w:type="spellEnd"/>
+      <w:proofErr w:type="gramEnd"/>
+      <w:r>
+        <w:rPr>
+          <w:b/>
+          <w:bCs/>
+          <w:sz w:val="24"/>
+          <w:szCs w:val="24"/>
+        </w:rPr>
+        <w:t xml:space="preserve"> without restarting the server, you have a few options depending on your setup.</w:t>
+      </w:r>
+    </w:p>
+    <w:p>
+      <w:pPr>
+        <w:rPr>
+          <w:lang w:val="en-IN"/>
+        </w:rPr>
+      </w:pPr>
+      <w:r>
+        <w:rPr>
+          <w:sz w:val="24"/>
+          <w:szCs w:val="24"/>
+        </w:rPr>
+        <w:t xml:space="preserve">Ans: </w:t>
+      </w:r>
+      <w:r>
+        <w:rPr>
+          <w:lang w:val="en-IN"/>
+        </w:rPr>
+        <w:t>Use:</w:t>
+      </w:r>
+    </w:p>
+    <w:p>
+      <w:pPr>
+        <w:numPr>
+          <w:ilvl w:val="0"/>
+          <w:numId w:val="28"/>
+        </w:numPr>
+        <w:rPr>
+          <w:sz w:val="24"/>
+          <w:szCs w:val="24"/>
+          <w:lang w:val="en-IN"/>
+        </w:rPr>
+      </w:pPr>
+      <w:r>
+        <w:rPr>
+          <w:b/>
+          <w:bCs/>
+          <w:sz w:val="24"/>
+          <w:szCs w:val="24"/>
+          <w:lang w:val="en-IN"/>
+        </w:rPr>
+        <w:t>Spring Cloud Config Server</w:t>
+      </w:r>
+    </w:p>
+    <w:p>
+      <w:pPr>
+        <w:numPr>
+          <w:ilvl w:val="0"/>
+          <w:numId w:val="28"/>
+        </w:numPr>
+        <w:rPr>
+          <w:sz w:val="24"/>
+          <w:szCs w:val="24"/>
+          <w:lang w:val="en-IN"/>
+        </w:rPr>
+      </w:pPr>
+      <w:r>
+        <w:rPr>
+          <w:sz w:val="24"/>
+          <w:szCs w:val="24"/>
+          <w:lang w:val="en-IN"/>
+        </w:rPr>
+        <w:t>Store configs in Git</w:t>
+      </w:r>
+    </w:p>
+    <w:p>
+      <w:pPr>
+        <w:numPr>
+          <w:ilvl w:val="0"/>
+          <w:numId w:val="28"/>
+        </w:numPr>
+        <w:rPr>
+          <w:sz w:val="24"/>
+          <w:szCs w:val="24"/>
+          <w:lang w:val="en-IN"/>
+        </w:rPr>
+      </w:pPr>
+      <w:r>
+        <w:rPr>
+          <w:sz w:val="24"/>
+          <w:szCs w:val="24"/>
+          <w:lang w:val="en-IN"/>
+        </w:rPr>
+        <w:t>Refresh using /actuator/refresh</w:t>
+      </w:r>
+    </w:p>
+    <w:p>
+      <w:pPr>
+        <w:rPr>
+          <w:b/>
+          <w:bCs/>
+          <w:sz w:val="24"/>
+          <w:szCs w:val="24"/>
+        </w:rPr>
+      </w:pPr>
+      <w:proofErr w:type="spellStart"/>
+      <w:r>
+        <w:rPr>
+          <w:b/>
+          <w:bCs/>
+          <w:sz w:val="24"/>
+          <w:szCs w:val="24"/>
+        </w:rPr>
+        <w:t>Ques</w:t>
+      </w:r>
+      <w:proofErr w:type="spellEnd"/>
+      <w:r>
+        <w:rPr>
+          <w:b/>
+          <w:bCs/>
+          <w:sz w:val="24"/>
+          <w:szCs w:val="24"/>
+        </w:rPr>
+        <w:t xml:space="preserve">: </w:t>
+      </w:r>
+      <w:r>
+        <w:rPr>
+          <w:b/>
+          <w:bCs/>
+          <w:sz w:val="24"/>
+          <w:szCs w:val="24"/>
+        </w:rPr>
+        <w:t xml:space="preserve">write a </w:t>
+      </w:r>
+      <w:proofErr w:type="spellStart"/>
+      <w:r>
+        <w:rPr>
+          <w:b/>
+          <w:bCs/>
+          <w:sz w:val="24"/>
+          <w:szCs w:val="24"/>
+        </w:rPr>
+        <w:t>postmaping</w:t>
+      </w:r>
+      <w:proofErr w:type="spellEnd"/>
+      <w:r>
+        <w:rPr>
+          <w:b/>
+          <w:bCs/>
+          <w:sz w:val="24"/>
+          <w:szCs w:val="24"/>
+        </w:rPr>
+        <w:t xml:space="preserve"> method, that </w:t>
+      </w:r>
+      <w:proofErr w:type="gramStart"/>
+      <w:r>
+        <w:rPr>
+          <w:b/>
+          <w:bCs/>
+          <w:sz w:val="24"/>
+          <w:szCs w:val="24"/>
+        </w:rPr>
+        <w:t>accept</w:t>
+      </w:r>
+      <w:proofErr w:type="gramEnd"/>
+      <w:r>
+        <w:rPr>
+          <w:b/>
+          <w:bCs/>
+          <w:sz w:val="24"/>
+          <w:szCs w:val="24"/>
+        </w:rPr>
+        <w:t xml:space="preserve"> </w:t>
+      </w:r>
+      <w:proofErr w:type="spellStart"/>
+      <w:r>
+        <w:rPr>
+          <w:b/>
+          <w:bCs/>
+          <w:sz w:val="24"/>
+          <w:szCs w:val="24"/>
+        </w:rPr>
+        <w:t>json</w:t>
+      </w:r>
+      <w:proofErr w:type="spellEnd"/>
+      <w:r>
+        <w:rPr>
+          <w:b/>
+          <w:bCs/>
+          <w:sz w:val="24"/>
+          <w:szCs w:val="24"/>
+        </w:rPr>
+        <w:t xml:space="preserve"> and </w:t>
+      </w:r>
+      <w:proofErr w:type="gramStart"/>
+      <w:r>
+        <w:rPr>
+          <w:b/>
+          <w:bCs/>
+          <w:sz w:val="24"/>
+          <w:szCs w:val="24"/>
+        </w:rPr>
+        <w:t>produce</w:t>
+      </w:r>
+      <w:proofErr w:type="gramEnd"/>
+      <w:r>
+        <w:rPr>
+          <w:b/>
+          <w:bCs/>
+          <w:sz w:val="24"/>
+          <w:szCs w:val="24"/>
+        </w:rPr>
+        <w:t xml:space="preserve"> xml</w:t>
+      </w:r>
+    </w:p>
+    <w:p>
+      <w:pPr>
+        <w:rPr>
+          <w:sz w:val="24"/>
+          <w:szCs w:val="24"/>
+        </w:rPr>
+      </w:pPr>
+      <w:r>
+        <w:rPr>
+          <w:sz w:val="24"/>
+          <w:szCs w:val="24"/>
+        </w:rPr>
+        <w:drawing>
+          <wp:inline distT="0" distB="0" distL="0" distR="0" wp14:anchorId="11E763C9" wp14:editId="126F2A38">
+            <wp:extent cx="4333875" cy="2019300"/>
+            <wp:effectExtent l="0" t="0" r="0" b="0"/>
+            <wp:docPr id="1331431870" name="Picture 1"/>
+            <wp:cNvGraphicFramePr>
+              <a:graphicFrameLocks xmlns:a="http://schemas.openxmlformats.org/drawingml/2006/main" noChangeAspect="1"/>
+            </wp:cNvGraphicFramePr>
+            <a:graphic xmlns:a="http://schemas.openxmlformats.org/drawingml/2006/main">
+              <a:graphicData uri="http://schemas.openxmlformats.org/drawingml/2006/picture">
+                <pic:pic xmlns:pic="http://schemas.openxmlformats.org/drawingml/2006/picture">
+                  <pic:nvPicPr>
+                    <pic:cNvPr id="1331431870" name=""/>
+                    <pic:cNvPicPr/>
+                  </pic:nvPicPr>
+                  <pic:blipFill>
+                    <a:blip r:embed="rId7"/>
+                    <a:stretch>
+                      <a:fillRect/>
+                    </a:stretch>
+                  </pic:blipFill>
+                  <pic:spPr>
+                    <a:xfrm>
+                      <a:off x="0" y="0"/>
+                      <a:ext cx="4334488" cy="2019586"/>
+                    </a:xfrm>
+                    <a:prstGeom prst="rect">
+                      <a:avLst/>
+                    </a:prstGeom>
+                  </pic:spPr>
+                </pic:pic>
+              </a:graphicData>
+            </a:graphic>
+          </wp:inline>
+        </w:drawing>
+      </w:r>
+    </w:p>
+    <w:p>
+      <w:pPr>
+        <w:rPr>
+          <w:sz w:val="24"/>
+          <w:szCs w:val="24"/>
+        </w:rPr>
+      </w:pPr>
+    </w:p>
+    <w:p>
+      <w:pPr>
+        <w:rPr>
+          <w:sz w:val="24"/>
+          <w:szCs w:val="24"/>
+        </w:rPr>
+      </w:pPr>
+      <w:r>
+        <w:rPr>
+          <w:sz w:val="24"/>
+          <w:szCs w:val="24"/>
+        </w:rPr>
+        <w:t xml:space="preserve">Angular Version: </w:t>
+      </w:r>
+      <w:r>
+        <w:rPr>
+          <w:sz w:val="24"/>
+          <w:szCs w:val="24"/>
+        </w:rPr>
+        <w:t>18</w:t>
+      </w:r>
+    </w:p>
+    <w:p>
+      <w:pPr>
+        <w:rPr>
+          <w:sz w:val="24"/>
+          <w:szCs w:val="24"/>
+        </w:rPr>
+      </w:pPr>
+    </w:p>
+    <w:p>
+      <w:pPr>
+        <w:rPr>
+          <w:b/>
+          <w:bCs/>
+          <w:sz w:val="24"/>
+          <w:szCs w:val="24"/>
+        </w:rPr>
+      </w:pPr>
+      <w:proofErr w:type="spellStart"/>
+      <w:r>
+        <w:rPr>
+          <w:b/>
+          <w:bCs/>
+          <w:sz w:val="24"/>
+          <w:szCs w:val="24"/>
+        </w:rPr>
+        <w:t>Ques</w:t>
+      </w:r>
+      <w:proofErr w:type="spellEnd"/>
+      <w:proofErr w:type="gramStart"/>
+      <w:r>
+        <w:rPr>
+          <w:b/>
+          <w:bCs/>
+          <w:sz w:val="24"/>
+          <w:szCs w:val="24"/>
+        </w:rPr>
+        <w:t xml:space="preserve">:  </w:t>
+      </w:r>
+      <w:r>
+        <w:rPr>
+          <w:b/>
+          <w:bCs/>
+          <w:sz w:val="24"/>
+          <w:szCs w:val="24"/>
+        </w:rPr>
+        <w:t>How</w:t>
+      </w:r>
+      <w:proofErr w:type="gramEnd"/>
+      <w:r>
+        <w:rPr>
+          <w:b/>
+          <w:bCs/>
+          <w:sz w:val="24"/>
+          <w:szCs w:val="24"/>
+        </w:rPr>
+        <w:t xml:space="preserve"> to consume </w:t>
+      </w:r>
+      <w:proofErr w:type="spellStart"/>
+      <w:r>
+        <w:rPr>
+          <w:b/>
+          <w:bCs/>
+          <w:sz w:val="24"/>
+          <w:szCs w:val="24"/>
+        </w:rPr>
+        <w:t>kafka</w:t>
+      </w:r>
+      <w:proofErr w:type="spellEnd"/>
+      <w:r>
+        <w:rPr>
+          <w:b/>
+          <w:bCs/>
+          <w:sz w:val="24"/>
+          <w:szCs w:val="24"/>
+        </w:rPr>
+        <w:t xml:space="preserve"> topic.</w:t>
+      </w:r>
+    </w:p>
+    <w:p>
+      <w:pPr>
+        <w:rPr>
+          <w:sz w:val="24"/>
+          <w:szCs w:val="24"/>
+        </w:rPr>
+      </w:pPr>
+      <w:r>
+        <w:rPr>
+          <w:b/>
+          <w:bCs/>
+          <w:sz w:val="24"/>
+          <w:szCs w:val="24"/>
+        </w:rPr>
+        <w:t>@</w:t>
+      </w:r>
+      <w:proofErr w:type="gramStart"/>
+      <w:r>
+        <w:rPr>
+          <w:b/>
+          <w:bCs/>
+          <w:sz w:val="24"/>
+          <w:szCs w:val="24"/>
+        </w:rPr>
+        <w:t>KafkaListener</w:t>
+      </w:r>
+      <w:r>
+        <w:rPr>
+          <w:sz w:val="24"/>
+          <w:szCs w:val="24"/>
+        </w:rPr>
+        <w:t>(</w:t>
+      </w:r>
+      <w:proofErr w:type="gramEnd"/>
+      <w:r>
+        <w:rPr>
+          <w:sz w:val="24"/>
+          <w:szCs w:val="24"/>
+        </w:rPr>
+        <w:t xml:space="preserve">topics = "my-topic", </w:t>
+      </w:r>
+      <w:proofErr w:type="spellStart"/>
+      <w:r>
+        <w:rPr>
+          <w:sz w:val="24"/>
+          <w:szCs w:val="24"/>
+        </w:rPr>
+        <w:t>groupId</w:t>
+      </w:r>
+      <w:proofErr w:type="spellEnd"/>
+      <w:r>
+        <w:rPr>
+          <w:sz w:val="24"/>
+          <w:szCs w:val="24"/>
+        </w:rPr>
+        <w:t xml:space="preserve"> = "my-group")</w:t>
+      </w:r>
+    </w:p>
+    <w:p>
+      <w:pPr>
+        <w:rPr>
+          <w:sz w:val="24"/>
+          <w:szCs w:val="24"/>
+        </w:rPr>
+      </w:pPr>
+      <w:r>
+        <w:rPr>
+          <w:sz w:val="24"/>
+          <w:szCs w:val="24"/>
+        </w:rPr>
+        <w:t xml:space="preserve">    public void </w:t>
+      </w:r>
+      <w:proofErr w:type="gramStart"/>
+      <w:r>
+        <w:rPr>
+          <w:sz w:val="24"/>
+          <w:szCs w:val="24"/>
+        </w:rPr>
+        <w:t>listen(</w:t>
+      </w:r>
+      <w:proofErr w:type="gramEnd"/>
+      <w:r>
+        <w:rPr>
+          <w:sz w:val="24"/>
+          <w:szCs w:val="24"/>
+        </w:rPr>
+        <w:t xml:space="preserve">String </w:t>
+      </w:r>
+      <w:proofErr w:type="gramStart"/>
+      <w:r>
+        <w:rPr>
+          <w:sz w:val="24"/>
+          <w:szCs w:val="24"/>
+        </w:rPr>
+        <w:t xml:space="preserve">message) </w:t>
+      </w:r>
+      <w:r>
+        <w:rPr>
+          <w:sz w:val="24"/>
+          <w:szCs w:val="24"/>
+        </w:rPr>
+        <w:t>{</w:t>
+      </w:r>
+      <w:proofErr w:type="spellStart"/>
+      <w:proofErr w:type="gramEnd"/>
+      <w:r>
+        <w:rPr>
+          <w:sz w:val="24"/>
+          <w:szCs w:val="24"/>
+        </w:rPr>
+        <w:t>System.out.println</w:t>
+      </w:r>
+      <w:proofErr w:type="spellEnd"/>
+      <w:r>
+        <w:rPr>
+          <w:sz w:val="24"/>
+          <w:szCs w:val="24"/>
+        </w:rPr>
+        <w:t>("Received Message: " + message)</w:t>
+      </w:r>
+      <w:proofErr w:type="gramStart"/>
+      <w:r>
+        <w:rPr>
+          <w:sz w:val="24"/>
+          <w:szCs w:val="24"/>
+        </w:rPr>
+        <w:t>; }</w:t>
+      </w:r>
+      <w:proofErr w:type="gramEnd"/>
+    </w:p>
+    <w:p>
+      <w:pPr>
+        <w:rPr>
+          <w:sz w:val="24"/>
+          <w:szCs w:val="24"/>
+        </w:rPr>
+      </w:pPr>
+    </w:p>
+    <w:p>
+      <w:pPr>
+        <w:rPr>
+          <w:sz w:val="24"/>
+          <w:szCs w:val="24"/>
+        </w:rPr>
+      </w:pPr>
+      <w:proofErr w:type="spellStart"/>
+      <w:r>
+        <w:rPr>
+          <w:b/>
+          <w:bCs/>
+          <w:sz w:val="24"/>
+          <w:szCs w:val="24"/>
+        </w:rPr>
+        <w:t>kafkaTemplate.send</w:t>
+      </w:r>
+      <w:proofErr w:type="spellEnd"/>
+      <w:r>
+        <w:rPr>
+          <w:b/>
+          <w:bCs/>
+          <w:sz w:val="24"/>
+          <w:szCs w:val="24"/>
+        </w:rPr>
+        <w:t>("my-topic", user</w:t>
+      </w:r>
+      <w:proofErr w:type="gramStart"/>
+      <w:r>
+        <w:rPr>
+          <w:b/>
+          <w:bCs/>
+          <w:sz w:val="24"/>
+          <w:szCs w:val="24"/>
+        </w:rPr>
+        <w:t>)</w:t>
+      </w:r>
+      <w:r>
+        <w:rPr>
+          <w:sz w:val="24"/>
+          <w:szCs w:val="24"/>
+        </w:rPr>
+        <w:t>;</w:t>
+      </w:r>
+      <w:proofErr w:type="gramEnd"/>
+    </w:p>
+    <w:p>
+      <w:pPr>
+        <w:rPr>
+          <w:b/>
+          <w:bCs/>
           <w:sz w:val="28"/>
           <w:szCs w:val="28"/>
         </w:rPr>
       </w:pPr>
+    </w:p>
+    <w:p>
+      <w:pPr>
+        <w:rPr>
+          <w:b/>
+          <w:bCs/>
+          <w:sz w:val="28"/>
+          <w:szCs w:val="28"/>
+        </w:rPr>
+      </w:pPr>
+      <w:proofErr w:type="spellStart"/>
+      <w:r>
+        <w:rPr>
+          <w:b/>
+          <w:bCs/>
+          <w:sz w:val="28"/>
+          <w:szCs w:val="28"/>
+        </w:rPr>
+        <w:t>Ques</w:t>
+      </w:r>
+      <w:proofErr w:type="spellEnd"/>
+      <w:r>
+        <w:rPr>
+          <w:b/>
+          <w:bCs/>
+          <w:sz w:val="28"/>
+          <w:szCs w:val="28"/>
+        </w:rPr>
+        <w:t xml:space="preserve">: call </w:t>
+      </w:r>
+      <w:proofErr w:type="spellStart"/>
+      <w:r>
+        <w:rPr>
+          <w:b/>
+          <w:bCs/>
+          <w:sz w:val="28"/>
+          <w:szCs w:val="28"/>
+        </w:rPr>
+        <w:t>api</w:t>
+      </w:r>
+      <w:proofErr w:type="spellEnd"/>
+      <w:r>
+        <w:rPr>
+          <w:b/>
+          <w:bCs/>
+          <w:sz w:val="28"/>
+          <w:szCs w:val="28"/>
+        </w:rPr>
+        <w:t xml:space="preserve"> with credentials</w:t>
+      </w:r>
+    </w:p>
+    <w:p>
+      <w:pPr>
+        <w:rPr>
+          <w:b/>
+          <w:bCs/>
+          <w:sz w:val="28"/>
+          <w:szCs w:val="28"/>
+        </w:rPr>
+      </w:pPr>
+      <w:r>
+        <w:rPr>
+          <w:b/>
+          <w:bCs/>
+          <w:sz w:val="28"/>
+          <w:szCs w:val="28"/>
+        </w:rPr>
+        <w:lastRenderedPageBreak/>
+        <w:drawing>
+          <wp:inline distT="0" distB="0" distL="0" distR="0" wp14:anchorId="6D17F764" wp14:editId="080976E6">
+            <wp:extent cx="4114800" cy="1666875"/>
+            <wp:effectExtent l="0" t="0" r="0" b="9525"/>
+            <wp:docPr id="155907054" name="Picture 1"/>
+            <wp:cNvGraphicFramePr>
+              <a:graphicFrameLocks xmlns:a="http://schemas.openxmlformats.org/drawingml/2006/main" noChangeAspect="1"/>
+            </wp:cNvGraphicFramePr>
+            <a:graphic xmlns:a="http://schemas.openxmlformats.org/drawingml/2006/main">
+              <a:graphicData uri="http://schemas.openxmlformats.org/drawingml/2006/picture">
+                <pic:pic xmlns:pic="http://schemas.openxmlformats.org/drawingml/2006/picture">
+                  <pic:nvPicPr>
+                    <pic:cNvPr id="155907054" name=""/>
+                    <pic:cNvPicPr/>
+                  </pic:nvPicPr>
+                  <pic:blipFill>
+                    <a:blip r:embed="rId8"/>
+                    <a:stretch>
+                      <a:fillRect/>
+                    </a:stretch>
+                  </pic:blipFill>
+                  <pic:spPr>
+                    <a:xfrm>
+                      <a:off x="0" y="0"/>
+                      <a:ext cx="4115375" cy="1667108"/>
+                    </a:xfrm>
+                    <a:prstGeom prst="rect">
+                      <a:avLst/>
+                    </a:prstGeom>
+                  </pic:spPr>
+                </pic:pic>
+              </a:graphicData>
+            </a:graphic>
+          </wp:inline>
+        </w:drawing>
+      </w:r>
     </w:p>
     <w:sectPr>
       <w:pgSz w:w="12240" w:h="15840"/>
@@ -16042,6 +19744,155 @@
     </w:lvl>
   </w:abstractNum>
   <w:abstractNum w:abstractNumId="21" w15:restartNumberingAfterBreak="0">
+    <w:nsid w:val="75A64158"/>
+    <w:multiLevelType w:val="multilevel"/>
+    <w:tmpl w:val="16A4D8AE"/>
+    <w:lvl w:ilvl="0">
+      <w:start w:val="1"/>
+      <w:numFmt w:val="bullet"/>
+      <w:lvlText w:val=""/>
+      <w:lvlJc w:val="left"/>
+      <w:pPr>
+        <w:tabs>
+          <w:tab w:val="num" w:pos="720"/>
+        </w:tabs>
+        <w:ind w:left="720" w:hanging="360"/>
+      </w:pPr>
+      <w:rPr>
+        <w:rFonts w:ascii="Symbol" w:hAnsi="Symbol" w:hint="default"/>
+        <w:sz w:val="20"/>
+      </w:rPr>
+    </w:lvl>
+    <w:lvl w:ilvl="1" w:tentative="1">
+      <w:start w:val="1"/>
+      <w:numFmt w:val="bullet"/>
+      <w:lvlText w:val="o"/>
+      <w:lvlJc w:val="left"/>
+      <w:pPr>
+        <w:tabs>
+          <w:tab w:val="num" w:pos="1440"/>
+        </w:tabs>
+        <w:ind w:left="1440" w:hanging="360"/>
+      </w:pPr>
+      <w:rPr>
+        <w:rFonts w:ascii="Courier New" w:hAnsi="Courier New" w:hint="default"/>
+        <w:sz w:val="20"/>
+      </w:rPr>
+    </w:lvl>
+    <w:lvl w:ilvl="2" w:tentative="1">
+      <w:start w:val="1"/>
+      <w:numFmt w:val="bullet"/>
+      <w:lvlText w:val=""/>
+      <w:lvlJc w:val="left"/>
+      <w:pPr>
+        <w:tabs>
+          <w:tab w:val="num" w:pos="2160"/>
+        </w:tabs>
+        <w:ind w:left="2160" w:hanging="360"/>
+      </w:pPr>
+      <w:rPr>
+        <w:rFonts w:ascii="Wingdings" w:hAnsi="Wingdings" w:hint="default"/>
+        <w:sz w:val="20"/>
+      </w:rPr>
+    </w:lvl>
+    <w:lvl w:ilvl="3" w:tentative="1">
+      <w:start w:val="1"/>
+      <w:numFmt w:val="bullet"/>
+      <w:lvlText w:val=""/>
+      <w:lvlJc w:val="left"/>
+      <w:pPr>
+        <w:tabs>
+          <w:tab w:val="num" w:pos="2880"/>
+        </w:tabs>
+        <w:ind w:left="2880" w:hanging="360"/>
+      </w:pPr>
+      <w:rPr>
+        <w:rFonts w:ascii="Wingdings" w:hAnsi="Wingdings" w:hint="default"/>
+        <w:sz w:val="20"/>
+      </w:rPr>
+    </w:lvl>
+    <w:lvl w:ilvl="4" w:tentative="1">
+      <w:start w:val="1"/>
+      <w:numFmt w:val="bullet"/>
+      <w:lvlText w:val=""/>
+      <w:lvlJc w:val="left"/>
+      <w:pPr>
+        <w:tabs>
+          <w:tab w:val="num" w:pos="3600"/>
+        </w:tabs>
+        <w:ind w:left="3600" w:hanging="360"/>
+      </w:pPr>
+      <w:rPr>
+        <w:rFonts w:ascii="Wingdings" w:hAnsi="Wingdings" w:hint="default"/>
+        <w:sz w:val="20"/>
+      </w:rPr>
+    </w:lvl>
+    <w:lvl w:ilvl="5" w:tentative="1">
+      <w:start w:val="1"/>
+      <w:numFmt w:val="bullet"/>
+      <w:lvlText w:val=""/>
+      <w:lvlJc w:val="left"/>
+      <w:pPr>
+        <w:tabs>
+          <w:tab w:val="num" w:pos="4320"/>
+        </w:tabs>
+        <w:ind w:left="4320" w:hanging="360"/>
+      </w:pPr>
+      <w:rPr>
+        <w:rFonts w:ascii="Wingdings" w:hAnsi="Wingdings" w:hint="default"/>
+        <w:sz w:val="20"/>
+      </w:rPr>
+    </w:lvl>
+    <w:lvl w:ilvl="6" w:tentative="1">
+      <w:start w:val="1"/>
+      <w:numFmt w:val="bullet"/>
+      <w:lvlText w:val=""/>
+      <w:lvlJc w:val="left"/>
+      <w:pPr>
+        <w:tabs>
+          <w:tab w:val="num" w:pos="5040"/>
+        </w:tabs>
+        <w:ind w:left="5040" w:hanging="360"/>
+      </w:pPr>
+      <w:rPr>
+        <w:rFonts w:ascii="Wingdings" w:hAnsi="Wingdings" w:hint="default"/>
+        <w:sz w:val="20"/>
+      </w:rPr>
+    </w:lvl>
+    <w:lvl w:ilvl="7" w:tentative="1">
+      <w:start w:val="1"/>
+      <w:numFmt w:val="bullet"/>
+      <w:lvlText w:val=""/>
+      <w:lvlJc w:val="left"/>
+      <w:pPr>
+        <w:tabs>
+          <w:tab w:val="num" w:pos="5760"/>
+        </w:tabs>
+        <w:ind w:left="5760" w:hanging="360"/>
+      </w:pPr>
+      <w:rPr>
+        <w:rFonts w:ascii="Wingdings" w:hAnsi="Wingdings" w:hint="default"/>
+        <w:sz w:val="20"/>
+      </w:rPr>
+    </w:lvl>
+    <w:lvl w:ilvl="8" w:tentative="1">
+      <w:start w:val="1"/>
+      <w:numFmt w:val="bullet"/>
+      <w:lvlText w:val=""/>
+      <w:lvlJc w:val="left"/>
+      <w:pPr>
+        <w:tabs>
+          <w:tab w:val="num" w:pos="6480"/>
+        </w:tabs>
+        <w:ind w:left="6480" w:hanging="360"/>
+      </w:pPr>
+      <w:rPr>
+        <w:rFonts w:ascii="Wingdings" w:hAnsi="Wingdings" w:hint="default"/>
+        <w:sz w:val="20"/>
+      </w:rPr>
+    </w:lvl>
+  </w:abstractNum>
+  <w:abstractNum w:abstractNumId="22" w15:restartNumberingAfterBreak="0">
     <w:nsid w:val="7AF96C42"/>
     <w:multiLevelType w:val="hybridMultilevel"/>
     <w:tmpl w:val="EAEE3148"/>
@@ -16130,7 +19981,7 @@
       </w:pPr>
     </w:lvl>
   </w:abstractNum>
-  <w:abstractNum w:abstractNumId="22" w15:restartNumberingAfterBreak="0">
+  <w:abstractNum w:abstractNumId="23" w15:restartNumberingAfterBreak="0">
     <w:nsid w:val="7DB8425A"/>
     <w:multiLevelType w:val="multilevel"/>
     <w:tmpl w:val="81DE9E22"/>
@@ -16397,7 +20248,7 @@
     <w:abstractNumId w:val="4"/>
   </w:num>
   <w:num w:numId="18" w16cid:durableId="13767606">
-    <w:abstractNumId w:val="22"/>
+    <w:abstractNumId w:val="23"/>
   </w:num>
   <w:num w:numId="19" w16cid:durableId="1286617591">
     <w:abstractNumId w:val="1"/>
@@ -16421,10 +20272,13 @@
     <w:abstractNumId w:val="3"/>
   </w:num>
   <w:num w:numId="26" w16cid:durableId="1684937839">
-    <w:abstractNumId w:val="21"/>
+    <w:abstractNumId w:val="22"/>
   </w:num>
   <w:num w:numId="27" w16cid:durableId="2078552786">
     <w:abstractNumId w:val="16"/>
+  </w:num>
+  <w:num w:numId="28" w16cid:durableId="60252738">
+    <w:abstractNumId w:val="21"/>
   </w:num>
 </w:numbering>
 </file>
